--- a/INFORME_AUDITORIA.docx
+++ b/INFORME_AUDITORIA.docx
@@ -127,7 +127,7 @@
         <w:t xml:space="preserve"> </w:t>
       </w:r>
       <w:r>
-        <w:t xml:space="preserve">1.0</w:t>
+        <w:t xml:space="preserve">1.1</w:t>
       </w:r>
       <w:r>
         <w:t xml:space="preserve"> </w:t>
@@ -223,7 +223,7 @@
         <w:t xml:space="preserve"> </w:t>
       </w:r>
       <w:r>
-        <w:t xml:space="preserve">1.0</w:t>
+        <w:t xml:space="preserve">1.1 (revision ampliada)</w:t>
       </w:r>
       <w:r>
         <w:t xml:space="preserve"> </w:t>
@@ -396,12 +396,134 @@
         <w:t xml:space="preserve">version del APK no debe repartirse.</w:t>
       </w:r>
     </w:p>
+    <w:bookmarkEnd w:id="20"/>
+    <w:bookmarkStart w:id="21" w:name="correccion-de-la-version-1.0"/>
+    <w:p>
+      <w:pPr>
+        <w:pStyle w:val="Heading2"/>
+      </w:pPr>
+      <w:r>
+        <w:rPr>
+          <w:rStyle w:val="SectionNumber"/>
+        </w:rPr>
+        <w:t xml:space="preserve">0.2</w:t>
+      </w:r>
+      <w:r>
+        <w:tab/>
+      </w:r>
+      <w:r>
+        <w:t xml:space="preserve">⚠️ Correccion de la version 1.0</w:t>
+      </w:r>
+    </w:p>
+    <w:p>
+      <w:pPr>
+        <w:pStyle w:val="FirstParagraph"/>
+      </w:pPr>
+      <w:r>
+        <w:t xml:space="preserve">La documentacion de la API ruta por ruta destapo</w:t>
+      </w:r>
+      <w:r>
+        <w:t xml:space="preserve"> </w:t>
+      </w:r>
+      <w:r>
+        <w:rPr>
+          <w:b/>
+          <w:bCs/>
+        </w:rPr>
+        <w:t xml:space="preserve">una toma de cuentas</w:t>
+      </w:r>
+      <w:r>
+        <w:t xml:space="preserve"> </w:t>
+      </w:r>
+      <w:r>
+        <w:t xml:space="preserve">que la</w:t>
+      </w:r>
+      <w:r>
+        <w:t xml:space="preserve"> </w:t>
+      </w:r>
+      <w:r>
+        <w:t xml:space="preserve">primera pasada no vio:</w:t>
+      </w:r>
+      <w:r>
+        <w:t xml:space="preserve"> </w:t>
+      </w:r>
+      <w:r>
+        <w:rPr>
+          <w:rStyle w:val="VerbatimChar"/>
+        </w:rPr>
+        <w:t xml:space="preserve">POST /api/procesar_paswchg</w:t>
+      </w:r>
+      <w:r>
+        <w:t xml:space="preserve"> </w:t>
+      </w:r>
+      <w:r>
+        <w:t xml:space="preserve">es publico y</w:t>
+      </w:r>
+      <w:r>
+        <w:t xml:space="preserve"> </w:t>
+      </w:r>
+      <w:r>
+        <w:rPr>
+          <w:b/>
+          <w:bCs/>
+        </w:rPr>
+        <w:t xml:space="preserve">cambia la</w:t>
+      </w:r>
+      <w:r>
+        <w:rPr>
+          <w:b/>
+          <w:bCs/>
+        </w:rPr>
+        <w:t xml:space="preserve"> </w:t>
+      </w:r>
+      <w:r>
+        <w:rPr>
+          <w:b/>
+          <w:bCs/>
+        </w:rPr>
+        <w:t xml:space="preserve">contrasena de cualquier usuario sin validar ningun token</w:t>
+      </w:r>
+      <w:r>
+        <w:t xml:space="preserve">. Basta el</w:t>
+      </w:r>
+      <w:r>
+        <w:t xml:space="preserve"> </w:t>
+      </w:r>
+      <w:r>
+        <w:rPr>
+          <w:rStyle w:val="VerbatimChar"/>
+        </w:rPr>
+        <w:t xml:space="preserve">user_id</w:t>
+      </w:r>
+      <w:r>
+        <w:t xml:space="preserve">,</w:t>
+      </w:r>
+      <w:r>
+        <w:t xml:space="preserve"> </w:t>
+      </w:r>
+      <w:r>
+        <w:t xml:space="preserve">que es un entero secuencial.</w:t>
+      </w:r>
+    </w:p>
     <w:p>
       <w:pPr>
         <w:pStyle w:val="BodyText"/>
       </w:pPr>
       <w:r>
-        <w:t xml:space="preserve">El problema es de exposicion, y es grave:</w:t>
+        <w:t xml:space="preserve">Eso desplaza la prioridad:</w:t>
+      </w:r>
+      <w:r>
+        <w:t xml:space="preserve"> </w:t>
+      </w:r>
+      <w:r>
+        <w:rPr>
+          <w:b/>
+          <w:bCs/>
+        </w:rPr>
+        <w:t xml:space="preserve">por delante incluso de activar HTTPS</w:t>
+      </w:r>
+      <w:r>
+        <w:t xml:space="preserve">.</w:t>
       </w:r>
     </w:p>
     <w:p>
@@ -409,11 +531,152 @@
         <w:pStyle w:val="BodyText"/>
       </w:pPr>
       <w:r>
-        <w:rPr>
-          <w:b/>
-          <w:bCs/>
-        </w:rPr>
-        <w:t xml:space="preserve">Datos biometricos de 880 personas viajan por internet sin cifrar.</w:t>
+        <w:t xml:space="preserve">La primera pasada reviso configuracion, exposicion, Docker y secretos. Lo que</w:t>
+      </w:r>
+      <w:r>
+        <w:t xml:space="preserve"> </w:t>
+      </w:r>
+      <w:r>
+        <w:t xml:space="preserve">no reviso fue el codigo de cada controlador.</w:t>
+      </w:r>
+    </w:p>
+    <w:bookmarkEnd w:id="21"/>
+    <w:bookmarkStart w:id="22" w:name="el-problema-ahora-en-dos-frentes"/>
+    <w:p>
+      <w:pPr>
+        <w:pStyle w:val="Heading2"/>
+      </w:pPr>
+      <w:r>
+        <w:rPr>
+          <w:rStyle w:val="SectionNumber"/>
+        </w:rPr>
+        <w:t xml:space="preserve">0.3</w:t>
+      </w:r>
+      <w:r>
+        <w:tab/>
+      </w:r>
+      <w:r>
+        <w:t xml:space="preserve">El problema, ahora en dos frentes</w:t>
+      </w:r>
+    </w:p>
+    <w:p>
+      <w:pPr>
+        <w:pStyle w:val="FirstParagraph"/>
+      </w:pPr>
+      <w:r>
+        <w:rPr>
+          <w:b/>
+          <w:bCs/>
+        </w:rPr>
+        <w:t xml:space="preserve">Primero: cualquiera puede tomar cualquier cuenta.</w:t>
+      </w:r>
+      <w:r>
+        <w:t xml:space="preserve"> </w:t>
+      </w:r>
+      <w:r>
+        <w:rPr>
+          <w:rStyle w:val="VerbatimChar"/>
+        </w:rPr>
+        <w:t xml:space="preserve">POST /api/procesar_paswchg</w:t>
+      </w:r>
+      <w:r>
+        <w:t xml:space="preserve"> </w:t>
+      </w:r>
+      <w:r>
+        <w:t xml:space="preserve">no exige autenticacion y no comprueba el token de recuperacion que el propio</w:t>
+      </w:r>
+      <w:r>
+        <w:t xml:space="preserve"> </w:t>
+      </w:r>
+      <w:r>
+        <w:t xml:space="preserve">sistema emite. Una peticion con</w:t>
+      </w:r>
+      <w:r>
+        <w:t xml:space="preserve"> </w:t>
+      </w:r>
+      <w:r>
+        <w:rPr>
+          <w:rStyle w:val="VerbatimChar"/>
+        </w:rPr>
+        <w:t xml:space="preserve">{"user_id":1,"password":"...","password2":"..."}</w:t>
+      </w:r>
+      <w:r>
+        <w:t xml:space="preserve"> </w:t>
+      </w:r>
+      <w:r>
+        <w:t xml:space="preserve">cambia la contrasena de ese usuario. Y</w:t>
+      </w:r>
+      <w:r>
+        <w:t xml:space="preserve"> </w:t>
+      </w:r>
+      <w:r>
+        <w:rPr>
+          <w:rStyle w:val="VerbatimChar"/>
+        </w:rPr>
+        <w:t xml:space="preserve">POST /api/solicitud_paswchg</w:t>
+      </w:r>
+      <w:r>
+        <w:t xml:space="preserve">, tambien</w:t>
+      </w:r>
+      <w:r>
+        <w:t xml:space="preserve"> </w:t>
+      </w:r>
+      <w:r>
+        <w:t xml:space="preserve">publico,</w:t>
+      </w:r>
+      <w:r>
+        <w:t xml:space="preserve"> </w:t>
+      </w:r>
+      <w:r>
+        <w:rPr>
+          <w:b/>
+          <w:bCs/>
+        </w:rPr>
+        <w:t xml:space="preserve">devuelve el token y el</w:t>
+      </w:r>
+      <w:r>
+        <w:rPr>
+          <w:b/>
+          <w:bCs/>
+        </w:rPr>
+        <w:t xml:space="preserve"> </w:t>
+      </w:r>
+      <w:r>
+        <w:rPr>
+          <w:rStyle w:val="VerbatimChar"/>
+          <w:b/>
+          <w:bCs/>
+        </w:rPr>
+        <w:t xml:space="preserve">user_id</w:t>
+      </w:r>
+      <w:r>
+        <w:rPr>
+          <w:b/>
+          <w:bCs/>
+        </w:rPr>
+        <w:t xml:space="preserve"> </w:t>
+      </w:r>
+      <w:r>
+        <w:rPr>
+          <w:b/>
+          <w:bCs/>
+        </w:rPr>
+        <w:t xml:space="preserve">en la respuesta</w:t>
+      </w:r>
+      <w:r>
+        <w:t xml:space="preserve">.</w:t>
+      </w:r>
+    </w:p>
+    <w:p>
+      <w:pPr>
+        <w:pStyle w:val="BodyText"/>
+      </w:pPr>
+      <w:r>
+        <w:rPr>
+          <w:b/>
+          <w:bCs/>
+        </w:rPr>
+        <w:t xml:space="preserve">Segundo: datos biometricos de 880 personas viajan por internet sin cifrar.</w:t>
       </w:r>
       <w:r>
         <w:t xml:space="preserve"> </w:t>
@@ -605,8 +868,8 @@
         <w:t xml:space="preserve">activarlo.</w:t>
       </w:r>
     </w:p>
-    <w:bookmarkEnd w:id="20"/>
-    <w:bookmarkStart w:id="21" w:name="estado-general"/>
+    <w:bookmarkEnd w:id="22"/>
+    <w:bookmarkStart w:id="23" w:name="estado-general"/>
     <w:p>
       <w:pPr>
         <w:pStyle w:val="Heading2"/>
@@ -615,7 +878,7 @@
         <w:rPr>
           <w:rStyle w:val="SectionNumber"/>
         </w:rPr>
-        <w:t xml:space="preserve">0.2</w:t>
+        <w:t xml:space="preserve">0.4</w:t>
       </w:r>
       <w:r>
         <w:tab/>
@@ -656,8 +919,8 @@
         <w:t xml:space="preserve">respaldo, no por la calidad de su construccion.</w:t>
       </w:r>
     </w:p>
-    <w:bookmarkEnd w:id="21"/>
-    <w:bookmarkStart w:id="22" w:name="arquitectura"/>
+    <w:bookmarkEnd w:id="23"/>
+    <w:bookmarkStart w:id="24" w:name="arquitectura"/>
     <w:p>
       <w:pPr>
         <w:pStyle w:val="Heading2"/>
@@ -666,7 +929,7 @@
         <w:rPr>
           <w:rStyle w:val="SectionNumber"/>
         </w:rPr>
-        <w:t xml:space="preserve">0.3</w:t>
+        <w:t xml:space="preserve">0.5</w:t>
       </w:r>
       <w:r>
         <w:tab/>
@@ -695,8 +958,8 @@
         <w:t xml:space="preserve">la base heredada V1.</w:t>
       </w:r>
     </w:p>
-    <w:bookmarkEnd w:id="22"/>
-    <w:bookmarkStart w:id="23" w:name="codigo"/>
+    <w:bookmarkEnd w:id="24"/>
+    <w:bookmarkStart w:id="25" w:name="codigo"/>
     <w:p>
       <w:pPr>
         <w:pStyle w:val="Heading2"/>
@@ -705,7 +968,7 @@
         <w:rPr>
           <w:rStyle w:val="SectionNumber"/>
         </w:rPr>
-        <w:t xml:space="preserve">0.4</w:t>
+        <w:t xml:space="preserve">0.6</w:t>
       </w:r>
       <w:r>
         <w:tab/>
@@ -734,8 +997,8 @@
         <w:t xml:space="preserve">modularizacion permite que la API movil evolucione sin arrastrar al portal.</w:t>
       </w:r>
     </w:p>
-    <w:bookmarkEnd w:id="23"/>
-    <w:bookmarkStart w:id="24" w:name="docker"/>
+    <w:bookmarkEnd w:id="25"/>
+    <w:bookmarkStart w:id="26" w:name="docker"/>
     <w:p>
       <w:pPr>
         <w:pStyle w:val="Heading2"/>
@@ -744,7 +1007,7 @@
         <w:rPr>
           <w:rStyle w:val="SectionNumber"/>
         </w:rPr>
-        <w:t xml:space="preserve">0.5</w:t>
+        <w:t xml:space="preserve">0.7</w:t>
       </w:r>
       <w:r>
         <w:tab/>
@@ -876,8 +1139,8 @@
         <w:t xml:space="preserve">.</w:t>
       </w:r>
     </w:p>
-    <w:bookmarkEnd w:id="24"/>
-    <w:bookmarkStart w:id="25" w:name="base-de-datos"/>
+    <w:bookmarkEnd w:id="26"/>
+    <w:bookmarkStart w:id="27" w:name="base-de-datos"/>
     <w:p>
       <w:pPr>
         <w:pStyle w:val="Heading2"/>
@@ -886,7 +1149,7 @@
         <w:rPr>
           <w:rStyle w:val="SectionNumber"/>
         </w:rPr>
-        <w:t xml:space="preserve">0.6</w:t>
+        <w:t xml:space="preserve">0.8</w:t>
       </w:r>
       <w:r>
         <w:tab/>
@@ -948,8 +1211,8 @@
         <w:t xml:space="preserve">: es el trabajo pendiente mas grande.</w:t>
       </w:r>
     </w:p>
-    <w:bookmarkEnd w:id="25"/>
-    <w:bookmarkStart w:id="26" w:name="seguridad"/>
+    <w:bookmarkEnd w:id="27"/>
+    <w:bookmarkStart w:id="28" w:name="seguridad"/>
     <w:p>
       <w:pPr>
         <w:pStyle w:val="Heading2"/>
@@ -958,7 +1221,7 @@
         <w:rPr>
           <w:rStyle w:val="SectionNumber"/>
         </w:rPr>
-        <w:t xml:space="preserve">0.7</w:t>
+        <w:t xml:space="preserve">0.9</w:t>
       </w:r>
       <w:r>
         <w:tab/>
@@ -972,11 +1235,78 @@
         <w:pStyle w:val="FirstParagraph"/>
       </w:pPr>
       <w:r>
-        <w:t xml:space="preserve">1 critico, 2 altos, 3 medios. El critico es la exposicion sin cifrar.</w:t>
-      </w:r>
-    </w:p>
-    <w:bookmarkEnd w:id="26"/>
-    <w:bookmarkStart w:id="27" w:name="documentacion"/>
+        <w:rPr>
+          <w:b/>
+          <w:bCs/>
+        </w:rPr>
+        <w:t xml:space="preserve">2 criticos</w:t>
+      </w:r>
+      <w:r>
+        <w:t xml:space="preserve">, 2 altos, 4 medios. El primero es la toma de cuentas; el segundo,</w:t>
+      </w:r>
+      <w:r>
+        <w:t xml:space="preserve"> </w:t>
+      </w:r>
+      <w:r>
+        <w:t xml:space="preserve">la exposicion sin cifrar.</w:t>
+      </w:r>
+    </w:p>
+    <w:p>
+      <w:pPr>
+        <w:pStyle w:val="BodyText"/>
+      </w:pPr>
+      <w:r>
+        <w:t xml:space="preserve">Lo que</w:t>
+      </w:r>
+      <w:r>
+        <w:t xml:space="preserve"> </w:t>
+      </w:r>
+      <w:r>
+        <w:rPr>
+          <w:b/>
+          <w:bCs/>
+        </w:rPr>
+        <w:t xml:space="preserve">si</w:t>
+      </w:r>
+      <w:r>
+        <w:t xml:space="preserve"> </w:t>
+      </w:r>
+      <w:r>
+        <w:t xml:space="preserve">esta bien resuelto: el login (Hash::check, estado, gestion y rol</w:t>
+      </w:r>
+      <w:r>
+        <w:t xml:space="preserve"> </w:t>
+      </w:r>
+      <w:r>
+        <w:t xml:space="preserve">antes de emitir el token), el webhook de WhatsApp (</w:t>
+      </w:r>
+      <w:r>
+        <w:rPr>
+          <w:rStyle w:val="VerbatimChar"/>
+        </w:rPr>
+        <w:t xml:space="preserve">hash_equals</w:t>
+      </w:r>
+      <w:r>
+        <w:t xml:space="preserve"> </w:t>
+      </w:r>
+      <w:r>
+        <w:t xml:space="preserve">y 404 sin</w:t>
+      </w:r>
+      <w:r>
+        <w:t xml:space="preserve"> </w:t>
+      </w:r>
+      <w:r>
+        <w:t xml:space="preserve">token configurado — la mejor implementacion del servidor), y que solo 4 de 55</w:t>
+      </w:r>
+      <w:r>
+        <w:t xml:space="preserve"> </w:t>
+      </w:r>
+      <w:r>
+        <w:t xml:space="preserve">rutas sean publicas.</w:t>
+      </w:r>
+    </w:p>
+    <w:bookmarkEnd w:id="28"/>
+    <w:bookmarkStart w:id="29" w:name="documentacion"/>
     <w:p>
       <w:pPr>
         <w:pStyle w:val="Heading2"/>
@@ -985,7 +1315,7 @@
         <w:rPr>
           <w:rStyle w:val="SectionNumber"/>
         </w:rPr>
-        <w:t xml:space="preserve">0.8</w:t>
+        <w:t xml:space="preserve">0.10</w:t>
       </w:r>
       <w:r>
         <w:tab/>
@@ -1058,8 +1388,8 @@
         <w:t xml:space="preserve">.</w:t>
       </w:r>
     </w:p>
-    <w:bookmarkEnd w:id="27"/>
-    <w:bookmarkStart w:id="28" w:name="backup"/>
+    <w:bookmarkEnd w:id="29"/>
+    <w:bookmarkStart w:id="30" w:name="backup"/>
     <w:p>
       <w:pPr>
         <w:pStyle w:val="Heading2"/>
@@ -1068,7 +1398,7 @@
         <w:rPr>
           <w:rStyle w:val="SectionNumber"/>
         </w:rPr>
-        <w:t xml:space="preserve">0.9</w:t>
+        <w:t xml:space="preserve">0.11</w:t>
       </w:r>
       <w:r>
         <w:tab/>
@@ -1117,8 +1447,8 @@
         <w:t xml:space="preserve">.</w:t>
       </w:r>
     </w:p>
-    <w:bookmarkEnd w:id="28"/>
-    <w:bookmarkStart w:id="29" w:name="operacion"/>
+    <w:bookmarkEnd w:id="30"/>
+    <w:bookmarkStart w:id="31" w:name="operacion"/>
     <w:p>
       <w:pPr>
         <w:pStyle w:val="Heading2"/>
@@ -1127,7 +1457,7 @@
         <w:rPr>
           <w:rStyle w:val="SectionNumber"/>
         </w:rPr>
-        <w:t xml:space="preserve">0.10</w:t>
+        <w:t xml:space="preserve">0.12</w:t>
       </w:r>
       <w:r>
         <w:tab/>
@@ -1144,8 +1474,8 @@
         <w:t xml:space="preserve">Unico sistema expuesto a internet. Sin monitoreo. Healthcheck solo en la base.</w:t>
       </w:r>
     </w:p>
-    <w:bookmarkEnd w:id="29"/>
-    <w:bookmarkStart w:id="30" w:name="mobile"/>
+    <w:bookmarkEnd w:id="31"/>
+    <w:bookmarkStart w:id="32" w:name="mobile"/>
     <w:p>
       <w:pPr>
         <w:pStyle w:val="Heading2"/>
@@ -1154,7 +1484,7 @@
         <w:rPr>
           <w:rStyle w:val="SectionNumber"/>
         </w:rPr>
-        <w:t xml:space="preserve">0.11</w:t>
+        <w:t xml:space="preserve">0.13</w:t>
       </w:r>
       <w:r>
         <w:tab/>
@@ -1268,8 +1598,8 @@
         <w:t xml:space="preserve">tablets fueron actualizadas.</w:t>
       </w:r>
     </w:p>
-    <w:bookmarkEnd w:id="30"/>
-    <w:bookmarkStart w:id="31" w:name="riesgos"/>
+    <w:bookmarkEnd w:id="32"/>
+    <w:bookmarkStart w:id="33" w:name="riesgos"/>
     <w:p>
       <w:pPr>
         <w:pStyle w:val="Heading2"/>
@@ -1278,7 +1608,7 @@
         <w:rPr>
           <w:rStyle w:val="SectionNumber"/>
         </w:rPr>
-        <w:t xml:space="preserve">0.12</w:t>
+        <w:t xml:space="preserve">0.14</w:t>
       </w:r>
       <w:r>
         <w:tab/>
@@ -1367,6 +1697,78 @@
                 <w:b/>
                 <w:bCs/>
               </w:rPr>
+              <w:t xml:space="preserve">Toma de cualquier cuenta, incluida la administrativa</w:t>
+            </w:r>
+          </w:p>
+        </w:tc>
+        <w:tc>
+          <w:tcPr/>
+          <w:p>
+            <w:pPr>
+              <w:pStyle w:val="Compact"/>
+              <w:jc w:val="left"/>
+            </w:pPr>
+            <w:r>
+              <w:rPr>
+                <w:b/>
+                <w:bCs/>
+              </w:rPr>
+              <w:t xml:space="preserve">alta</w:t>
+            </w:r>
+          </w:p>
+        </w:tc>
+        <w:tc>
+          <w:tcPr/>
+          <w:p>
+            <w:pPr>
+              <w:pStyle w:val="Compact"/>
+              <w:jc w:val="left"/>
+            </w:pPr>
+            <w:r>
+              <w:rPr>
+                <w:b/>
+                <w:bCs/>
+              </w:rPr>
+              <w:t xml:space="preserve">muy alto</w:t>
+            </w:r>
+          </w:p>
+        </w:tc>
+        <w:tc>
+          <w:tcPr/>
+          <w:p>
+            <w:pPr>
+              <w:pStyle w:val="Compact"/>
+              <w:jc w:val="left"/>
+            </w:pPr>
+            <w:r>
+              <w:rPr>
+                <w:b/>
+                <w:bCs/>
+              </w:rPr>
+              <w:t xml:space="preserve">muy alta</w:t>
+            </w:r>
+            <w:r>
+              <w:t xml:space="preserve"> </w:t>
+            </w:r>
+            <w:r>
+              <w:t xml:space="preserve">— endpoint publico en internet</w:t>
+            </w:r>
+          </w:p>
+        </w:tc>
+      </w:tr>
+      <w:tr>
+        <w:tc>
+          <w:tcPr/>
+          <w:p>
+            <w:pPr>
+              <w:pStyle w:val="Compact"/>
+              <w:jc w:val="left"/>
+            </w:pPr>
+            <w:r>
+              <w:rPr>
+                <w:b/>
+                <w:bCs/>
+              </w:rPr>
               <w:t xml:space="preserve">Interceptacion de biometria y credenciales</w:t>
             </w:r>
           </w:p>
@@ -1725,8 +2127,8 @@
         </w:tc>
       </w:tr>
     </w:tbl>
-    <w:bookmarkEnd w:id="31"/>
-    <w:bookmarkStart w:id="37" w:name="inconsistencias"/>
+    <w:bookmarkEnd w:id="33"/>
+    <w:bookmarkStart w:id="39" w:name="inconsistencias"/>
     <w:p>
       <w:pPr>
         <w:pStyle w:val="Heading2"/>
@@ -1735,7 +2137,7 @@
         <w:rPr>
           <w:rStyle w:val="SectionNumber"/>
         </w:rPr>
-        <w:t xml:space="preserve">0.13</w:t>
+        <w:t xml:space="preserve">0.15</w:t>
       </w:r>
       <w:r>
         <w:tab/>
@@ -1744,7 +2146,7 @@
         <w:t xml:space="preserve">Inconsistencias</w:t>
       </w:r>
     </w:p>
-    <w:bookmarkStart w:id="32" w:name="X2a6384a16d09ba5f93ecc247053b08ca6070f54"/>
+    <w:bookmarkStart w:id="34" w:name="X2a6384a16d09ba5f93ecc247053b08ca6070f54"/>
     <w:p>
       <w:pPr>
         <w:pStyle w:val="Heading3"/>
@@ -1753,7 +2155,7 @@
         <w:rPr>
           <w:rStyle w:val="SectionNumber"/>
         </w:rPr>
-        <w:t xml:space="preserve">0.13.1</w:t>
+        <w:t xml:space="preserve">0.15.1</w:t>
       </w:r>
       <w:r>
         <w:tab/>
@@ -1870,8 +2272,8 @@
         <w:t xml:space="preserve">se uso.</w:t>
       </w:r>
     </w:p>
-    <w:bookmarkEnd w:id="32"/>
-    <w:bookmarkStart w:id="33" w:name="X51d57716ecd194516a4ccf4d08cf285a958b0ba"/>
+    <w:bookmarkEnd w:id="34"/>
+    <w:bookmarkStart w:id="35" w:name="X51d57716ecd194516a4ccf4d08cf285a958b0ba"/>
     <w:p>
       <w:pPr>
         <w:pStyle w:val="Heading3"/>
@@ -1880,7 +2282,7 @@
         <w:rPr>
           <w:rStyle w:val="SectionNumber"/>
         </w:rPr>
-        <w:t xml:space="preserve">0.13.2</w:t>
+        <w:t xml:space="preserve">0.15.2</w:t>
       </w:r>
       <w:r>
         <w:tab/>
@@ -1955,8 +2357,8 @@
         <w:t xml:space="preserve">medio.</w:t>
       </w:r>
     </w:p>
-    <w:bookmarkEnd w:id="33"/>
-    <w:bookmarkStart w:id="34" w:name="Xbadf0a57ac7c39b235818ef8ff96f0fb12df1e2"/>
+    <w:bookmarkEnd w:id="35"/>
+    <w:bookmarkStart w:id="36" w:name="Xbadf0a57ac7c39b235818ef8ff96f0fb12df1e2"/>
     <w:p>
       <w:pPr>
         <w:pStyle w:val="Heading3"/>
@@ -1965,7 +2367,7 @@
         <w:rPr>
           <w:rStyle w:val="SectionNumber"/>
         </w:rPr>
-        <w:t xml:space="preserve">0.13.3</w:t>
+        <w:t xml:space="preserve">0.15.3</w:t>
       </w:r>
       <w:r>
         <w:tab/>
@@ -2034,8 +2436,8 @@
         <w:t xml:space="preserve">como referencia.</w:t>
       </w:r>
     </w:p>
-    <w:bookmarkEnd w:id="34"/>
-    <w:bookmarkStart w:id="35" w:name="Xe2abe361c76148a6f952e92999330342922ce16"/>
+    <w:bookmarkEnd w:id="36"/>
+    <w:bookmarkStart w:id="37" w:name="Xe2abe361c76148a6f952e92999330342922ce16"/>
     <w:p>
       <w:pPr>
         <w:pStyle w:val="Heading3"/>
@@ -2044,7 +2446,7 @@
         <w:rPr>
           <w:rStyle w:val="SectionNumber"/>
         </w:rPr>
-        <w:t xml:space="preserve">0.13.4</w:t>
+        <w:t xml:space="preserve">0.15.4</w:t>
       </w:r>
       <w:r>
         <w:tab/>
@@ -2112,8 +2514,8 @@
         <w:t xml:space="preserve">no surte efecto.</w:t>
       </w:r>
     </w:p>
-    <w:bookmarkEnd w:id="35"/>
-    <w:bookmarkStart w:id="36" w:name="inc-05-repomix-output.xml-en-el-proyecto"/>
+    <w:bookmarkEnd w:id="37"/>
+    <w:bookmarkStart w:id="38" w:name="inc-05-repomix-output.xml-en-el-proyecto"/>
     <w:p>
       <w:pPr>
         <w:pStyle w:val="Heading3"/>
@@ -2122,7 +2524,7 @@
         <w:rPr>
           <w:rStyle w:val="SectionNumber"/>
         </w:rPr>
-        <w:t xml:space="preserve">0.13.5</w:t>
+        <w:t xml:space="preserve">0.15.5</w:t>
       </w:r>
       <w:r>
         <w:tab/>
@@ -2154,9 +2556,9 @@
         <w:t xml:space="preserve">1,2 MB de volcado de codigo. No es documentacion y se desactualiza solo.</w:t>
       </w:r>
     </w:p>
-    <w:bookmarkEnd w:id="36"/>
-    <w:bookmarkEnd w:id="37"/>
-    <w:bookmarkStart w:id="38" w:name="documentacion-faltante"/>
+    <w:bookmarkEnd w:id="38"/>
+    <w:bookmarkEnd w:id="39"/>
+    <w:bookmarkStart w:id="40" w:name="documentacion-faltante"/>
     <w:p>
       <w:pPr>
         <w:pStyle w:val="Heading2"/>
@@ -2165,7 +2567,7 @@
         <w:rPr>
           <w:rStyle w:val="SectionNumber"/>
         </w:rPr>
-        <w:t xml:space="preserve">0.14</w:t>
+        <w:t xml:space="preserve">0.16</w:t>
       </w:r>
       <w:r>
         <w:tab/>
@@ -2246,8 +2648,8 @@
         <w:t xml:space="preserve">(T-30).</w:t>
       </w:r>
     </w:p>
-    <w:bookmarkEnd w:id="38"/>
-    <w:bookmarkStart w:id="39" w:name="recomendaciones"/>
+    <w:bookmarkEnd w:id="40"/>
+    <w:bookmarkStart w:id="41" w:name="recomendaciones"/>
     <w:p>
       <w:pPr>
         <w:pStyle w:val="Heading2"/>
@@ -2256,7 +2658,7 @@
         <w:rPr>
           <w:rStyle w:val="SectionNumber"/>
         </w:rPr>
-        <w:t xml:space="preserve">0.15</w:t>
+        <w:t xml:space="preserve">0.17</w:t>
       </w:r>
       <w:r>
         <w:tab/>
@@ -2354,6 +2756,112 @@
               <w:jc w:val="left"/>
             </w:pPr>
             <w:r>
+              <w:t xml:space="preserve">SEC-00</w:t>
+            </w:r>
+          </w:p>
+        </w:tc>
+        <w:tc>
+          <w:tcPr/>
+          <w:p>
+            <w:pPr>
+              <w:pStyle w:val="Compact"/>
+              <w:jc w:val="left"/>
+            </w:pPr>
+            <w:r>
+              <w:rPr>
+                <w:b/>
+                <w:bCs/>
+              </w:rPr>
+              <w:t xml:space="preserve">Toma de cuentas</w:t>
+            </w:r>
+            <w:r>
+              <w:t xml:space="preserve">:</w:t>
+            </w:r>
+            <w:r>
+              <w:t xml:space="preserve"> </w:t>
+            </w:r>
+            <w:r>
+              <w:rPr>
+                <w:rStyle w:val="VerbatimChar"/>
+              </w:rPr>
+              <w:t xml:space="preserve">procesar_paswchg</w:t>
+            </w:r>
+            <w:r>
+              <w:t xml:space="preserve"> </w:t>
+            </w:r>
+            <w:r>
+              <w:t xml:space="preserve">publico y sin validar token</w:t>
+            </w:r>
+          </w:p>
+        </w:tc>
+        <w:tc>
+          <w:tcPr/>
+          <w:p>
+            <w:pPr>
+              <w:pStyle w:val="Compact"/>
+              <w:jc w:val="left"/>
+            </w:pPr>
+            <w:r>
+              <w:t xml:space="preserve">Seguridad</w:t>
+            </w:r>
+          </w:p>
+        </w:tc>
+        <w:tc>
+          <w:tcPr/>
+          <w:p>
+            <w:pPr>
+              <w:pStyle w:val="Compact"/>
+              <w:jc w:val="left"/>
+            </w:pPr>
+            <w:r>
+              <w:t xml:space="preserve">🔴</w:t>
+            </w:r>
+            <w:r>
+              <w:t xml:space="preserve"> </w:t>
+            </w:r>
+            <w:r>
+              <w:rPr>
+                <w:b/>
+                <w:bCs/>
+              </w:rPr>
+              <w:t xml:space="preserve">CRITICO</w:t>
+            </w:r>
+          </w:p>
+        </w:tc>
+        <w:tc>
+          <w:tcPr/>
+          <w:p>
+            <w:pPr>
+              <w:pStyle w:val="Compact"/>
+              <w:jc w:val="left"/>
+            </w:pPr>
+            <w:r>
+              <w:t xml:space="preserve">Validar el token, generarlo con</w:t>
+            </w:r>
+            <w:r>
+              <w:t xml:space="preserve"> </w:t>
+            </w:r>
+            <w:r>
+              <w:rPr>
+                <w:rStyle w:val="VerbatimChar"/>
+              </w:rPr>
+              <w:t xml:space="preserve">random_bytes</w:t>
+            </w:r>
+            <w:r>
+              <w:t xml:space="preserve">, no devolverlo en la respuesta, invalidarlo tras usarlo. Mitigacion inmediata: cerrar el acceso publico a esas dos rutas</w:t>
+            </w:r>
+          </w:p>
+        </w:tc>
+      </w:tr>
+      <w:tr>
+        <w:tc>
+          <w:tcPr/>
+          <w:p>
+            <w:pPr>
+              <w:pStyle w:val="Compact"/>
+              <w:jc w:val="left"/>
+            </w:pPr>
+            <w:r>
               <w:t xml:space="preserve">SEC-01</w:t>
             </w:r>
           </w:p>
@@ -3124,8 +3632,8 @@
         </w:tc>
       </w:tr>
     </w:tbl>
-    <w:bookmarkEnd w:id="39"/>
-    <w:bookmarkStart w:id="40" w:name="prioridad-recomendada"/>
+    <w:bookmarkEnd w:id="41"/>
+    <w:bookmarkStart w:id="42" w:name="prioridad-recomendada"/>
     <w:p>
       <w:pPr>
         <w:pStyle w:val="Heading2"/>
@@ -3134,7 +3642,7 @@
         <w:rPr>
           <w:rStyle w:val="SectionNumber"/>
         </w:rPr>
-        <w:t xml:space="preserve">0.16</w:t>
+        <w:t xml:space="preserve">0.18</w:t>
       </w:r>
       <w:r>
         <w:tab/>
@@ -3156,19 +3664,31 @@
           <w:b/>
           <w:bCs/>
         </w:rPr>
-        <w:t xml:space="preserve">CONT-02 — copiar el keystore fuera del servidor.</w:t>
-      </w:r>
-      <w:r>
-        <w:t xml:space="preserve"> </w:t>
-      </w:r>
-      <w:r>
-        <w:t xml:space="preserve">Toma minutos y su</w:t>
-      </w:r>
-      <w:r>
-        <w:t xml:space="preserve"> </w:t>
-      </w:r>
-      <w:r>
-        <w:t xml:space="preserve">perdida es irreversible.</w:t>
+        <w:t xml:space="preserve">SEC-00 — cerrar la toma de cuentas.</w:t>
+      </w:r>
+      <w:r>
+        <w:t xml:space="preserve"> </w:t>
+      </w:r>
+      <w:r>
+        <w:t xml:space="preserve">Hoy cualquiera en internet puede</w:t>
+      </w:r>
+      <w:r>
+        <w:t xml:space="preserve"> </w:t>
+      </w:r>
+      <w:r>
+        <w:t xml:space="preserve">hacerse con la cuenta administrativa de un sistema con 12.664 biometrias.</w:t>
+      </w:r>
+      <w:r>
+        <w:t xml:space="preserve"> </w:t>
+      </w:r>
+      <w:r>
+        <w:t xml:space="preserve">Va por delante de todo lo demas, incluido HTTPS: de nada sirve cifrar el</w:t>
+      </w:r>
+      <w:r>
+        <w:t xml:space="preserve"> </w:t>
+      </w:r>
+      <w:r>
+        <w:t xml:space="preserve">canal si la puerta esta abierta.</w:t>
       </w:r>
     </w:p>
     <w:p>
@@ -3184,19 +3704,19 @@
           <w:b/>
           <w:bCs/>
         </w:rPr>
-        <w:t xml:space="preserve">SEC-01 — activar HTTPS.</w:t>
-      </w:r>
-      <w:r>
-        <w:t xml:space="preserve"> </w:t>
-      </w:r>
-      <w:r>
-        <w:t xml:space="preserve">Ya esta preparado. Es biometria de 880 personas</w:t>
-      </w:r>
-      <w:r>
-        <w:t xml:space="preserve"> </w:t>
-      </w:r>
-      <w:r>
-        <w:t xml:space="preserve">viajando en claro por internet.</w:t>
+        <w:t xml:space="preserve">CONT-02 — copiar el keystore fuera del servidor.</w:t>
+      </w:r>
+      <w:r>
+        <w:t xml:space="preserve"> </w:t>
+      </w:r>
+      <w:r>
+        <w:t xml:space="preserve">Toma minutos y su</w:t>
+      </w:r>
+      <w:r>
+        <w:t xml:space="preserve"> </w:t>
+      </w:r>
+      <w:r>
+        <w:t xml:space="preserve">perdida es irreversible.</w:t>
       </w:r>
     </w:p>
     <w:p>
@@ -3212,19 +3732,25 @@
           <w:b/>
           <w:bCs/>
         </w:rPr>
-        <w:t xml:space="preserve">CONT-01 — respaldo.</w:t>
-      </w:r>
-      <w:r>
-        <w:t xml:space="preserve"> </w:t>
-      </w:r>
-      <w:r>
-        <w:t xml:space="preserve">El sistema con mas datos del servidor no tiene</w:t>
-      </w:r>
-      <w:r>
-        <w:t xml:space="preserve"> </w:t>
-      </w:r>
-      <w:r>
-        <w:t xml:space="preserve">ninguno.</w:t>
+        <w:t xml:space="preserve">SEC-01 — activar HTTPS.</w:t>
+      </w:r>
+      <w:r>
+        <w:t xml:space="preserve"> </w:t>
+      </w:r>
+      <w:r>
+        <w:t xml:space="preserve">Ya esta preparado en</w:t>
+      </w:r>
+      <w:r>
+        <w:t xml:space="preserve"> </w:t>
+      </w:r>
+      <w:r>
+        <w:rPr>
+          <w:rStyle w:val="VerbatimChar"/>
+        </w:rPr>
+        <w:t xml:space="preserve">docker-compose.prod.yml</w:t>
+      </w:r>
+      <w:r>
+        <w:t xml:space="preserve">.</w:t>
       </w:r>
     </w:p>
     <w:p>
@@ -3240,19 +3766,19 @@
           <w:b/>
           <w:bCs/>
         </w:rPr>
-        <w:t xml:space="preserve">MOV-01 — censo de tablets.</w:t>
-      </w:r>
-      <w:r>
-        <w:t xml:space="preserve"> </w:t>
-      </w:r>
-      <w:r>
-        <w:t xml:space="preserve">Una app de guardias sin boton de panico es un</w:t>
-      </w:r>
-      <w:r>
-        <w:t xml:space="preserve"> </w:t>
-      </w:r>
-      <w:r>
-        <w:t xml:space="preserve">riesgo operativo directo.</w:t>
+        <w:t xml:space="preserve">CONT-01 — respaldo.</w:t>
+      </w:r>
+      <w:r>
+        <w:t xml:space="preserve"> </w:t>
+      </w:r>
+      <w:r>
+        <w:t xml:space="preserve">El sistema con mas datos del servidor no tiene</w:t>
+      </w:r>
+      <w:r>
+        <w:t xml:space="preserve"> </w:t>
+      </w:r>
+      <w:r>
+        <w:t xml:space="preserve">ninguno.</w:t>
       </w:r>
     </w:p>
     <w:p>
@@ -3268,7 +3794,19 @@
           <w:b/>
           <w:bCs/>
         </w:rPr>
-        <w:t xml:space="preserve">SEC-05 / T-30 — aislamiento entre instituciones.</w:t>
+        <w:t xml:space="preserve">MOV-01 — censo de tablets.</w:t>
+      </w:r>
+      <w:r>
+        <w:t xml:space="preserve"> </w:t>
+      </w:r>
+      <w:r>
+        <w:t xml:space="preserve">Una app de guardias sin boton de panico es un</w:t>
+      </w:r>
+      <w:r>
+        <w:t xml:space="preserve"> </w:t>
+      </w:r>
+      <w:r>
+        <w:t xml:space="preserve">riesgo operativo directo.</w:t>
       </w:r>
     </w:p>
     <w:p>
@@ -3280,7 +3818,11 @@
         </w:numPr>
       </w:pPr>
       <w:r>
-        <w:t xml:space="preserve">SEC-02, INC-02, OPS-01.</w:t>
+        <w:rPr>
+          <w:b/>
+          <w:bCs/>
+        </w:rPr>
+        <w:t xml:space="preserve">SEC-05 / T-30 — aislamiento entre instituciones.</w:t>
       </w:r>
     </w:p>
     <w:p>
@@ -3292,7 +3834,7 @@
         </w:numPr>
       </w:pPr>
       <w:r>
-        <w:t xml:space="preserve">El resto.</w:t>
+        <w:t xml:space="preserve">SEC-02, INC-02, OPS-01 y el resto.</w:t>
       </w:r>
     </w:p>
     <w:p>
@@ -3321,8 +3863,8 @@
         </w:pict>
       </w:r>
     </w:p>
-    <w:bookmarkEnd w:id="40"/>
-    <w:bookmarkStart w:id="41" w:name="control-de-versiones"/>
+    <w:bookmarkEnd w:id="42"/>
+    <w:bookmarkStart w:id="43" w:name="control-de-versiones"/>
     <w:p>
       <w:pPr>
         <w:pStyle w:val="Heading2"/>
@@ -3331,7 +3873,7 @@
         <w:rPr>
           <w:rStyle w:val="SectionNumber"/>
         </w:rPr>
-        <w:t xml:space="preserve">0.17</w:t>
+        <w:t xml:space="preserve">0.19</w:t>
       </w:r>
       <w:r>
         <w:tab/>
@@ -3416,7 +3958,7 @@
               <w:jc w:val="left"/>
             </w:pPr>
             <w:r>
-              <w:t xml:space="preserve">1.0</w:t>
+              <w:t xml:space="preserve">1.1</w:t>
             </w:r>
           </w:p>
         </w:tc>
@@ -3484,7 +4026,7 @@
         <w:t xml:space="preserve">repositorio; la fuente es el archivo Markdown correspondiente.</w:t>
       </w:r>
     </w:p>
-    <w:bookmarkEnd w:id="41"/>
+    <w:bookmarkEnd w:id="43"/>
     <w:sectPr/>
   </w:body>
 </w:document>

--- a/INFORME_AUDITORIA.docx
+++ b/INFORME_AUDITORIA.docx
@@ -2,196 +2,15 @@
 <file path=word/document.xml><?xml version="1.0" encoding="utf-8"?>
 <w:document xmlns:w="http://schemas.openxmlformats.org/wordprocessingml/2006/main" xmlns:m="http://schemas.openxmlformats.org/officeDocument/2006/math" xmlns:r="http://schemas.openxmlformats.org/officeDocument/2006/relationships" xmlns:o="urn:schemas-microsoft-com:office:office" xmlns:v="urn:schemas-microsoft-com:vml" xmlns:w10="urn:schemas-microsoft-com:office:word" xmlns:a="http://schemas.openxmlformats.org/drawingml/2006/main" xmlns:pic="http://schemas.openxmlformats.org/drawingml/2006/picture" xmlns:wp="http://schemas.openxmlformats.org/drawingml/2006/wordprocessingDrawing">
   <w:body>
-    <w:p>
-      <w:pPr>
-        <w:pStyle w:val="Title"/>
-      </w:pPr>
-      <w:r>
-        <w:t xml:space="preserve">Informe</w:t>
-      </w:r>
-      <w:r>
-        <w:t xml:space="preserve"> </w:t>
-      </w:r>
-      <w:r>
-        <w:t xml:space="preserve">de</w:t>
-      </w:r>
-      <w:r>
-        <w:t xml:space="preserve"> </w:t>
-      </w:r>
-      <w:r>
-        <w:t xml:space="preserve">auditoria</w:t>
-      </w:r>
-      <w:r>
-        <w:t xml:space="preserve"> </w:t>
-      </w:r>
-      <w:r>
-        <w:t xml:space="preserve">—</w:t>
-      </w:r>
-      <w:r>
-        <w:t xml:space="preserve"> </w:t>
-      </w:r>
-      <w:r>
-        <w:t xml:space="preserve">Total</w:t>
-      </w:r>
-      <w:r>
-        <w:t xml:space="preserve"> </w:t>
-      </w:r>
-      <w:r>
-        <w:t xml:space="preserve">Secure</w:t>
-      </w:r>
-      <w:r>
-        <w:t xml:space="preserve"> </w:t>
-      </w:r>
-      <w:r>
-        <w:t xml:space="preserve">App</w:t>
-      </w:r>
-      <w:r>
-        <w:t xml:space="preserve"> </w:t>
-      </w:r>
-      <w:r>
-        <w:t xml:space="preserve">(DT360</w:t>
-      </w:r>
-      <w:r>
-        <w:t xml:space="preserve"> </w:t>
-      </w:r>
-      <w:r>
-        <w:t xml:space="preserve">Core)</w:t>
-      </w:r>
-    </w:p>
-    <w:p>
-      <w:pPr>
-        <w:pStyle w:val="Subtitle"/>
-      </w:pPr>
-      <w:r>
-        <w:t xml:space="preserve">Total</w:t>
-      </w:r>
-      <w:r>
-        <w:t xml:space="preserve"> </w:t>
-      </w:r>
-      <w:r>
-        <w:t xml:space="preserve">Secure</w:t>
-      </w:r>
-      <w:r>
-        <w:t xml:space="preserve"> </w:t>
-      </w:r>
-      <w:r>
-        <w:t xml:space="preserve">App</w:t>
-      </w:r>
-    </w:p>
-    <w:p>
-      <w:pPr>
-        <w:pStyle w:val="Author"/>
-      </w:pPr>
-      <w:r>
-        <w:t xml:space="preserve">Auditoria</w:t>
-      </w:r>
-      <w:r>
-        <w:t xml:space="preserve"> </w:t>
-      </w:r>
-      <w:r>
-        <w:t xml:space="preserve">tecnica</w:t>
-      </w:r>
-      <w:r>
-        <w:t xml:space="preserve"> </w:t>
-      </w:r>
-      <w:r>
-        <w:t xml:space="preserve">—</w:t>
-      </w:r>
-      <w:r>
-        <w:t xml:space="preserve"> </w:t>
-      </w:r>
-      <w:r>
-        <w:t xml:space="preserve">Total</w:t>
-      </w:r>
-      <w:r>
-        <w:t xml:space="preserve"> </w:t>
-      </w:r>
-      <w:r>
-        <w:t xml:space="preserve">Pacific</w:t>
-      </w:r>
-      <w:r>
-        <w:t xml:space="preserve"> </w:t>
-      </w:r>
-      <w:r>
-        <w:t xml:space="preserve">Group</w:t>
-      </w:r>
-    </w:p>
-    <w:p>
-      <w:pPr>
-        <w:pStyle w:val="Date"/>
-      </w:pPr>
-      <w:r>
-        <w:t xml:space="preserve">Version</w:t>
-      </w:r>
-      <w:r>
-        <w:t xml:space="preserve"> </w:t>
-      </w:r>
-      <w:r>
-        <w:t xml:space="preserve">1.1</w:t>
-      </w:r>
-      <w:r>
-        <w:t xml:space="preserve"> </w:t>
-      </w:r>
-      <w:r>
-        <w:t xml:space="preserve">·</w:t>
-      </w:r>
-      <w:r>
-        <w:t xml:space="preserve"> </w:t>
-      </w:r>
-      <w:r>
-        <w:t xml:space="preserve">15</w:t>
-      </w:r>
-      <w:r>
-        <w:t xml:space="preserve"> </w:t>
-      </w:r>
-      <w:r>
-        <w:t xml:space="preserve">de</w:t>
-      </w:r>
-      <w:r>
-        <w:t xml:space="preserve"> </w:t>
-      </w:r>
-      <w:r>
-        <w:t xml:space="preserve">septiembre</w:t>
-      </w:r>
-      <w:r>
-        <w:t xml:space="preserve"> </w:t>
-      </w:r>
-      <w:r>
-        <w:t xml:space="preserve">de</w:t>
-      </w:r>
-      <w:r>
-        <w:t xml:space="preserve"> </w:t>
-      </w:r>
-      <w:r>
-        <w:t xml:space="preserve">2026</w:t>
-      </w:r>
-    </w:p>
-    <w:sdt>
-      <w:sdtPr>
-        <w:docPartObj>
-          <w:docPartGallery w:val="Table of Contents"/>
-          <w:docPartUnique/>
-        </w:docPartObj>
-      </w:sdtPr>
-      <w:sdtContent>
-        <w:p>
-          <w:pPr>
-            <w:pStyle w:val="TOCHeading"/>
-          </w:pPr>
-          <w:r>
-            <w:t xml:space="preserve">Table of Contents</w:t>
-          </w:r>
-        </w:p>
-        <w:p>
-          <w:r>
-            <w:fldChar w:fldCharType="begin" w:dirty="true"/>
-            <w:instrText xml:space="preserve">TOC \o "1-3" \h \z \u</w:instrText>
-            <w:fldChar w:fldCharType="separate"/>
-            <w:fldChar w:fldCharType="end"/>
-          </w:r>
-        </w:p>
-      </w:sdtContent>
-    </w:sdt>
+    <w:bookmarkStart w:id="43" w:name="Xd363ddf197e2a0efd9db28cca27c097dda04378"/>
+    <w:p>
+      <w:pPr>
+        <w:pStyle w:val="Heading1"/>
+      </w:pPr>
+      <w:r>
+        <w:t xml:space="preserve">Informe de auditoria — Total Secure App (DT360 Core)</w:t>
+      </w:r>
+    </w:p>
     <w:p>
       <w:pPr>
         <w:pStyle w:val="FirstParagraph"/>
@@ -223,7 +42,7 @@
         <w:t xml:space="preserve"> </w:t>
       </w:r>
       <w:r>
-        <w:t xml:space="preserve">1.1 (revision ampliada)</w:t>
+        <w:t xml:space="preserve">2.0 (con las correcciones aplicadas)</w:t>
       </w:r>
       <w:r>
         <w:t xml:space="preserve"> </w:t>
@@ -258,15 +77,6 @@
         <w:pStyle w:val="Heading2"/>
       </w:pPr>
       <w:r>
-        <w:rPr>
-          <w:rStyle w:val="SectionNumber"/>
-        </w:rPr>
-        <w:t xml:space="preserve">0.1</w:t>
-      </w:r>
-      <w:r>
-        <w:tab/>
-      </w:r>
-      <w:r>
         <w:t xml:space="preserve">Resumen ejecutivo</w:t>
       </w:r>
     </w:p>
@@ -397,22 +207,13 @@
       </w:r>
     </w:p>
     <w:bookmarkEnd w:id="20"/>
-    <w:bookmarkStart w:id="21" w:name="correccion-de-la-version-1.0"/>
+    <w:bookmarkStart w:id="21" w:name="Xb5a3d348b266676be0e4048895662090882715c"/>
     <w:p>
       <w:pPr>
         <w:pStyle w:val="Heading2"/>
       </w:pPr>
       <w:r>
-        <w:rPr>
-          <w:rStyle w:val="SectionNumber"/>
-        </w:rPr>
-        <w:t xml:space="preserve">0.2</w:t>
-      </w:r>
-      <w:r>
-        <w:tab/>
-      </w:r>
-      <w:r>
-        <w:t xml:space="preserve">⚠️ Correccion de la version 1.0</w:t>
+        <w:t xml:space="preserve">⚠️ Correccion de la version 1.0 (el hallazgo, ya corregido)</w:t>
       </w:r>
     </w:p>
     <w:p>
@@ -547,15 +348,6 @@
         <w:pStyle w:val="Heading2"/>
       </w:pPr>
       <w:r>
-        <w:rPr>
-          <w:rStyle w:val="SectionNumber"/>
-        </w:rPr>
-        <w:t xml:space="preserve">0.3</w:t>
-      </w:r>
-      <w:r>
-        <w:tab/>
-      </w:r>
-      <w:r>
         <w:t xml:space="preserve">El problema, ahora en dos frentes</w:t>
       </w:r>
     </w:p>
@@ -875,15 +667,6 @@
         <w:pStyle w:val="Heading2"/>
       </w:pPr>
       <w:r>
-        <w:rPr>
-          <w:rStyle w:val="SectionNumber"/>
-        </w:rPr>
-        <w:t xml:space="preserve">0.4</w:t>
-      </w:r>
-      <w:r>
-        <w:tab/>
-      </w:r>
-      <w:r>
         <w:t xml:space="preserve">Estado general</w:t>
       </w:r>
     </w:p>
@@ -892,17 +675,23 @@
         <w:pStyle w:val="FirstParagraph"/>
       </w:pPr>
       <w:r>
-        <w:t xml:space="preserve">🟠</w:t>
-      </w:r>
-      <w:r>
-        <w:t xml:space="preserve"> </w:t>
-      </w:r>
-      <w:r>
-        <w:rPr>
-          <w:b/>
-          <w:bCs/>
-        </w:rPr>
-        <w:t xml:space="preserve">REQUIERE ATENCION</w:t>
+        <w:t xml:space="preserve">🟡</w:t>
+      </w:r>
+      <w:r>
+        <w:t xml:space="preserve"> </w:t>
+      </w:r>
+      <w:r>
+        <w:rPr>
+          <w:b/>
+          <w:bCs/>
+        </w:rPr>
+        <w:t xml:space="preserve">EN CORRECCION</w:t>
+      </w:r>
+      <w:r>
+        <w:t xml:space="preserve"> </w:t>
+      </w:r>
+      <w:r>
+        <w:t xml:space="preserve">— actualizado el 2026-09-15, al cierre de la jornada.</w:t>
       </w:r>
     </w:p>
     <w:p>
@@ -910,13 +699,443 @@
         <w:pStyle w:val="BodyText"/>
       </w:pPr>
       <w:r>
-        <w:t xml:space="preserve">Por la exposicion sin cifrado de datos biometricos y por la ausencia total de</w:t>
-      </w:r>
-      <w:r>
-        <w:t xml:space="preserve"> </w:t>
-      </w:r>
-      <w:r>
-        <w:t xml:space="preserve">respaldo, no por la calidad de su construccion.</w:t>
+        <w:t xml:space="preserve">De los cuatro hallazgos criticos,</w:t>
+      </w:r>
+      <w:r>
+        <w:t xml:space="preserve"> </w:t>
+      </w:r>
+      <w:r>
+        <w:rPr>
+          <w:b/>
+          <w:bCs/>
+        </w:rPr>
+        <w:t xml:space="preserve">tres estan resueltos y verificados</w:t>
+      </w:r>
+      <w:r>
+        <w:t xml:space="preserve">:</w:t>
+      </w:r>
+    </w:p>
+    <w:tbl>
+      <w:tblPr>
+        <w:tblStyle w:val="Table"/>
+        <w:tblW w:type="pct" w:w="5000"/>
+        <w:jc w:val="left"/>
+        <w:tblLayout w:type="fixed"/>
+        <w:tblLook w:firstRow="1" w:lastRow="0" w:firstColumn="0" w:lastColumn="0" w:noHBand="0" w:noVBand="0" w:val="0020"/>
+      </w:tblPr>
+      <w:tblGrid>
+        <w:gridCol w:w="2640"/>
+        <w:gridCol w:w="2640"/>
+        <w:gridCol w:w="2640"/>
+      </w:tblGrid>
+      <w:tr>
+        <w:trPr>
+          <w:tblHeader w:val="on"/>
+        </w:trPr>
+        <w:tc>
+          <w:tcPr/>
+          <w:p>
+            <w:pPr>
+              <w:pStyle w:val="Compact"/>
+            </w:pPr>
+          </w:p>
+        </w:tc>
+        <w:tc>
+          <w:tcPr/>
+          <w:p>
+            <w:pPr>
+              <w:pStyle w:val="Compact"/>
+              <w:jc w:val="left"/>
+            </w:pPr>
+            <w:r>
+              <w:t xml:space="preserve">Hallazgo</w:t>
+            </w:r>
+          </w:p>
+        </w:tc>
+        <w:tc>
+          <w:tcPr/>
+          <w:p>
+            <w:pPr>
+              <w:pStyle w:val="Compact"/>
+              <w:jc w:val="left"/>
+            </w:pPr>
+            <w:r>
+              <w:t xml:space="preserve">Estado</w:t>
+            </w:r>
+          </w:p>
+        </w:tc>
+      </w:tr>
+      <w:tr>
+        <w:tc>
+          <w:tcPr/>
+          <w:p>
+            <w:pPr>
+              <w:pStyle w:val="Compact"/>
+              <w:jc w:val="left"/>
+            </w:pPr>
+            <w:r>
+              <w:t xml:space="preserve">SEC-00</w:t>
+            </w:r>
+          </w:p>
+        </w:tc>
+        <w:tc>
+          <w:tcPr/>
+          <w:p>
+            <w:pPr>
+              <w:pStyle w:val="Compact"/>
+              <w:jc w:val="left"/>
+            </w:pPr>
+            <w:r>
+              <w:t xml:space="preserve">Toma de cuentas por</w:t>
+            </w:r>
+            <w:r>
+              <w:t xml:space="preserve"> </w:t>
+            </w:r>
+            <w:r>
+              <w:rPr>
+                <w:rStyle w:val="VerbatimChar"/>
+              </w:rPr>
+              <w:t xml:space="preserve">procesar_paswchg</w:t>
+            </w:r>
+          </w:p>
+        </w:tc>
+        <w:tc>
+          <w:tcPr/>
+          <w:p>
+            <w:pPr>
+              <w:pStyle w:val="Compact"/>
+              <w:jc w:val="left"/>
+            </w:pPr>
+            <w:r>
+              <w:t xml:space="preserve">✅</w:t>
+            </w:r>
+            <w:r>
+              <w:t xml:space="preserve"> </w:t>
+            </w:r>
+            <w:r>
+              <w:rPr>
+                <w:b/>
+                <w:bCs/>
+              </w:rPr>
+              <w:t xml:space="preserve">CERRADO</w:t>
+            </w:r>
+            <w:r>
+              <w:t xml:space="preserve"> </w:t>
+            </w:r>
+            <w:r>
+              <w:t xml:space="preserve">— y tambien la misma via en el portal web</w:t>
+            </w:r>
+          </w:p>
+        </w:tc>
+      </w:tr>
+      <w:tr>
+        <w:tc>
+          <w:tcPr/>
+          <w:p>
+            <w:pPr>
+              <w:pStyle w:val="Compact"/>
+              <w:jc w:val="left"/>
+            </w:pPr>
+            <w:r>
+              <w:t xml:space="preserve">CONT-01</w:t>
+            </w:r>
+          </w:p>
+        </w:tc>
+        <w:tc>
+          <w:tcPr/>
+          <w:p>
+            <w:pPr>
+              <w:pStyle w:val="Compact"/>
+              <w:jc w:val="left"/>
+            </w:pPr>
+            <w:r>
+              <w:t xml:space="preserve">Sin respaldo</w:t>
+            </w:r>
+          </w:p>
+        </w:tc>
+        <w:tc>
+          <w:tcPr/>
+          <w:p>
+            <w:pPr>
+              <w:pStyle w:val="Compact"/>
+              <w:jc w:val="left"/>
+            </w:pPr>
+            <w:r>
+              <w:t xml:space="preserve">✅</w:t>
+            </w:r>
+            <w:r>
+              <w:t xml:space="preserve"> </w:t>
+            </w:r>
+            <w:r>
+              <w:rPr>
+                <w:b/>
+                <w:bCs/>
+              </w:rPr>
+              <w:t xml:space="preserve">HECHO</w:t>
+            </w:r>
+            <w:r>
+              <w:t xml:space="preserve"> </w:t>
+            </w:r>
+            <w:r>
+              <w:t xml:space="preserve">— diario a las 03:00, probado restaurando</w:t>
+            </w:r>
+          </w:p>
+        </w:tc>
+      </w:tr>
+      <w:tr>
+        <w:tc>
+          <w:tcPr/>
+          <w:p>
+            <w:pPr>
+              <w:pStyle w:val="Compact"/>
+              <w:jc w:val="left"/>
+            </w:pPr>
+            <w:r>
+              <w:t xml:space="preserve">SEC-05</w:t>
+            </w:r>
+          </w:p>
+        </w:tc>
+        <w:tc>
+          <w:tcPr/>
+          <w:p>
+            <w:pPr>
+              <w:pStyle w:val="Compact"/>
+              <w:jc w:val="left"/>
+            </w:pPr>
+            <w:r>
+              <w:t xml:space="preserve">Fuga entre instituciones (T-30)</w:t>
+            </w:r>
+          </w:p>
+        </w:tc>
+        <w:tc>
+          <w:tcPr/>
+          <w:p>
+            <w:pPr>
+              <w:pStyle w:val="Compact"/>
+              <w:jc w:val="left"/>
+            </w:pPr>
+            <w:r>
+              <w:t xml:space="preserve">✅</w:t>
+            </w:r>
+            <w:r>
+              <w:t xml:space="preserve"> </w:t>
+            </w:r>
+            <w:r>
+              <w:rPr>
+                <w:b/>
+                <w:bCs/>
+              </w:rPr>
+              <w:t xml:space="preserve">CERRADO</w:t>
+            </w:r>
+            <w:r>
+              <w:t xml:space="preserve"> </w:t>
+            </w:r>
+            <w:r>
+              <w:t xml:space="preserve">— era real: detalle de rondas y marcadores</w:t>
+            </w:r>
+          </w:p>
+        </w:tc>
+      </w:tr>
+      <w:tr>
+        <w:tc>
+          <w:tcPr/>
+          <w:p>
+            <w:pPr>
+              <w:pStyle w:val="Compact"/>
+              <w:jc w:val="left"/>
+            </w:pPr>
+            <w:r>
+              <w:t xml:space="preserve">SEC-01</w:t>
+            </w:r>
+          </w:p>
+        </w:tc>
+        <w:tc>
+          <w:tcPr/>
+          <w:p>
+            <w:pPr>
+              <w:pStyle w:val="Compact"/>
+              <w:jc w:val="left"/>
+            </w:pPr>
+            <w:r>
+              <w:t xml:space="preserve">Biometria sin cifrar por internet</w:t>
+            </w:r>
+          </w:p>
+        </w:tc>
+        <w:tc>
+          <w:tcPr/>
+          <w:p>
+            <w:pPr>
+              <w:pStyle w:val="Compact"/>
+              <w:jc w:val="left"/>
+            </w:pPr>
+            <w:r>
+              <w:t xml:space="preserve">🔴</w:t>
+            </w:r>
+            <w:r>
+              <w:t xml:space="preserve"> </w:t>
+            </w:r>
+            <w:r>
+              <w:rPr>
+                <w:b/>
+                <w:bCs/>
+              </w:rPr>
+              <w:t xml:space="preserve">ABIERTO</w:t>
+            </w:r>
+            <w:r>
+              <w:t xml:space="preserve"> </w:t>
+            </w:r>
+            <w:r>
+              <w:t xml:space="preserve">— a la espera de liberar el dominio</w:t>
+            </w:r>
+          </w:p>
+        </w:tc>
+      </w:tr>
+      <w:tr>
+        <w:tc>
+          <w:tcPr/>
+          <w:p>
+            <w:pPr>
+              <w:pStyle w:val="Compact"/>
+              <w:jc w:val="left"/>
+            </w:pPr>
+            <w:r>
+              <w:t xml:space="preserve">CONT-02</w:t>
+            </w:r>
+          </w:p>
+        </w:tc>
+        <w:tc>
+          <w:tcPr/>
+          <w:p>
+            <w:pPr>
+              <w:pStyle w:val="Compact"/>
+              <w:jc w:val="left"/>
+            </w:pPr>
+            <w:r>
+              <w:t xml:space="preserve">Keystore sin copia fuera del servidor</w:t>
+            </w:r>
+          </w:p>
+        </w:tc>
+        <w:tc>
+          <w:tcPr/>
+          <w:p>
+            <w:pPr>
+              <w:pStyle w:val="Compact"/>
+              <w:jc w:val="left"/>
+            </w:pPr>
+            <w:r>
+              <w:t xml:space="preserve">🟠</w:t>
+            </w:r>
+            <w:r>
+              <w:t xml:space="preserve"> </w:t>
+            </w:r>
+            <w:r>
+              <w:rPr>
+                <w:b/>
+                <w:bCs/>
+              </w:rPr>
+              <w:t xml:space="preserve">PARCIAL</w:t>
+            </w:r>
+            <w:r>
+              <w:t xml:space="preserve"> </w:t>
+            </w:r>
+            <w:r>
+              <w:t xml:space="preserve">— respaldado, pero en el mismo servidor</w:t>
+            </w:r>
+          </w:p>
+        </w:tc>
+      </w:tr>
+    </w:tbl>
+    <w:p>
+      <w:pPr>
+        <w:pStyle w:val="BodyText"/>
+      </w:pPr>
+      <w:r>
+        <w:t xml:space="preserve">Lo que queda como critico es</w:t>
+      </w:r>
+      <w:r>
+        <w:t xml:space="preserve"> </w:t>
+      </w:r>
+      <w:r>
+        <w:rPr>
+          <w:b/>
+          <w:bCs/>
+        </w:rPr>
+        <w:t xml:space="preserve">la falta de HTTPS</w:t>
+      </w:r>
+      <w:r>
+        <w:t xml:space="preserve">, y esta detenido por una</w:t>
+      </w:r>
+      <w:r>
+        <w:t xml:space="preserve"> </w:t>
+      </w:r>
+      <w:r>
+        <w:t xml:space="preserve">dependencia externa al equipo tecnico: no hay dominio asignado todavia. El</w:t>
+      </w:r>
+      <w:r>
+        <w:t xml:space="preserve"> </w:t>
+      </w:r>
+      <w:r>
+        <w:rPr>
+          <w:rStyle w:val="VerbatimChar"/>
+        </w:rPr>
+        <w:t xml:space="preserve">docker-compose.prod.yml</w:t>
+      </w:r>
+      <w:r>
+        <w:t xml:space="preserve"> </w:t>
+      </w:r>
+      <w:r>
+        <w:t xml:space="preserve">con certbot sigue listo para el dia que se libere.</w:t>
+      </w:r>
+    </w:p>
+    <w:p>
+      <w:pPr>
+        <w:pStyle w:val="BodyText"/>
+      </w:pPr>
+      <w:r>
+        <w:t xml:space="preserve">CONT-02 esta a medias por la misma clase de motivo: el respaldo existe y se</w:t>
+      </w:r>
+      <w:r>
+        <w:t xml:space="preserve"> </w:t>
+      </w:r>
+      <w:r>
+        <w:t xml:space="preserve">verifico, pero</w:t>
+      </w:r>
+      <w:r>
+        <w:t xml:space="preserve"> </w:t>
+      </w:r>
+      <w:r>
+        <w:rPr>
+          <w:b/>
+          <w:bCs/>
+        </w:rPr>
+        <w:t xml:space="preserve">no hay todavia un destino fuera de este servidor</w:t>
+      </w:r>
+      <w:r>
+        <w:t xml:space="preserve"> </w:t>
+      </w:r>
+      <w:r>
+        <w:t xml:space="preserve">donde</w:t>
+      </w:r>
+      <w:r>
+        <w:t xml:space="preserve"> </w:t>
+      </w:r>
+      <w:r>
+        <w:t xml:space="preserve">copiarlo. El script ya tiene el paso preparado (</w:t>
+      </w:r>
+      <w:r>
+        <w:rPr>
+          <w:rStyle w:val="VerbatimChar"/>
+        </w:rPr>
+        <w:t xml:space="preserve">DESTINO_EXTERNO</w:t>
+      </w:r>
+      <w:r>
+        <w:t xml:space="preserve">) y avisa en</w:t>
+      </w:r>
+      <w:r>
+        <w:t xml:space="preserve"> </w:t>
+      </w:r>
+      <w:r>
+        <w:t xml:space="preserve">cada corrida mientras siga vacio.</w:t>
       </w:r>
     </w:p>
     <w:bookmarkEnd w:id="23"/>
@@ -926,15 +1145,6 @@
         <w:pStyle w:val="Heading2"/>
       </w:pPr>
       <w:r>
-        <w:rPr>
-          <w:rStyle w:val="SectionNumber"/>
-        </w:rPr>
-        <w:t xml:space="preserve">0.5</w:t>
-      </w:r>
-      <w:r>
-        <w:tab/>
-      </w:r>
-      <w:r>
         <w:t xml:space="preserve">Arquitectura</w:t>
       </w:r>
     </w:p>
@@ -965,15 +1175,6 @@
         <w:pStyle w:val="Heading2"/>
       </w:pPr>
       <w:r>
-        <w:rPr>
-          <w:rStyle w:val="SectionNumber"/>
-        </w:rPr>
-        <w:t xml:space="preserve">0.6</w:t>
-      </w:r>
-      <w:r>
-        <w:tab/>
-      </w:r>
-      <w:r>
         <w:t xml:space="preserve">Codigo</w:t>
       </w:r>
     </w:p>
@@ -1004,15 +1205,6 @@
         <w:pStyle w:val="Heading2"/>
       </w:pPr>
       <w:r>
-        <w:rPr>
-          <w:rStyle w:val="SectionNumber"/>
-        </w:rPr>
-        <w:t xml:space="preserve">0.7</w:t>
-      </w:r>
-      <w:r>
-        <w:tab/>
-      </w:r>
-      <w:r>
         <w:t xml:space="preserve">Docker</w:t>
       </w:r>
     </w:p>
@@ -1146,15 +1338,6 @@
         <w:pStyle w:val="Heading2"/>
       </w:pPr>
       <w:r>
-        <w:rPr>
-          <w:rStyle w:val="SectionNumber"/>
-        </w:rPr>
-        <w:t xml:space="preserve">0.8</w:t>
-      </w:r>
-      <w:r>
-        <w:tab/>
-      </w:r>
-      <w:r>
         <w:t xml:space="preserve">Base de datos</w:t>
       </w:r>
     </w:p>
@@ -1218,15 +1401,6 @@
         <w:pStyle w:val="Heading2"/>
       </w:pPr>
       <w:r>
-        <w:rPr>
-          <w:rStyle w:val="SectionNumber"/>
-        </w:rPr>
-        <w:t xml:space="preserve">0.9</w:t>
-      </w:r>
-      <w:r>
-        <w:tab/>
-      </w:r>
-      <w:r>
         <w:t xml:space="preserve">Seguridad</w:t>
       </w:r>
     </w:p>
@@ -1312,15 +1486,6 @@
         <w:pStyle w:val="Heading2"/>
       </w:pPr>
       <w:r>
-        <w:rPr>
-          <w:rStyle w:val="SectionNumber"/>
-        </w:rPr>
-        <w:t xml:space="preserve">0.10</w:t>
-      </w:r>
-      <w:r>
-        <w:tab/>
-      </w:r>
-      <w:r>
         <w:t xml:space="preserve">Documentacion</w:t>
       </w:r>
     </w:p>
@@ -1395,15 +1560,6 @@
         <w:pStyle w:val="Heading2"/>
       </w:pPr>
       <w:r>
-        <w:rPr>
-          <w:rStyle w:val="SectionNumber"/>
-        </w:rPr>
-        <w:t xml:space="preserve">0.11</w:t>
-      </w:r>
-      <w:r>
-        <w:tab/>
-      </w:r>
-      <w:r>
         <w:t xml:space="preserve">Backup</w:t>
       </w:r>
     </w:p>
@@ -1454,15 +1610,6 @@
         <w:pStyle w:val="Heading2"/>
       </w:pPr>
       <w:r>
-        <w:rPr>
-          <w:rStyle w:val="SectionNumber"/>
-        </w:rPr>
-        <w:t xml:space="preserve">0.12</w:t>
-      </w:r>
-      <w:r>
-        <w:tab/>
-      </w:r>
-      <w:r>
         <w:t xml:space="preserve">Operacion</w:t>
       </w:r>
     </w:p>
@@ -1481,15 +1628,6 @@
         <w:pStyle w:val="Heading2"/>
       </w:pPr>
       <w:r>
-        <w:rPr>
-          <w:rStyle w:val="SectionNumber"/>
-        </w:rPr>
-        <w:t xml:space="preserve">0.13</w:t>
-      </w:r>
-      <w:r>
-        <w:tab/>
-      </w:r>
-      <w:r>
         <w:t xml:space="preserve">Mobile</w:t>
       </w:r>
     </w:p>
@@ -1604,15 +1742,6 @@
       <w:pPr>
         <w:pStyle w:val="Heading2"/>
       </w:pPr>
-      <w:r>
-        <w:rPr>
-          <w:rStyle w:val="SectionNumber"/>
-        </w:rPr>
-        <w:t xml:space="preserve">0.14</w:t>
-      </w:r>
-      <w:r>
-        <w:tab/>
-      </w:r>
       <w:r>
         <w:t xml:space="preserve">Riesgos</w:t>
       </w:r>
@@ -1694,10 +1823,217 @@
             </w:pPr>
             <w:r>
               <w:rPr>
+                <w:strike/>
+              </w:rPr>
+              <w:t xml:space="preserve">Toma de cualquier cuenta</w:t>
+            </w:r>
+          </w:p>
+        </w:tc>
+        <w:tc>
+          <w:tcPr/>
+          <w:p>
+            <w:pPr>
+              <w:pStyle w:val="Compact"/>
+              <w:jc w:val="left"/>
+            </w:pPr>
+            <w:r>
+              <w:t xml:space="preserve">—</w:t>
+            </w:r>
+          </w:p>
+        </w:tc>
+        <w:tc>
+          <w:tcPr/>
+          <w:p>
+            <w:pPr>
+              <w:pStyle w:val="Compact"/>
+              <w:jc w:val="left"/>
+            </w:pPr>
+            <w:r>
+              <w:t xml:space="preserve">—</w:t>
+            </w:r>
+          </w:p>
+        </w:tc>
+        <w:tc>
+          <w:tcPr/>
+          <w:p>
+            <w:pPr>
+              <w:pStyle w:val="Compact"/>
+              <w:jc w:val="left"/>
+            </w:pPr>
+            <w:r>
+              <w:t xml:space="preserve">✅ cerrada el 2026-09-15, por las dos vias</w:t>
+            </w:r>
+          </w:p>
+        </w:tc>
+      </w:tr>
+      <w:tr>
+        <w:tc>
+          <w:tcPr/>
+          <w:p>
+            <w:pPr>
+              <w:pStyle w:val="Compact"/>
+              <w:jc w:val="left"/>
+            </w:pPr>
+            <w:r>
+              <w:rPr>
                 <w:b/>
                 <w:bCs/>
               </w:rPr>
-              <w:t xml:space="preserve">Toma de cualquier cuenta, incluida la administrativa</w:t>
+              <w:t xml:space="preserve">Interceptacion de biometria y credenciales</w:t>
+            </w:r>
+          </w:p>
+        </w:tc>
+        <w:tc>
+          <w:tcPr/>
+          <w:p>
+            <w:pPr>
+              <w:pStyle w:val="Compact"/>
+              <w:jc w:val="left"/>
+            </w:pPr>
+            <w:r>
+              <w:rPr>
+                <w:b/>
+                <w:bCs/>
+              </w:rPr>
+              <w:t xml:space="preserve">media-alta</w:t>
+            </w:r>
+          </w:p>
+        </w:tc>
+        <w:tc>
+          <w:tcPr/>
+          <w:p>
+            <w:pPr>
+              <w:pStyle w:val="Compact"/>
+              <w:jc w:val="left"/>
+            </w:pPr>
+            <w:r>
+              <w:rPr>
+                <w:b/>
+                <w:bCs/>
+              </w:rPr>
+              <w:t xml:space="preserve">muy alto</w:t>
+            </w:r>
+          </w:p>
+        </w:tc>
+        <w:tc>
+          <w:tcPr/>
+          <w:p>
+            <w:pPr>
+              <w:pStyle w:val="Compact"/>
+              <w:jc w:val="left"/>
+            </w:pPr>
+            <w:r>
+              <w:rPr>
+                <w:b/>
+                <w:bCs/>
+              </w:rPr>
+              <w:t xml:space="preserve">muy alta</w:t>
+            </w:r>
+            <w:r>
+              <w:t xml:space="preserve"> </w:t>
+            </w:r>
+            <w:r>
+              <w:t xml:space="preserve">— internet, sin TLS</w:t>
+            </w:r>
+          </w:p>
+        </w:tc>
+      </w:tr>
+      <w:tr>
+        <w:tc>
+          <w:tcPr/>
+          <w:p>
+            <w:pPr>
+              <w:pStyle w:val="Compact"/>
+              <w:jc w:val="left"/>
+            </w:pPr>
+            <w:r>
+              <w:t xml:space="preserve">Perdida total de datos</w:t>
+            </w:r>
+          </w:p>
+        </w:tc>
+        <w:tc>
+          <w:tcPr/>
+          <w:p>
+            <w:pPr>
+              <w:pStyle w:val="Compact"/>
+              <w:jc w:val="left"/>
+            </w:pPr>
+            <w:r>
+              <w:t xml:space="preserve">baja</w:t>
+            </w:r>
+          </w:p>
+        </w:tc>
+        <w:tc>
+          <w:tcPr/>
+          <w:p>
+            <w:pPr>
+              <w:pStyle w:val="Compact"/>
+              <w:jc w:val="left"/>
+            </w:pPr>
+            <w:r>
+              <w:rPr>
+                <w:b/>
+                <w:bCs/>
+              </w:rPr>
+              <w:t xml:space="preserve">muy alto</w:t>
+            </w:r>
+          </w:p>
+        </w:tc>
+        <w:tc>
+          <w:tcPr/>
+          <w:p>
+            <w:pPr>
+              <w:pStyle w:val="Compact"/>
+              <w:jc w:val="left"/>
+            </w:pPr>
+            <w:r>
+              <w:t xml:space="preserve">media — hay respaldo diario, pero en el mismo servidor</w:t>
+            </w:r>
+          </w:p>
+        </w:tc>
+      </w:tr>
+      <w:tr>
+        <w:tc>
+          <w:tcPr/>
+          <w:p>
+            <w:pPr>
+              <w:pStyle w:val="Compact"/>
+              <w:jc w:val="left"/>
+            </w:pPr>
+            <w:r>
+              <w:rPr>
+                <w:b/>
+                <w:bCs/>
+              </w:rPr>
+              <w:t xml:space="preserve">Perdida del keystore</w:t>
+            </w:r>
+          </w:p>
+        </w:tc>
+        <w:tc>
+          <w:tcPr/>
+          <w:p>
+            <w:pPr>
+              <w:pStyle w:val="Compact"/>
+              <w:jc w:val="left"/>
+            </w:pPr>
+            <w:r>
+              <w:t xml:space="preserve">media</w:t>
+            </w:r>
+          </w:p>
+        </w:tc>
+        <w:tc>
+          <w:tcPr/>
+          <w:p>
+            <w:pPr>
+              <w:pStyle w:val="Compact"/>
+              <w:jc w:val="left"/>
+            </w:pPr>
+            <w:r>
+              <w:rPr>
+                <w:b/>
+                <w:bCs/>
+              </w:rPr>
+              <w:t xml:space="preserve">muy alto</w:t>
             </w:r>
           </w:p>
         </w:tc>
@@ -1715,43 +2051,11 @@
               </w:rPr>
               <w:t xml:space="preserve">alta</w:t>
             </w:r>
-          </w:p>
-        </w:tc>
-        <w:tc>
-          <w:tcPr/>
-          <w:p>
-            <w:pPr>
-              <w:pStyle w:val="Compact"/>
-              <w:jc w:val="left"/>
-            </w:pPr>
-            <w:r>
-              <w:rPr>
-                <w:b/>
-                <w:bCs/>
-              </w:rPr>
-              <w:t xml:space="preserve">muy alto</w:t>
-            </w:r>
-          </w:p>
-        </w:tc>
-        <w:tc>
-          <w:tcPr/>
-          <w:p>
-            <w:pPr>
-              <w:pStyle w:val="Compact"/>
-              <w:jc w:val="left"/>
-            </w:pPr>
-            <w:r>
-              <w:rPr>
-                <w:b/>
-                <w:bCs/>
-              </w:rPr>
-              <w:t xml:space="preserve">muy alta</w:t>
-            </w:r>
             <w:r>
               <w:t xml:space="preserve"> </w:t>
             </w:r>
             <w:r>
-              <w:t xml:space="preserve">— endpoint publico en internet</w:t>
+              <w:t xml:space="preserve">— sin copia; imposibilita actualizar la app</w:t>
             </w:r>
           </w:p>
         </w:tc>
@@ -1765,65 +2069,43 @@
               <w:jc w:val="left"/>
             </w:pPr>
             <w:r>
-              <w:rPr>
-                <w:b/>
-                <w:bCs/>
-              </w:rPr>
-              <w:t xml:space="preserve">Interceptacion de biometria y credenciales</w:t>
-            </w:r>
-          </w:p>
-        </w:tc>
-        <w:tc>
-          <w:tcPr/>
-          <w:p>
-            <w:pPr>
-              <w:pStyle w:val="Compact"/>
-              <w:jc w:val="left"/>
-            </w:pPr>
-            <w:r>
-              <w:rPr>
-                <w:b/>
-                <w:bCs/>
-              </w:rPr>
-              <w:t xml:space="preserve">media-alta</w:t>
-            </w:r>
-          </w:p>
-        </w:tc>
-        <w:tc>
-          <w:tcPr/>
-          <w:p>
-            <w:pPr>
-              <w:pStyle w:val="Compact"/>
-              <w:jc w:val="left"/>
-            </w:pPr>
-            <w:r>
-              <w:rPr>
-                <w:b/>
-                <w:bCs/>
-              </w:rPr>
-              <w:t xml:space="preserve">muy alto</w:t>
-            </w:r>
-          </w:p>
-        </w:tc>
-        <w:tc>
-          <w:tcPr/>
-          <w:p>
-            <w:pPr>
-              <w:pStyle w:val="Compact"/>
-              <w:jc w:val="left"/>
-            </w:pPr>
-            <w:r>
-              <w:rPr>
-                <w:b/>
-                <w:bCs/>
-              </w:rPr>
-              <w:t xml:space="preserve">muy alta</w:t>
-            </w:r>
-            <w:r>
-              <w:t xml:space="preserve"> </w:t>
-            </w:r>
-            <w:r>
-              <w:t xml:space="preserve">— internet, sin TLS</w:t>
+              <w:t xml:space="preserve">Tablets sin boton de panico</w:t>
+            </w:r>
+          </w:p>
+        </w:tc>
+        <w:tc>
+          <w:tcPr/>
+          <w:p>
+            <w:pPr>
+              <w:pStyle w:val="Compact"/>
+              <w:jc w:val="left"/>
+            </w:pPr>
+            <w:r>
+              <w:t xml:space="preserve">media</w:t>
+            </w:r>
+          </w:p>
+        </w:tc>
+        <w:tc>
+          <w:tcPr/>
+          <w:p>
+            <w:pPr>
+              <w:pStyle w:val="Compact"/>
+              <w:jc w:val="left"/>
+            </w:pPr>
+            <w:r>
+              <w:t xml:space="preserve">alto</w:t>
+            </w:r>
+          </w:p>
+        </w:tc>
+        <w:tc>
+          <w:tcPr/>
+          <w:p>
+            <w:pPr>
+              <w:pStyle w:val="Compact"/>
+              <w:jc w:val="left"/>
+            </w:pPr>
+            <w:r>
+              <w:t xml:space="preserve">media — si alguna sigue por debajo de 1.0.2</w:t>
             </w:r>
           </w:p>
         </w:tc>
@@ -1838,191 +2120,8 @@
             </w:pPr>
             <w:r>
               <w:rPr>
-                <w:b/>
-                <w:bCs/>
+                <w:strike/>
               </w:rPr>
-              <w:t xml:space="preserve">Perdida total de datos</w:t>
-            </w:r>
-          </w:p>
-        </w:tc>
-        <w:tc>
-          <w:tcPr/>
-          <w:p>
-            <w:pPr>
-              <w:pStyle w:val="Compact"/>
-              <w:jc w:val="left"/>
-            </w:pPr>
-            <w:r>
-              <w:t xml:space="preserve">media</w:t>
-            </w:r>
-          </w:p>
-        </w:tc>
-        <w:tc>
-          <w:tcPr/>
-          <w:p>
-            <w:pPr>
-              <w:pStyle w:val="Compact"/>
-              <w:jc w:val="left"/>
-            </w:pPr>
-            <w:r>
-              <w:rPr>
-                <w:b/>
-                <w:bCs/>
-              </w:rPr>
-              <w:t xml:space="preserve">muy alto</w:t>
-            </w:r>
-          </w:p>
-        </w:tc>
-        <w:tc>
-          <w:tcPr/>
-          <w:p>
-            <w:pPr>
-              <w:pStyle w:val="Compact"/>
-              <w:jc w:val="left"/>
-            </w:pPr>
-            <w:r>
-              <w:rPr>
-                <w:b/>
-                <w:bCs/>
-              </w:rPr>
-              <w:t xml:space="preserve">muy alta</w:t>
-            </w:r>
-            <w:r>
-              <w:t xml:space="preserve"> </w:t>
-            </w:r>
-            <w:r>
-              <w:t xml:space="preserve">— sin respaldo</w:t>
-            </w:r>
-          </w:p>
-        </w:tc>
-      </w:tr>
-      <w:tr>
-        <w:tc>
-          <w:tcPr/>
-          <w:p>
-            <w:pPr>
-              <w:pStyle w:val="Compact"/>
-              <w:jc w:val="left"/>
-            </w:pPr>
-            <w:r>
-              <w:rPr>
-                <w:b/>
-                <w:bCs/>
-              </w:rPr>
-              <w:t xml:space="preserve">Perdida del keystore</w:t>
-            </w:r>
-          </w:p>
-        </w:tc>
-        <w:tc>
-          <w:tcPr/>
-          <w:p>
-            <w:pPr>
-              <w:pStyle w:val="Compact"/>
-              <w:jc w:val="left"/>
-            </w:pPr>
-            <w:r>
-              <w:t xml:space="preserve">media</w:t>
-            </w:r>
-          </w:p>
-        </w:tc>
-        <w:tc>
-          <w:tcPr/>
-          <w:p>
-            <w:pPr>
-              <w:pStyle w:val="Compact"/>
-              <w:jc w:val="left"/>
-            </w:pPr>
-            <w:r>
-              <w:rPr>
-                <w:b/>
-                <w:bCs/>
-              </w:rPr>
-              <w:t xml:space="preserve">muy alto</w:t>
-            </w:r>
-          </w:p>
-        </w:tc>
-        <w:tc>
-          <w:tcPr/>
-          <w:p>
-            <w:pPr>
-              <w:pStyle w:val="Compact"/>
-              <w:jc w:val="left"/>
-            </w:pPr>
-            <w:r>
-              <w:rPr>
-                <w:b/>
-                <w:bCs/>
-              </w:rPr>
-              <w:t xml:space="preserve">alta</w:t>
-            </w:r>
-            <w:r>
-              <w:t xml:space="preserve"> </w:t>
-            </w:r>
-            <w:r>
-              <w:t xml:space="preserve">— sin copia; imposibilita actualizar la app</w:t>
-            </w:r>
-          </w:p>
-        </w:tc>
-      </w:tr>
-      <w:tr>
-        <w:tc>
-          <w:tcPr/>
-          <w:p>
-            <w:pPr>
-              <w:pStyle w:val="Compact"/>
-              <w:jc w:val="left"/>
-            </w:pPr>
-            <w:r>
-              <w:t xml:space="preserve">Tablets sin boton de panico</w:t>
-            </w:r>
-          </w:p>
-        </w:tc>
-        <w:tc>
-          <w:tcPr/>
-          <w:p>
-            <w:pPr>
-              <w:pStyle w:val="Compact"/>
-              <w:jc w:val="left"/>
-            </w:pPr>
-            <w:r>
-              <w:t xml:space="preserve">media</w:t>
-            </w:r>
-          </w:p>
-        </w:tc>
-        <w:tc>
-          <w:tcPr/>
-          <w:p>
-            <w:pPr>
-              <w:pStyle w:val="Compact"/>
-              <w:jc w:val="left"/>
-            </w:pPr>
-            <w:r>
-              <w:t xml:space="preserve">alto</w:t>
-            </w:r>
-          </w:p>
-        </w:tc>
-        <w:tc>
-          <w:tcPr/>
-          <w:p>
-            <w:pPr>
-              <w:pStyle w:val="Compact"/>
-              <w:jc w:val="left"/>
-            </w:pPr>
-            <w:r>
-              <w:t xml:space="preserve">media — si alguna sigue por debajo de 1.0.2</w:t>
-            </w:r>
-          </w:p>
-        </w:tc>
-      </w:tr>
-      <w:tr>
-        <w:tc>
-          <w:tcPr/>
-          <w:p>
-            <w:pPr>
-              <w:pStyle w:val="Compact"/>
-              <w:jc w:val="left"/>
-            </w:pPr>
-            <w:r>
               <w:t xml:space="preserve">Fuga entre instituciones</w:t>
             </w:r>
           </w:p>
@@ -2035,34 +2134,31 @@
               <w:jc w:val="left"/>
             </w:pPr>
             <w:r>
-              <w:rPr>
-                <w:rStyle w:val="VerbatimChar"/>
-              </w:rPr>
-              <w:t xml:space="preserve">NO DETERMINADO</w:t>
-            </w:r>
-          </w:p>
-        </w:tc>
-        <w:tc>
-          <w:tcPr/>
-          <w:p>
-            <w:pPr>
-              <w:pStyle w:val="Compact"/>
-              <w:jc w:val="left"/>
-            </w:pPr>
-            <w:r>
-              <w:t xml:space="preserve">alto</w:t>
-            </w:r>
-          </w:p>
-        </w:tc>
-        <w:tc>
-          <w:tcPr/>
-          <w:p>
-            <w:pPr>
-              <w:pStyle w:val="Compact"/>
-              <w:jc w:val="left"/>
-            </w:pPr>
-            <w:r>
-              <w:t xml:space="preserve">sin verificar</w:t>
+              <w:t xml:space="preserve">—</w:t>
+            </w:r>
+          </w:p>
+        </w:tc>
+        <w:tc>
+          <w:tcPr/>
+          <w:p>
+            <w:pPr>
+              <w:pStyle w:val="Compact"/>
+              <w:jc w:val="left"/>
+            </w:pPr>
+            <w:r>
+              <w:t xml:space="preserve">—</w:t>
+            </w:r>
+          </w:p>
+        </w:tc>
+        <w:tc>
+          <w:tcPr/>
+          <w:p>
+            <w:pPr>
+              <w:pStyle w:val="Compact"/>
+              <w:jc w:val="left"/>
+            </w:pPr>
+            <w:r>
+              <w:t xml:space="preserve">✅ verificada y cerrada el 2026-09-15</w:t>
             </w:r>
           </w:p>
         </w:tc>
@@ -2134,15 +2230,6 @@
         <w:pStyle w:val="Heading2"/>
       </w:pPr>
       <w:r>
-        <w:rPr>
-          <w:rStyle w:val="SectionNumber"/>
-        </w:rPr>
-        <w:t xml:space="preserve">0.15</w:t>
-      </w:r>
-      <w:r>
-        <w:tab/>
-      </w:r>
-      <w:r>
         <w:t xml:space="preserve">Inconsistencias</w:t>
       </w:r>
     </w:p>
@@ -2151,15 +2238,6 @@
       <w:pPr>
         <w:pStyle w:val="Heading3"/>
       </w:pPr>
-      <w:r>
-        <w:rPr>
-          <w:rStyle w:val="SectionNumber"/>
-        </w:rPr>
-        <w:t xml:space="preserve">0.15.1</w:t>
-      </w:r>
-      <w:r>
-        <w:tab/>
-      </w:r>
       <w:r>
         <w:t xml:space="preserve">INC-01 — Despliegue con HTTPS preparado y sin activar 🔴</w:t>
       </w:r>
@@ -2279,15 +2357,6 @@
         <w:pStyle w:val="Heading3"/>
       </w:pPr>
       <w:r>
-        <w:rPr>
-          <w:rStyle w:val="SectionNumber"/>
-        </w:rPr>
-        <w:t xml:space="preserve">0.15.2</w:t>
-      </w:r>
-      <w:r>
-        <w:tab/>
-      </w:r>
-      <w:r>
         <w:t xml:space="preserve">INC-02 — Contenedor</w:t>
       </w:r>
       <w:r>
@@ -2364,15 +2433,6 @@
         <w:pStyle w:val="Heading3"/>
       </w:pPr>
       <w:r>
-        <w:rPr>
-          <w:rStyle w:val="SectionNumber"/>
-        </w:rPr>
-        <w:t xml:space="preserve">0.15.3</w:t>
-      </w:r>
-      <w:r>
-        <w:tab/>
-      </w:r>
-      <w:r>
         <w:t xml:space="preserve">INC-03 —</w:t>
       </w:r>
       <w:r>
@@ -2443,15 +2503,6 @@
         <w:pStyle w:val="Heading3"/>
       </w:pPr>
       <w:r>
-        <w:rPr>
-          <w:rStyle w:val="SectionNumber"/>
-        </w:rPr>
-        <w:t xml:space="preserve">0.15.4</w:t>
-      </w:r>
-      <w:r>
-        <w:tab/>
-      </w:r>
-      <w:r>
         <w:t xml:space="preserve">INC-04 — Las variables del compose pisan al</w:t>
       </w:r>
       <w:r>
@@ -2520,15 +2571,6 @@
       <w:pPr>
         <w:pStyle w:val="Heading3"/>
       </w:pPr>
-      <w:r>
-        <w:rPr>
-          <w:rStyle w:val="SectionNumber"/>
-        </w:rPr>
-        <w:t xml:space="preserve">0.15.5</w:t>
-      </w:r>
-      <w:r>
-        <w:tab/>
-      </w:r>
       <w:r>
         <w:t xml:space="preserve">INC-05 —</w:t>
       </w:r>
@@ -2563,15 +2605,6 @@
       <w:pPr>
         <w:pStyle w:val="Heading2"/>
       </w:pPr>
-      <w:r>
-        <w:rPr>
-          <w:rStyle w:val="SectionNumber"/>
-        </w:rPr>
-        <w:t xml:space="preserve">0.16</w:t>
-      </w:r>
-      <w:r>
-        <w:tab/>
-      </w:r>
       <w:r>
         <w:t xml:space="preserve">Documentacion faltante</w:t>
       </w:r>
@@ -2654,15 +2687,6 @@
       <w:pPr>
         <w:pStyle w:val="Heading2"/>
       </w:pPr>
-      <w:r>
-        <w:rPr>
-          <w:rStyle w:val="SectionNumber"/>
-        </w:rPr>
-        <w:t xml:space="preserve">0.17</w:t>
-      </w:r>
-      <w:r>
-        <w:tab/>
-      </w:r>
       <w:r>
         <w:t xml:space="preserve">Recomendaciones</w:t>
       </w:r>
@@ -2768,14 +2792,23 @@
               <w:jc w:val="left"/>
             </w:pPr>
             <w:r>
+              <w:t xml:space="preserve">✅</w:t>
+            </w:r>
+            <w:r>
+              <w:t xml:space="preserve"> </w:t>
+            </w:r>
+            <w:r>
               <w:rPr>
                 <w:b/>
                 <w:bCs/>
               </w:rPr>
-              <w:t xml:space="preserve">Toma de cuentas</w:t>
-            </w:r>
-            <w:r>
-              <w:t xml:space="preserve">:</w:t>
+              <w:t xml:space="preserve">RESUELTO</w:t>
+            </w:r>
+            <w:r>
+              <w:t xml:space="preserve"> </w:t>
+            </w:r>
+            <w:r>
+              <w:t xml:space="preserve">—</w:t>
             </w:r>
             <w:r>
               <w:t xml:space="preserve"> </w:t>
@@ -2814,7 +2847,43 @@
               <w:jc w:val="left"/>
             </w:pPr>
             <w:r>
-              <w:t xml:space="preserve">🔴</w:t>
+              <w:t xml:space="preserve">🔴 CRITICO</w:t>
+            </w:r>
+          </w:p>
+        </w:tc>
+        <w:tc>
+          <w:tcPr/>
+          <w:p>
+            <w:pPr>
+              <w:pStyle w:val="Compact"/>
+              <w:jc w:val="left"/>
+            </w:pPr>
+            <w:r>
+              <w:t xml:space="preserve">Hecho: codigo con</w:t>
+            </w:r>
+            <w:r>
+              <w:t xml:space="preserve"> </w:t>
+            </w:r>
+            <w:r>
+              <w:rPr>
+                <w:rStyle w:val="VerbatimChar"/>
+              </w:rPr>
+              <w:t xml:space="preserve">random_bytes</w:t>
+            </w:r>
+            <w:r>
+              <w:t xml:space="preserve">, guardado hasheado, con caducidad, de un solo uso y comparado con</w:t>
+            </w:r>
+            <w:r>
+              <w:t xml:space="preserve"> </w:t>
+            </w:r>
+            <w:r>
+              <w:rPr>
+                <w:rStyle w:val="VerbatimChar"/>
+              </w:rPr>
+              <w:t xml:space="preserve">hash_equals</w:t>
+            </w:r>
+            <w:r>
+              <w:t xml:space="preserve">; ya no vuelve en la respuesta.</w:t>
             </w:r>
             <w:r>
               <w:t xml:space="preserve"> </w:t>
@@ -2824,31 +2893,13 @@
                 <w:b/>
                 <w:bCs/>
               </w:rPr>
-              <w:t xml:space="preserve">CRITICO</w:t>
-            </w:r>
-          </w:p>
-        </w:tc>
-        <w:tc>
-          <w:tcPr/>
-          <w:p>
-            <w:pPr>
-              <w:pStyle w:val="Compact"/>
-              <w:jc w:val="left"/>
-            </w:pPr>
-            <w:r>
-              <w:t xml:space="preserve">Validar el token, generarlo con</w:t>
+              <w:t xml:space="preserve">El portal web tenia el mismo agujero</w:t>
             </w:r>
             <w:r>
               <w:t xml:space="preserve"> </w:t>
             </w:r>
             <w:r>
-              <w:rPr>
-                <w:rStyle w:val="VerbatimChar"/>
-              </w:rPr>
-              <w:t xml:space="preserve">random_bytes</w:t>
-            </w:r>
-            <w:r>
-              <w:t xml:space="preserve">, no devolverlo en la respuesta, invalidarlo tras usarlo. Mitigacion inmediata: cerrar el acceso publico a esas dos rutas</w:t>
+              <w:t xml:space="preserve">y tambien se cerro</w:t>
             </w:r>
           </w:p>
         </w:tc>
@@ -2973,7 +3024,23 @@
               <w:jc w:val="left"/>
             </w:pPr>
             <w:r>
-              <w:t xml:space="preserve">Sin respaldo de base, secretos ni keystore</w:t>
+              <w:t xml:space="preserve">✅</w:t>
+            </w:r>
+            <w:r>
+              <w:t xml:space="preserve"> </w:t>
+            </w:r>
+            <w:r>
+              <w:rPr>
+                <w:b/>
+                <w:bCs/>
+              </w:rPr>
+              <w:t xml:space="preserve">RESUELTO</w:t>
+            </w:r>
+            <w:r>
+              <w:t xml:space="preserve"> </w:t>
+            </w:r>
+            <w:r>
+              <w:t xml:space="preserve">— Sin respaldo de base, secretos ni keystore</w:t>
             </w:r>
           </w:p>
         </w:tc>
@@ -3009,7 +3076,22 @@
               <w:jc w:val="left"/>
             </w:pPr>
             <w:r>
-              <w:t xml:space="preserve">Respaldo diario de los cuatro elementos, siguiendo el patron del coordinador</w:t>
+              <w:t xml:space="preserve">Hecho:</w:t>
+            </w:r>
+            <w:r>
+              <w:t xml:space="preserve"> </w:t>
+            </w:r>
+            <w:r>
+              <w:rPr>
+                <w:rStyle w:val="VerbatimChar"/>
+              </w:rPr>
+              <w:t xml:space="preserve">scripts/respaldo.sh</w:t>
+            </w:r>
+            <w:r>
+              <w:t xml:space="preserve"> </w:t>
+            </w:r>
+            <w:r>
+              <w:t xml:space="preserve">diario a las 03:00, con los cuatro elementos. Verificado restaurando el indice del dump y comparando el SHA-256 del keystore</w:t>
             </w:r>
           </w:p>
         </w:tc>
@@ -3184,50 +3266,85 @@
               <w:jc w:val="left"/>
             </w:pPr>
             <w:r>
-              <w:t xml:space="preserve">Aislamiento entre instituciones sin verificar</w:t>
-            </w:r>
-          </w:p>
-        </w:tc>
-        <w:tc>
-          <w:tcPr/>
-          <w:p>
-            <w:pPr>
-              <w:pStyle w:val="Compact"/>
-              <w:jc w:val="left"/>
-            </w:pPr>
-            <w:r>
-              <w:t xml:space="preserve">Seguridad</w:t>
-            </w:r>
-          </w:p>
-        </w:tc>
-        <w:tc>
-          <w:tcPr/>
-          <w:p>
-            <w:pPr>
-              <w:pStyle w:val="Compact"/>
-              <w:jc w:val="left"/>
-            </w:pPr>
-            <w:r>
-              <w:t xml:space="preserve">🟡 MEDIO</w:t>
-            </w:r>
-          </w:p>
-        </w:tc>
-        <w:tc>
-          <w:tcPr/>
-          <w:p>
-            <w:pPr>
-              <w:pStyle w:val="Compact"/>
-              <w:jc w:val="left"/>
-            </w:pPr>
+              <w:t xml:space="preserve">✅</w:t>
+            </w:r>
+            <w:r>
+              <w:t xml:space="preserve"> </w:t>
+            </w:r>
             <w:r>
               <w:rPr>
                 <w:b/>
                 <w:bCs/>
               </w:rPr>
-              <w:t xml:space="preserve">Ejecutar T-30</w:t>
-            </w:r>
-            <w:r>
-              <w:t xml:space="preserve">: es la prueba mas importante de este sistema</w:t>
+              <w:t xml:space="preserve">RESUELTO</w:t>
+            </w:r>
+            <w:r>
+              <w:t xml:space="preserve"> </w:t>
+            </w:r>
+            <w:r>
+              <w:t xml:space="preserve">— Aislamiento entre instituciones sin verificar</w:t>
+            </w:r>
+          </w:p>
+        </w:tc>
+        <w:tc>
+          <w:tcPr/>
+          <w:p>
+            <w:pPr>
+              <w:pStyle w:val="Compact"/>
+              <w:jc w:val="left"/>
+            </w:pPr>
+            <w:r>
+              <w:t xml:space="preserve">Seguridad</w:t>
+            </w:r>
+          </w:p>
+        </w:tc>
+        <w:tc>
+          <w:tcPr/>
+          <w:p>
+            <w:pPr>
+              <w:pStyle w:val="Compact"/>
+              <w:jc w:val="left"/>
+            </w:pPr>
+            <w:r>
+              <w:t xml:space="preserve">🟡 MEDIO</w:t>
+            </w:r>
+          </w:p>
+        </w:tc>
+        <w:tc>
+          <w:tcPr/>
+          <w:p>
+            <w:pPr>
+              <w:pStyle w:val="Compact"/>
+              <w:jc w:val="left"/>
+            </w:pPr>
+            <w:r>
+              <w:t xml:space="preserve">Se verifico y</w:t>
+            </w:r>
+            <w:r>
+              <w:t xml:space="preserve"> </w:t>
+            </w:r>
+            <w:r>
+              <w:rPr>
+                <w:b/>
+                <w:bCs/>
+              </w:rPr>
+              <w:t xml:space="preserve">habia fuga</w:t>
+            </w:r>
+            <w:r>
+              <w:t xml:space="preserve">: el detalle de rondas y los marcadores de local filtraban solo por el parametro de la URL. Un Supervisor leia rondas de otro cliente y</w:t>
+            </w:r>
+            <w:r>
+              <w:t xml:space="preserve"> </w:t>
+            </w:r>
+            <w:r>
+              <w:rPr>
+                <w:b/>
+                <w:bCs/>
+              </w:rPr>
+              <w:t xml:space="preserve">editaba las coordenadas de sus QR</w:t>
+            </w:r>
+            <w:r>
+              <w:t xml:space="preserve">. Cerrado, con 12 tests</w:t>
             </w:r>
           </w:p>
         </w:tc>
@@ -3638,15 +3755,6 @@
       <w:pPr>
         <w:pStyle w:val="Heading2"/>
       </w:pPr>
-      <w:r>
-        <w:rPr>
-          <w:rStyle w:val="SectionNumber"/>
-        </w:rPr>
-        <w:t xml:space="preserve">0.18</w:t>
-      </w:r>
-      <w:r>
-        <w:tab/>
-      </w:r>
       <w:r>
         <w:t xml:space="preserve">Prioridad recomendada</w:t>
       </w:r>
@@ -3856,176 +3964,7 @@
         <w:t xml:space="preserve">Ningun cambio fue aplicado durante esta auditoria.</w:t>
       </w:r>
     </w:p>
-    <w:p>
-      <w:r>
-        <w:pict>
-          <v:rect style="width:0;height:1.5pt" o:hralign="center" o:hrstd="t" o:hr="t"/>
-        </w:pict>
-      </w:r>
-    </w:p>
     <w:bookmarkEnd w:id="42"/>
-    <w:bookmarkStart w:id="43" w:name="control-de-versiones"/>
-    <w:p>
-      <w:pPr>
-        <w:pStyle w:val="Heading2"/>
-      </w:pPr>
-      <w:r>
-        <w:rPr>
-          <w:rStyle w:val="SectionNumber"/>
-        </w:rPr>
-        <w:t xml:space="preserve">0.19</w:t>
-      </w:r>
-      <w:r>
-        <w:tab/>
-      </w:r>
-      <w:r>
-        <w:t xml:space="preserve">Control de versiones</w:t>
-      </w:r>
-    </w:p>
-    <w:tbl>
-      <w:tblPr>
-        <w:tblStyle w:val="Table"/>
-        <w:tblW w:type="pct" w:w="5000"/>
-        <w:jc w:val="left"/>
-        <w:tblLayout w:type="fixed"/>
-        <w:tblLook w:firstRow="1" w:lastRow="0" w:firstColumn="0" w:lastColumn="0" w:noHBand="0" w:noVBand="0" w:val="0020"/>
-      </w:tblPr>
-      <w:tblGrid>
-        <w:gridCol w:w="1980"/>
-        <w:gridCol w:w="1980"/>
-        <w:gridCol w:w="1980"/>
-        <w:gridCol w:w="1980"/>
-      </w:tblGrid>
-      <w:tr>
-        <w:trPr>
-          <w:tblHeader w:val="on"/>
-        </w:trPr>
-        <w:tc>
-          <w:tcPr/>
-          <w:p>
-            <w:pPr>
-              <w:pStyle w:val="Compact"/>
-              <w:jc w:val="left"/>
-            </w:pPr>
-            <w:r>
-              <w:t xml:space="preserve">Version</w:t>
-            </w:r>
-          </w:p>
-        </w:tc>
-        <w:tc>
-          <w:tcPr/>
-          <w:p>
-            <w:pPr>
-              <w:pStyle w:val="Compact"/>
-              <w:jc w:val="left"/>
-            </w:pPr>
-            <w:r>
-              <w:t xml:space="preserve">Fecha</w:t>
-            </w:r>
-          </w:p>
-        </w:tc>
-        <w:tc>
-          <w:tcPr/>
-          <w:p>
-            <w:pPr>
-              <w:pStyle w:val="Compact"/>
-              <w:jc w:val="left"/>
-            </w:pPr>
-            <w:r>
-              <w:t xml:space="preserve">Cambio</w:t>
-            </w:r>
-          </w:p>
-        </w:tc>
-        <w:tc>
-          <w:tcPr/>
-          <w:p>
-            <w:pPr>
-              <w:pStyle w:val="Compact"/>
-              <w:jc w:val="left"/>
-            </w:pPr>
-            <w:r>
-              <w:t xml:space="preserve">Responsable</w:t>
-            </w:r>
-          </w:p>
-        </w:tc>
-      </w:tr>
-      <w:tr>
-        <w:tc>
-          <w:tcPr/>
-          <w:p>
-            <w:pPr>
-              <w:pStyle w:val="Compact"/>
-              <w:jc w:val="left"/>
-            </w:pPr>
-            <w:r>
-              <w:t xml:space="preserve">1.1</w:t>
-            </w:r>
-          </w:p>
-        </w:tc>
-        <w:tc>
-          <w:tcPr/>
-          <w:p>
-            <w:pPr>
-              <w:pStyle w:val="Compact"/>
-              <w:jc w:val="left"/>
-            </w:pPr>
-            <w:r>
-              <w:t xml:space="preserve">2026-09-15</w:t>
-            </w:r>
-          </w:p>
-        </w:tc>
-        <w:tc>
-          <w:tcPr/>
-          <w:p>
-            <w:pPr>
-              <w:pStyle w:val="Compact"/>
-              <w:jc w:val="left"/>
-            </w:pPr>
-            <w:r>
-              <w:t xml:space="preserve">Emision inicial del documento.</w:t>
-            </w:r>
-          </w:p>
-        </w:tc>
-        <w:tc>
-          <w:tcPr/>
-          <w:p>
-            <w:pPr>
-              <w:pStyle w:val="Compact"/>
-              <w:jc w:val="left"/>
-            </w:pPr>
-            <w:r>
-              <w:t xml:space="preserve">Auditoria tecnica</w:t>
-            </w:r>
-          </w:p>
-        </w:tc>
-      </w:tr>
-    </w:tbl>
-    <w:p>
-      <w:pPr>
-        <w:pStyle w:val="BodyText"/>
-      </w:pPr>
-      <w:r>
-        <w:rPr>
-          <w:i/>
-          <w:iCs/>
-        </w:rPr>
-        <w:t xml:space="preserve">Documento interno de Total Pacific Group. Generado desde la documentacion del</w:t>
-      </w:r>
-      <w:r>
-        <w:rPr>
-          <w:i/>
-          <w:iCs/>
-        </w:rPr>
-        <w:t xml:space="preserve"> </w:t>
-      </w:r>
-      <w:r>
-        <w:rPr>
-          <w:i/>
-          <w:iCs/>
-        </w:rPr>
-        <w:t xml:space="preserve">repositorio; la fuente es el archivo Markdown correspondiente.</w:t>
-      </w:r>
-    </w:p>
     <w:bookmarkEnd w:id="43"/>
     <w:sectPr/>
   </w:body>
@@ -4341,7 +4280,7 @@
         <w:rFonts w:asciiTheme="minorHAnsi" w:cstheme="minorBidi" w:eastAsiaTheme="minorHAnsi" w:hAnsiTheme="minorHAnsi"/>
         <w:sz w:val="24"/>
         <w:szCs w:val="24"/>
-        <w:lang w:bidi="ar-SA" w:eastAsia="en-US" w:val="es"/>
+        <w:lang w:bidi="ar-SA" w:eastAsia="en-US" w:val="en-US"/>
       </w:rPr>
     </w:rPrDefault>
     <w:pPrDefault>
@@ -4396,7 +4335,6 @@
       <w:color w:themeColor="accent1" w:themeShade="B5" w:val="345A8A"/>
       <w:sz w:val="36"/>
       <w:szCs w:val="36"/>
-      <w:color w:val="0A1F8F"/>
     </w:rPr>
   </w:style>
   <w:style w:styleId="Subtitle" w:type="paragraph">
@@ -4495,7 +4433,6 @@
       <w:color w:themeColor="accent1" w:val="4F81BD"/>
       <w:sz w:val="32"/>
       <w:szCs w:val="32"/>
-      <w:color w:val="0A1F8F"/>
     </w:rPr>
   </w:style>
   <w:style w:styleId="Heading2" w:type="paragraph">
@@ -4518,7 +4455,6 @@
       <w:color w:themeColor="accent1" w:val="4F81BD"/>
       <w:sz w:val="28"/>
       <w:szCs w:val="28"/>
-      <w:color w:val="01579B"/>
     </w:rPr>
   </w:style>
   <w:style w:styleId="Heading3" w:type="paragraph">
@@ -4541,7 +4477,6 @@
       <w:color w:themeColor="accent1" w:val="4F81BD"/>
       <w:sz w:val="24"/>
       <w:szCs w:val="24"/>
-      <w:color w:val="333333"/>
     </w:rPr>
   </w:style>
   <w:style w:styleId="Heading4" w:type="paragraph">

--- a/INFORME_AUDITORIA.docx
+++ b/INFORME_AUDITORIA.docx
@@ -2,7 +2,7 @@
 <file path=word/document.xml><?xml version="1.0" encoding="utf-8"?>
 <w:document xmlns:w="http://schemas.openxmlformats.org/wordprocessingml/2006/main" xmlns:m="http://schemas.openxmlformats.org/officeDocument/2006/math" xmlns:r="http://schemas.openxmlformats.org/officeDocument/2006/relationships" xmlns:o="urn:schemas-microsoft-com:office:office" xmlns:v="urn:schemas-microsoft-com:vml" xmlns:w10="urn:schemas-microsoft-com:office:word" xmlns:a="http://schemas.openxmlformats.org/drawingml/2006/main" xmlns:pic="http://schemas.openxmlformats.org/drawingml/2006/picture" xmlns:wp="http://schemas.openxmlformats.org/drawingml/2006/wordprocessingDrawing">
   <w:body>
-    <w:bookmarkStart w:id="43" w:name="Xd363ddf197e2a0efd9db28cca27c097dda04378"/>
+    <w:bookmarkStart w:id="43" w:name="X23f9d12f92ff642701299226444f07969ff2ccd"/>
     <w:p>
       <w:pPr>
         <w:pStyle w:val="Heading1"/>
@@ -26,7 +26,7 @@
         <w:t xml:space="preserve"> </w:t>
       </w:r>
       <w:r>
-        <w:t xml:space="preserve">2026-09-15 ·</w:t>
+        <w:t xml:space="preserve">2026-09-19 ·</w:t>
       </w:r>
       <w:r>
         <w:t xml:space="preserve"> </w:t>
@@ -42,7 +42,7 @@
         <w:t xml:space="preserve"> </w:t>
       </w:r>
       <w:r>
-        <w:t xml:space="preserve">2.0 (con las correcciones aplicadas)</w:t>
+        <w:t xml:space="preserve">2.1 (estado tras las correcciones)</w:t>
       </w:r>
       <w:r>
         <w:t xml:space="preserve"> </w:t>
@@ -62,6 +62,96 @@
           <w:rStyle w:val="VerbatimChar"/>
         </w:rPr>
         <w:t xml:space="preserve">/home/server-dt/Documentos/totalsecureapp</w:t>
+      </w:r>
+    </w:p>
+    <w:p>
+      <w:pPr>
+        <w:pStyle w:val="BlockText"/>
+      </w:pPr>
+      <w:r>
+        <w:rPr>
+          <w:b/>
+          <w:bCs/>
+        </w:rPr>
+        <w:t xml:space="preserve">Historia de este documento.</w:t>
+      </w:r>
+      <w:r>
+        <w:t xml:space="preserve"> </w:t>
+      </w:r>
+      <w:r>
+        <w:t xml:space="preserve">La</w:t>
+      </w:r>
+      <w:r>
+        <w:t xml:space="preserve"> </w:t>
+      </w:r>
+      <w:r>
+        <w:rPr>
+          <w:b/>
+          <w:bCs/>
+        </w:rPr>
+        <w:t xml:space="preserve">v1.0</w:t>
+      </w:r>
+      <w:r>
+        <w:t xml:space="preserve"> </w:t>
+      </w:r>
+      <w:r>
+        <w:t xml:space="preserve">(2026-09-15, por la manana) fue la</w:t>
+      </w:r>
+      <w:r>
+        <w:t xml:space="preserve"> </w:t>
+      </w:r>
+      <w:r>
+        <w:t xml:space="preserve">auditoria inicial: cuatro hallazgos criticos, ningun cambio aplicado. La</w:t>
+      </w:r>
+      <w:r>
+        <w:t xml:space="preserve"> </w:t>
+      </w:r>
+      <w:r>
+        <w:rPr>
+          <w:b/>
+          <w:bCs/>
+        </w:rPr>
+        <w:t xml:space="preserve">v2.0</w:t>
+      </w:r>
+      <w:r>
+        <w:t xml:space="preserve"> </w:t>
+      </w:r>
+      <w:r>
+        <w:t xml:space="preserve">(2026-09-15, por la tarde) registro que tres de los cuatro ya estaban cerrados,</w:t>
+      </w:r>
+      <w:r>
+        <w:t xml:space="preserve"> </w:t>
+      </w:r>
+      <w:r>
+        <w:t xml:space="preserve">pero dejo varias secciones describiendo el sistema como estaba por la manana.</w:t>
+      </w:r>
+      <w:r>
+        <w:t xml:space="preserve"> </w:t>
+      </w:r>
+      <w:r>
+        <w:t xml:space="preserve">Esta</w:t>
+      </w:r>
+      <w:r>
+        <w:t xml:space="preserve"> </w:t>
+      </w:r>
+      <w:r>
+        <w:rPr>
+          <w:b/>
+          <w:bCs/>
+        </w:rPr>
+        <w:t xml:space="preserve">v2.1</w:t>
+      </w:r>
+      <w:r>
+        <w:t xml:space="preserve"> </w:t>
+      </w:r>
+      <w:r>
+        <w:t xml:space="preserve">corrige esas contradicciones e incorpora el trabajo del 16 y 17 de</w:t>
+      </w:r>
+      <w:r>
+        <w:t xml:space="preserve"> </w:t>
+      </w:r>
+      <w:r>
+        <w:t xml:space="preserve">septiembre.</w:t>
       </w:r>
     </w:p>
     <w:p>
@@ -142,7 +232,7 @@
         <w:pStyle w:val="BodyText"/>
       </w:pPr>
       <w:r>
-        <w:t xml:space="preserve">Esta bien construido: Laravel modular, Sanctum y spatie/permission (las</w:t>
+        <w:t xml:space="preserve">Esta bien construido: Laravel 13 modular, Sanctum y spatie/permission (las</w:t>
       </w:r>
       <w:r>
         <w:t xml:space="preserve"> </w:t>
@@ -206,14 +296,74 @@
         <w:t xml:space="preserve">version del APK no debe repartirse.</w:t>
       </w:r>
     </w:p>
+    <w:p>
+      <w:pPr>
+        <w:pStyle w:val="BodyText"/>
+      </w:pPr>
+      <w:r>
+        <w:rPr>
+          <w:b/>
+          <w:bCs/>
+        </w:rPr>
+        <w:t xml:space="preserve">De los cuatro hallazgos criticos de la v1.0, tres estan cerrados y</w:t>
+      </w:r>
+      <w:r>
+        <w:rPr>
+          <w:b/>
+          <w:bCs/>
+        </w:rPr>
+        <w:t xml:space="preserve"> </w:t>
+      </w:r>
+      <w:r>
+        <w:rPr>
+          <w:b/>
+          <w:bCs/>
+        </w:rPr>
+        <w:t xml:space="preserve">verificados.</w:t>
+      </w:r>
+      <w:r>
+        <w:t xml:space="preserve"> </w:t>
+      </w:r>
+      <w:r>
+        <w:t xml:space="preserve">El que queda —la falta de HTTPS— no esta detenido por una</w:t>
+      </w:r>
+      <w:r>
+        <w:t xml:space="preserve"> </w:t>
+      </w:r>
+      <w:r>
+        <w:t xml:space="preserve">dificultad tecnica: la configuracion con certbot ya esta escrita y probada en</w:t>
+      </w:r>
+      <w:r>
+        <w:t xml:space="preserve"> </w:t>
+      </w:r>
+      <w:r>
+        <w:rPr>
+          <w:rStyle w:val="VerbatimChar"/>
+        </w:rPr>
+        <w:t xml:space="preserve">docker-compose.prod.yml</w:t>
+      </w:r>
+      <w:r>
+        <w:t xml:space="preserve">.</w:t>
+      </w:r>
+      <w:r>
+        <w:t xml:space="preserve"> </w:t>
+      </w:r>
+      <w:r>
+        <w:rPr>
+          <w:b/>
+          <w:bCs/>
+        </w:rPr>
+        <w:t xml:space="preserve">Falta que se libere un dominio.</w:t>
+      </w:r>
+    </w:p>
     <w:bookmarkEnd w:id="20"/>
-    <w:bookmarkStart w:id="21" w:name="Xb5a3d348b266676be0e4048895662090882715c"/>
+    <w:bookmarkStart w:id="21" w:name="estado-general"/>
     <w:p>
       <w:pPr>
         <w:pStyle w:val="Heading2"/>
       </w:pPr>
       <w:r>
-        <w:t xml:space="preserve">⚠️ Correccion de la version 1.0 (el hallazgo, ya corregido)</w:t>
+        <w:t xml:space="preserve">Estado general</w:t>
       </w:r>
     </w:p>
     <w:p>
@@ -221,460 +371,6 @@
         <w:pStyle w:val="FirstParagraph"/>
       </w:pPr>
       <w:r>
-        <w:t xml:space="preserve">La documentacion de la API ruta por ruta destapo</w:t>
-      </w:r>
-      <w:r>
-        <w:t xml:space="preserve"> </w:t>
-      </w:r>
-      <w:r>
-        <w:rPr>
-          <w:b/>
-          <w:bCs/>
-        </w:rPr>
-        <w:t xml:space="preserve">una toma de cuentas</w:t>
-      </w:r>
-      <w:r>
-        <w:t xml:space="preserve"> </w:t>
-      </w:r>
-      <w:r>
-        <w:t xml:space="preserve">que la</w:t>
-      </w:r>
-      <w:r>
-        <w:t xml:space="preserve"> </w:t>
-      </w:r>
-      <w:r>
-        <w:t xml:space="preserve">primera pasada no vio:</w:t>
-      </w:r>
-      <w:r>
-        <w:t xml:space="preserve"> </w:t>
-      </w:r>
-      <w:r>
-        <w:rPr>
-          <w:rStyle w:val="VerbatimChar"/>
-        </w:rPr>
-        <w:t xml:space="preserve">POST /api/procesar_paswchg</w:t>
-      </w:r>
-      <w:r>
-        <w:t xml:space="preserve"> </w:t>
-      </w:r>
-      <w:r>
-        <w:t xml:space="preserve">es publico y</w:t>
-      </w:r>
-      <w:r>
-        <w:t xml:space="preserve"> </w:t>
-      </w:r>
-      <w:r>
-        <w:rPr>
-          <w:b/>
-          <w:bCs/>
-        </w:rPr>
-        <w:t xml:space="preserve">cambia la</w:t>
-      </w:r>
-      <w:r>
-        <w:rPr>
-          <w:b/>
-          <w:bCs/>
-        </w:rPr>
-        <w:t xml:space="preserve"> </w:t>
-      </w:r>
-      <w:r>
-        <w:rPr>
-          <w:b/>
-          <w:bCs/>
-        </w:rPr>
-        <w:t xml:space="preserve">contrasena de cualquier usuario sin validar ningun token</w:t>
-      </w:r>
-      <w:r>
-        <w:t xml:space="preserve">. Basta el</w:t>
-      </w:r>
-      <w:r>
-        <w:t xml:space="preserve"> </w:t>
-      </w:r>
-      <w:r>
-        <w:rPr>
-          <w:rStyle w:val="VerbatimChar"/>
-        </w:rPr>
-        <w:t xml:space="preserve">user_id</w:t>
-      </w:r>
-      <w:r>
-        <w:t xml:space="preserve">,</w:t>
-      </w:r>
-      <w:r>
-        <w:t xml:space="preserve"> </w:t>
-      </w:r>
-      <w:r>
-        <w:t xml:space="preserve">que es un entero secuencial.</w:t>
-      </w:r>
-    </w:p>
-    <w:p>
-      <w:pPr>
-        <w:pStyle w:val="BodyText"/>
-      </w:pPr>
-      <w:r>
-        <w:t xml:space="preserve">Eso desplaza la prioridad:</w:t>
-      </w:r>
-      <w:r>
-        <w:t xml:space="preserve"> </w:t>
-      </w:r>
-      <w:r>
-        <w:rPr>
-          <w:b/>
-          <w:bCs/>
-        </w:rPr>
-        <w:t xml:space="preserve">por delante incluso de activar HTTPS</w:t>
-      </w:r>
-      <w:r>
-        <w:t xml:space="preserve">.</w:t>
-      </w:r>
-    </w:p>
-    <w:p>
-      <w:pPr>
-        <w:pStyle w:val="BodyText"/>
-      </w:pPr>
-      <w:r>
-        <w:t xml:space="preserve">La primera pasada reviso configuracion, exposicion, Docker y secretos. Lo que</w:t>
-      </w:r>
-      <w:r>
-        <w:t xml:space="preserve"> </w:t>
-      </w:r>
-      <w:r>
-        <w:t xml:space="preserve">no reviso fue el codigo de cada controlador.</w:t>
-      </w:r>
-    </w:p>
-    <w:bookmarkEnd w:id="21"/>
-    <w:bookmarkStart w:id="22" w:name="el-problema-ahora-en-dos-frentes"/>
-    <w:p>
-      <w:pPr>
-        <w:pStyle w:val="Heading2"/>
-      </w:pPr>
-      <w:r>
-        <w:t xml:space="preserve">El problema, ahora en dos frentes</w:t>
-      </w:r>
-    </w:p>
-    <w:p>
-      <w:pPr>
-        <w:pStyle w:val="FirstParagraph"/>
-      </w:pPr>
-      <w:r>
-        <w:rPr>
-          <w:b/>
-          <w:bCs/>
-        </w:rPr>
-        <w:t xml:space="preserve">Primero: cualquiera puede tomar cualquier cuenta.</w:t>
-      </w:r>
-      <w:r>
-        <w:t xml:space="preserve"> </w:t>
-      </w:r>
-      <w:r>
-        <w:rPr>
-          <w:rStyle w:val="VerbatimChar"/>
-        </w:rPr>
-        <w:t xml:space="preserve">POST /api/procesar_paswchg</w:t>
-      </w:r>
-      <w:r>
-        <w:t xml:space="preserve"> </w:t>
-      </w:r>
-      <w:r>
-        <w:t xml:space="preserve">no exige autenticacion y no comprueba el token de recuperacion que el propio</w:t>
-      </w:r>
-      <w:r>
-        <w:t xml:space="preserve"> </w:t>
-      </w:r>
-      <w:r>
-        <w:t xml:space="preserve">sistema emite. Una peticion con</w:t>
-      </w:r>
-      <w:r>
-        <w:t xml:space="preserve"> </w:t>
-      </w:r>
-      <w:r>
-        <w:rPr>
-          <w:rStyle w:val="VerbatimChar"/>
-        </w:rPr>
-        <w:t xml:space="preserve">{"user_id":1,"password":"...","password2":"..."}</w:t>
-      </w:r>
-      <w:r>
-        <w:t xml:space="preserve"> </w:t>
-      </w:r>
-      <w:r>
-        <w:t xml:space="preserve">cambia la contrasena de ese usuario. Y</w:t>
-      </w:r>
-      <w:r>
-        <w:t xml:space="preserve"> </w:t>
-      </w:r>
-      <w:r>
-        <w:rPr>
-          <w:rStyle w:val="VerbatimChar"/>
-        </w:rPr>
-        <w:t xml:space="preserve">POST /api/solicitud_paswchg</w:t>
-      </w:r>
-      <w:r>
-        <w:t xml:space="preserve">, tambien</w:t>
-      </w:r>
-      <w:r>
-        <w:t xml:space="preserve"> </w:t>
-      </w:r>
-      <w:r>
-        <w:t xml:space="preserve">publico,</w:t>
-      </w:r>
-      <w:r>
-        <w:t xml:space="preserve"> </w:t>
-      </w:r>
-      <w:r>
-        <w:rPr>
-          <w:b/>
-          <w:bCs/>
-        </w:rPr>
-        <w:t xml:space="preserve">devuelve el token y el</w:t>
-      </w:r>
-      <w:r>
-        <w:rPr>
-          <w:b/>
-          <w:bCs/>
-        </w:rPr>
-        <w:t xml:space="preserve"> </w:t>
-      </w:r>
-      <w:r>
-        <w:rPr>
-          <w:rStyle w:val="VerbatimChar"/>
-          <w:b/>
-          <w:bCs/>
-        </w:rPr>
-        <w:t xml:space="preserve">user_id</w:t>
-      </w:r>
-      <w:r>
-        <w:rPr>
-          <w:b/>
-          <w:bCs/>
-        </w:rPr>
-        <w:t xml:space="preserve"> </w:t>
-      </w:r>
-      <w:r>
-        <w:rPr>
-          <w:b/>
-          <w:bCs/>
-        </w:rPr>
-        <w:t xml:space="preserve">en la respuesta</w:t>
-      </w:r>
-      <w:r>
-        <w:t xml:space="preserve">.</w:t>
-      </w:r>
-    </w:p>
-    <w:p>
-      <w:pPr>
-        <w:pStyle w:val="BodyText"/>
-      </w:pPr>
-      <w:r>
-        <w:rPr>
-          <w:b/>
-          <w:bCs/>
-        </w:rPr>
-        <w:t xml:space="preserve">Segundo: datos biometricos de 880 personas viajan por internet sin cifrar.</w:t>
-      </w:r>
-      <w:r>
-        <w:t xml:space="preserve"> </w:t>
-      </w:r>
-      <w:r>
-        <w:t xml:space="preserve">Tres</w:t>
-      </w:r>
-      <w:r>
-        <w:t xml:space="preserve"> </w:t>
-      </w:r>
-      <w:r>
-        <w:t xml:space="preserve">hechos verificados que se refuerzan: el sistema responde en</w:t>
-      </w:r>
-      <w:r>
-        <w:t xml:space="preserve"> </w:t>
-      </w:r>
-      <w:r>
-        <w:rPr>
-          <w:rStyle w:val="VerbatimChar"/>
-        </w:rPr>
-        <w:t xml:space="preserve">http://181.198.245.50:3031</w:t>
-      </w:r>
-      <w:r>
-        <w:t xml:space="preserve"> </w:t>
-      </w:r>
-      <w:r>
-        <w:t xml:space="preserve">(302), el backend se configura con esa URL sin</w:t>
-      </w:r>
-      <w:r>
-        <w:t xml:space="preserve"> </w:t>
-      </w:r>
-      <w:r>
-        <w:t xml:space="preserve">TLS, y la app movil</w:t>
-      </w:r>
-      <w:r>
-        <w:t xml:space="preserve"> </w:t>
-      </w:r>
-      <w:r>
-        <w:rPr>
-          <w:b/>
-          <w:bCs/>
-        </w:rPr>
-        <w:t xml:space="preserve">desactiva explicitamente</w:t>
-      </w:r>
-      <w:r>
-        <w:t xml:space="preserve"> </w:t>
-      </w:r>
-      <w:r>
-        <w:t xml:space="preserve">la proteccion de Android</w:t>
-      </w:r>
-      <w:r>
-        <w:t xml:space="preserve"> </w:t>
-      </w:r>
-      <w:r>
-        <w:t xml:space="preserve">contra trafico en claro (</w:t>
-      </w:r>
-      <w:r>
-        <w:rPr>
-          <w:rStyle w:val="VerbatimChar"/>
-        </w:rPr>
-        <w:t xml:space="preserve">usesCleartextTraffic: true</w:t>
-      </w:r>
-      <w:r>
-        <w:t xml:space="preserve">).</w:t>
-      </w:r>
-    </w:p>
-    <w:p>
-      <w:pPr>
-        <w:pStyle w:val="BodyText"/>
-      </w:pPr>
-      <w:r>
-        <w:t xml:space="preserve">Una contrasena filtrada se cambia. Una huella o un rostro, no.</w:t>
-      </w:r>
-    </w:p>
-    <w:p>
-      <w:pPr>
-        <w:pStyle w:val="BodyText"/>
-      </w:pPr>
-      <w:r>
-        <w:rPr>
-          <w:b/>
-          <w:bCs/>
-        </w:rPr>
-        <w:t xml:space="preserve">Y no hay ningun respaldo.</w:t>
-      </w:r>
-      <w:r>
-        <w:t xml:space="preserve"> </w:t>
-      </w:r>
-      <w:r>
-        <w:t xml:space="preserve">Ni de la base, ni de los secretos, ni del</w:t>
-      </w:r>
-      <w:r>
-        <w:t xml:space="preserve"> </w:t>
-      </w:r>
-      <w:r>
-        <w:t xml:space="preserve">keystore que firma la aplicacion — sin el cual no se pueden publicar</w:t>
-      </w:r>
-      <w:r>
-        <w:t xml:space="preserve"> </w:t>
-      </w:r>
-      <w:r>
-        <w:t xml:space="preserve">actualizaciones nunca mas.</w:t>
-      </w:r>
-    </w:p>
-    <w:p>
-      <w:pPr>
-        <w:pStyle w:val="BodyText"/>
-      </w:pPr>
-      <w:r>
-        <w:rPr>
-          <w:b/>
-          <w:bCs/>
-        </w:rPr>
-        <w:t xml:space="preserve">Lo notable:</w:t>
-      </w:r>
-      <w:r>
-        <w:t xml:space="preserve"> </w:t>
-      </w:r>
-      <w:r>
-        <w:t xml:space="preserve">la solucion al hallazgo critico</w:t>
-      </w:r>
-      <w:r>
-        <w:t xml:space="preserve"> </w:t>
-      </w:r>
-      <w:r>
-        <w:rPr>
-          <w:b/>
-          <w:bCs/>
-        </w:rPr>
-        <w:t xml:space="preserve">ya esta escrita en el</w:t>
-      </w:r>
-      <w:r>
-        <w:rPr>
-          <w:b/>
-          <w:bCs/>
-        </w:rPr>
-        <w:t xml:space="preserve"> </w:t>
-      </w:r>
-      <w:r>
-        <w:rPr>
-          <w:b/>
-          <w:bCs/>
-        </w:rPr>
-        <w:t xml:space="preserve">proyecto</w:t>
-      </w:r>
-      <w:r>
-        <w:t xml:space="preserve">.</w:t>
-      </w:r>
-      <w:r>
-        <w:t xml:space="preserve"> </w:t>
-      </w:r>
-      <w:r>
-        <w:rPr>
-          <w:rStyle w:val="VerbatimChar"/>
-        </w:rPr>
-        <w:t xml:space="preserve">docker-compose.prod.yml</w:t>
-      </w:r>
-      <w:r>
-        <w:t xml:space="preserve"> </w:t>
-      </w:r>
-      <w:r>
-        <w:t xml:space="preserve">define nginx 1.27 con certbot y puertos</w:t>
-      </w:r>
-      <w:r>
-        <w:t xml:space="preserve"> </w:t>
-      </w:r>
-      <w:r>
-        <w:t xml:space="preserve">80/443, y</w:t>
-      </w:r>
-      <w:r>
-        <w:t xml:space="preserve"> </w:t>
-      </w:r>
-      <w:r>
-        <w:rPr>
-          <w:rStyle w:val="VerbatimChar"/>
-        </w:rPr>
-        <w:t xml:space="preserve">DESPLIEGUE-DOMINIO.md</w:t>
-      </w:r>
-      <w:r>
-        <w:t xml:space="preserve"> </w:t>
-      </w:r>
-      <w:r>
-        <w:t xml:space="preserve">documenta el procedimiento. Solo falta</w:t>
-      </w:r>
-      <w:r>
-        <w:t xml:space="preserve"> </w:t>
-      </w:r>
-      <w:r>
-        <w:t xml:space="preserve">activarlo.</w:t>
-      </w:r>
-    </w:p>
-    <w:bookmarkEnd w:id="22"/>
-    <w:bookmarkStart w:id="23" w:name="estado-general"/>
-    <w:p>
-      <w:pPr>
-        <w:pStyle w:val="Heading2"/>
-      </w:pPr>
-      <w:r>
-        <w:t xml:space="preserve">Estado general</w:t>
-      </w:r>
-    </w:p>
-    <w:p>
-      <w:pPr>
-        <w:pStyle w:val="FirstParagraph"/>
-      </w:pPr>
-      <w:r>
         <w:t xml:space="preserve">🟡</w:t>
       </w:r>
       <w:r>
@@ -691,36 +387,14 @@
         <w:t xml:space="preserve"> </w:t>
       </w:r>
       <w:r>
-        <w:t xml:space="preserve">— actualizado el 2026-09-15, al cierre de la jornada.</w:t>
-      </w:r>
-    </w:p>
-    <w:p>
-      <w:pPr>
-        <w:pStyle w:val="BodyText"/>
-      </w:pPr>
-      <w:r>
-        <w:t xml:space="preserve">De los cuatro hallazgos criticos,</w:t>
-      </w:r>
-      <w:r>
-        <w:t xml:space="preserve"> </w:t>
-      </w:r>
-      <w:r>
-        <w:rPr>
-          <w:b/>
-          <w:bCs/>
-        </w:rPr>
-        <w:t xml:space="preserve">tres estan resueltos y verificados</w:t>
-      </w:r>
-      <w:r>
-        <w:t xml:space="preserve">:</w:t>
+        <w:t xml:space="preserve">— actualizado el 2026-09-19.</w:t>
       </w:r>
     </w:p>
     <w:tbl>
       <w:tblPr>
         <w:tblStyle w:val="Table"/>
-        <w:tblW w:type="pct" w:w="5000"/>
+        <w:tblW w:type="auto" w:w="0"/>
         <w:jc w:val="left"/>
-        <w:tblLayout w:type="fixed"/>
         <w:tblLook w:firstRow="1" w:lastRow="0" w:firstColumn="0" w:lastColumn="0" w:noHBand="0" w:noVBand="0" w:val="0020"/>
       </w:tblPr>
       <w:tblGrid>
@@ -823,7 +497,7 @@
               <w:t xml:space="preserve"> </w:t>
             </w:r>
             <w:r>
-              <w:t xml:space="preserve">— y tambien la misma via en el portal web</w:t>
+              <w:t xml:space="preserve">(2026-09-15) — y tambien la misma via en el portal web</w:t>
             </w:r>
           </w:p>
         </w:tc>
@@ -849,7 +523,7 @@
               <w:jc w:val="left"/>
             </w:pPr>
             <w:r>
-              <w:t xml:space="preserve">Sin respaldo</w:t>
+              <w:t xml:space="preserve">Sin respaldo de base, secretos ni keystore</w:t>
             </w:r>
           </w:p>
         </w:tc>
@@ -877,7 +551,7 @@
               <w:t xml:space="preserve"> </w:t>
             </w:r>
             <w:r>
-              <w:t xml:space="preserve">— diario a las 03:00, probado restaurando</w:t>
+              <w:t xml:space="preserve">(2026-09-15) — diario a las 03:00, probado restaurando</w:t>
             </w:r>
           </w:p>
         </w:tc>
@@ -931,7 +605,7 @@
               <w:t xml:space="preserve"> </w:t>
             </w:r>
             <w:r>
-              <w:t xml:space="preserve">— era real: detalle de rondas y marcadores</w:t>
+              <w:t xml:space="preserve">(2026-09-15) — era real: detalle de rondas y marcadores</w:t>
             </w:r>
           </w:p>
         </w:tc>
@@ -985,7 +659,7 @@
               <w:t xml:space="preserve"> </w:t>
             </w:r>
             <w:r>
-              <w:t xml:space="preserve">— a la espera de liberar el dominio</w:t>
+              <w:t xml:space="preserve">— espera que se libere el dominio</w:t>
             </w:r>
           </w:p>
         </w:tc>
@@ -1045,31 +719,182 @@
         </w:tc>
       </w:tr>
     </w:tbl>
+    <w:bookmarkEnd w:id="21"/>
+    <w:bookmarkStart w:id="22" w:name="el-riesgo-que-queda"/>
+    <w:p>
+      <w:pPr>
+        <w:pStyle w:val="Heading2"/>
+      </w:pPr>
+      <w:r>
+        <w:t xml:space="preserve">El riesgo que queda</w:t>
+      </w:r>
+    </w:p>
+    <w:p>
+      <w:pPr>
+        <w:pStyle w:val="FirstParagraph"/>
+      </w:pPr>
+      <w:r>
+        <w:rPr>
+          <w:b/>
+          <w:bCs/>
+        </w:rPr>
+        <w:t xml:space="preserve">Datos biometricos de 880 personas viajan por internet sin cifrar.</w:t>
+      </w:r>
+      <w:r>
+        <w:t xml:space="preserve"> </w:t>
+      </w:r>
+      <w:r>
+        <w:t xml:space="preserve">Tres</w:t>
+      </w:r>
+      <w:r>
+        <w:t xml:space="preserve"> </w:t>
+      </w:r>
+      <w:r>
+        <w:t xml:space="preserve">hechos verificados que se refuerzan: el sistema responde en</w:t>
+      </w:r>
+      <w:r>
+        <w:t xml:space="preserve"> </w:t>
+      </w:r>
+      <w:r>
+        <w:rPr>
+          <w:rStyle w:val="VerbatimChar"/>
+        </w:rPr>
+        <w:t xml:space="preserve">http://181.198.245.50:3031</w:t>
+      </w:r>
+      <w:r>
+        <w:t xml:space="preserve"> </w:t>
+      </w:r>
+      <w:r>
+        <w:t xml:space="preserve">(302), el backend se configura con esa URL sin</w:t>
+      </w:r>
+      <w:r>
+        <w:t xml:space="preserve"> </w:t>
+      </w:r>
+      <w:r>
+        <w:t xml:space="preserve">TLS (</w:t>
+      </w:r>
+      <w:r>
+        <w:rPr>
+          <w:rStyle w:val="VerbatimChar"/>
+        </w:rPr>
+        <w:t xml:space="preserve">APP_URL</w:t>
+      </w:r>
+      <w:r>
+        <w:t xml:space="preserve"> </w:t>
+      </w:r>
+      <w:r>
+        <w:t xml:space="preserve">en</w:t>
+      </w:r>
+      <w:r>
+        <w:t xml:space="preserve"> </w:t>
+      </w:r>
+      <w:r>
+        <w:rPr>
+          <w:rStyle w:val="VerbatimChar"/>
+        </w:rPr>
+        <w:t xml:space="preserve">docker-compose.yml</w:t>
+      </w:r>
+      <w:r>
+        <w:t xml:space="preserve">), y la app movil</w:t>
+      </w:r>
+      <w:r>
+        <w:t xml:space="preserve"> </w:t>
+      </w:r>
+      <w:r>
+        <w:rPr>
+          <w:b/>
+          <w:bCs/>
+        </w:rPr>
+        <w:t xml:space="preserve">desactiva</w:t>
+      </w:r>
+      <w:r>
+        <w:rPr>
+          <w:b/>
+          <w:bCs/>
+        </w:rPr>
+        <w:t xml:space="preserve"> </w:t>
+      </w:r>
+      <w:r>
+        <w:rPr>
+          <w:b/>
+          <w:bCs/>
+        </w:rPr>
+        <w:t xml:space="preserve">explicitamente</w:t>
+      </w:r>
+      <w:r>
+        <w:t xml:space="preserve"> </w:t>
+      </w:r>
+      <w:r>
+        <w:t xml:space="preserve">la proteccion de Android contra trafico en claro</w:t>
+      </w:r>
+      <w:r>
+        <w:t xml:space="preserve"> </w:t>
+      </w:r>
+      <w:r>
+        <w:t xml:space="preserve">(</w:t>
+      </w:r>
+      <w:r>
+        <w:rPr>
+          <w:rStyle w:val="VerbatimChar"/>
+        </w:rPr>
+        <w:t xml:space="preserve">usesCleartextTraffic: true</w:t>
+      </w:r>
+      <w:r>
+        <w:t xml:space="preserve"> </w:t>
+      </w:r>
+      <w:r>
+        <w:t xml:space="preserve">en</w:t>
+      </w:r>
+      <w:r>
+        <w:t xml:space="preserve"> </w:t>
+      </w:r>
+      <w:r>
+        <w:rPr>
+          <w:rStyle w:val="VerbatimChar"/>
+        </w:rPr>
+        <w:t xml:space="preserve">app.json</w:t>
+      </w:r>
+      <w:r>
+        <w:t xml:space="preserve">).</w:t>
+      </w:r>
+    </w:p>
     <w:p>
       <w:pPr>
         <w:pStyle w:val="BodyText"/>
       </w:pPr>
       <w:r>
-        <w:t xml:space="preserve">Lo que queda como critico es</w:t>
-      </w:r>
-      <w:r>
-        <w:t xml:space="preserve"> </w:t>
-      </w:r>
-      <w:r>
-        <w:rPr>
-          <w:b/>
-          <w:bCs/>
-        </w:rPr>
-        <w:t xml:space="preserve">la falta de HTTPS</w:t>
-      </w:r>
-      <w:r>
-        <w:t xml:space="preserve">, y esta detenido por una</w:t>
-      </w:r>
-      <w:r>
-        <w:t xml:space="preserve"> </w:t>
-      </w:r>
-      <w:r>
-        <w:t xml:space="preserve">dependencia externa al equipo tecnico: no hay dominio asignado todavia. El</w:t>
+        <w:t xml:space="preserve">Una contrasena filtrada se cambia. Una huella o un rostro, no.</w:t>
+      </w:r>
+    </w:p>
+    <w:p>
+      <w:pPr>
+        <w:pStyle w:val="BodyText"/>
+      </w:pPr>
+      <w:r>
+        <w:rPr>
+          <w:b/>
+          <w:bCs/>
+        </w:rPr>
+        <w:t xml:space="preserve">Lo notable:</w:t>
+      </w:r>
+      <w:r>
+        <w:t xml:space="preserve"> </w:t>
+      </w:r>
+      <w:r>
+        <w:t xml:space="preserve">la solucion</w:t>
+      </w:r>
+      <w:r>
+        <w:t xml:space="preserve"> </w:t>
+      </w:r>
+      <w:r>
+        <w:rPr>
+          <w:b/>
+          <w:bCs/>
+        </w:rPr>
+        <w:t xml:space="preserve">ya esta escrita en el proyecto</w:t>
+      </w:r>
+      <w:r>
+        <w:t xml:space="preserve">.</w:t>
       </w:r>
       <w:r>
         <w:t xml:space="preserve"> </w:t>
@@ -1084,7 +909,22 @@
         <w:t xml:space="preserve"> </w:t>
       </w:r>
       <w:r>
-        <w:t xml:space="preserve">con certbot sigue listo para el dia que se libere.</w:t>
+        <w:t xml:space="preserve">define nginx 1.27 con certbot y puertos 80/443, y</w:t>
+      </w:r>
+      <w:r>
+        <w:t xml:space="preserve"> </w:t>
+      </w:r>
+      <w:r>
+        <w:rPr>
+          <w:rStyle w:val="VerbatimChar"/>
+        </w:rPr>
+        <w:t xml:space="preserve">DESPLIEGUE-DOMINIO.md</w:t>
+      </w:r>
+      <w:r>
+        <w:t xml:space="preserve"> </w:t>
+      </w:r>
+      <w:r>
+        <w:t xml:space="preserve">documenta el procedimiento. Solo falta el dominio.</w:t>
       </w:r>
     </w:p>
     <w:p>
@@ -1092,35 +932,54 @@
         <w:pStyle w:val="BodyText"/>
       </w:pPr>
       <w:r>
-        <w:t xml:space="preserve">CONT-02 esta a medias por la misma clase de motivo: el respaldo existe y se</w:t>
-      </w:r>
-      <w:r>
-        <w:t xml:space="preserve"> </w:t>
-      </w:r>
-      <w:r>
-        <w:t xml:space="preserve">verifico, pero</w:t>
-      </w:r>
-      <w:r>
-        <w:t xml:space="preserve"> </w:t>
-      </w:r>
-      <w:r>
-        <w:rPr>
-          <w:b/>
-          <w:bCs/>
-        </w:rPr>
-        <w:t xml:space="preserve">no hay todavia un destino fuera de este servidor</w:t>
-      </w:r>
-      <w:r>
-        <w:t xml:space="preserve"> </w:t>
-      </w:r>
-      <w:r>
-        <w:t xml:space="preserve">donde</w:t>
-      </w:r>
-      <w:r>
-        <w:t xml:space="preserve"> </w:t>
-      </w:r>
-      <w:r>
-        <w:t xml:space="preserve">copiarlo. El script ya tiene el paso preparado (</w:t>
+        <w:rPr>
+          <w:b/>
+          <w:bCs/>
+        </w:rPr>
+        <w:t xml:space="preserve">Y en segundo lugar, el keystore.</w:t>
+      </w:r>
+      <w:r>
+        <w:t xml:space="preserve"> </w:t>
+      </w:r>
+      <w:r>
+        <w:t xml:space="preserve">El respaldo diario lo incluye y se verifico</w:t>
+      </w:r>
+      <w:r>
+        <w:t xml:space="preserve"> </w:t>
+      </w:r>
+      <w:r>
+        <w:t xml:space="preserve">comparando su SHA-256, pero</w:t>
+      </w:r>
+      <w:r>
+        <w:t xml:space="preserve"> </w:t>
+      </w:r>
+      <w:r>
+        <w:rPr>
+          <w:b/>
+          <w:bCs/>
+        </w:rPr>
+        <w:t xml:space="preserve">la copia queda en este mismo servidor</w:t>
+      </w:r>
+      <w:r>
+        <w:t xml:space="preserve">. Perder la</w:t>
+      </w:r>
+      <w:r>
+        <w:t xml:space="preserve"> </w:t>
+      </w:r>
+      <w:r>
+        <w:t xml:space="preserve">maquina es perder la identidad de la aplicacion: sin ese archivo no se puede</w:t>
+      </w:r>
+      <w:r>
+        <w:t xml:space="preserve"> </w:t>
+      </w:r>
+      <w:r>
+        <w:t xml:space="preserve">publicar ninguna actualizacion mas, y no hay forma de revocarlo. El script ya</w:t>
+      </w:r>
+      <w:r>
+        <w:t xml:space="preserve"> </w:t>
+      </w:r>
+      <w:r>
+        <w:t xml:space="preserve">tiene el paso de copia externa (</w:t>
       </w:r>
       <w:r>
         <w:rPr>
@@ -1129,13 +988,158 @@
         <w:t xml:space="preserve">DESTINO_EXTERNO</w:t>
       </w:r>
       <w:r>
-        <w:t xml:space="preserve">) y avisa en</w:t>
-      </w:r>
-      <w:r>
-        <w:t xml:space="preserve"> </w:t>
-      </w:r>
-      <w:r>
-        <w:t xml:space="preserve">cada corrida mientras siga vacio.</w:t>
+        <w:t xml:space="preserve">, linea 76 de</w:t>
+      </w:r>
+      <w:r>
+        <w:t xml:space="preserve"> </w:t>
+      </w:r>
+      <w:r>
+        <w:rPr>
+          <w:rStyle w:val="VerbatimChar"/>
+        </w:rPr>
+        <w:t xml:space="preserve">backend/scripts/respaldo.sh</w:t>
+      </w:r>
+      <w:r>
+        <w:t xml:space="preserve">) y avisa en cada corrida mientras siga vacio;</w:t>
+      </w:r>
+      <w:r>
+        <w:t xml:space="preserve"> </w:t>
+      </w:r>
+      <w:r>
+        <w:rPr>
+          <w:b/>
+          <w:bCs/>
+        </w:rPr>
+        <w:t xml:space="preserve">falta decidir a que maquina copiar.</w:t>
+      </w:r>
+    </w:p>
+    <w:bookmarkEnd w:id="22"/>
+    <w:bookmarkStart w:id="23" w:name="que-se-corrigio-desde-la-version-10"/>
+    <w:p>
+      <w:pPr>
+        <w:pStyle w:val="Heading2"/>
+      </w:pPr>
+      <w:r>
+        <w:t xml:space="preserve">Que se corrigio desde la version 1.0</w:t>
+      </w:r>
+    </w:p>
+    <w:p>
+      <w:pPr>
+        <w:pStyle w:val="FirstParagraph"/>
+      </w:pPr>
+      <w:r>
+        <w:rPr>
+          <w:b/>
+          <w:bCs/>
+        </w:rPr>
+        <w:t xml:space="preserve">El 15 de septiembre</w:t>
+      </w:r>
+      <w:r>
+        <w:t xml:space="preserve">, los tres criticos cerrados (SEC-00, CONT-01, SEC-05),</w:t>
+      </w:r>
+      <w:r>
+        <w:t xml:space="preserve"> </w:t>
+      </w:r>
+      <w:r>
+        <w:t xml:space="preserve">mas cinco bugs funcionales con su causa raiz localizada: el boton de panico que</w:t>
+      </w:r>
+      <w:r>
+        <w:t xml:space="preserve"> </w:t>
+      </w:r>
+      <w:r>
+        <w:t xml:space="preserve">no avisaba a nadie, el QR que no salia en el PDF, las novedades de la web que se</w:t>
+      </w:r>
+      <w:r>
+        <w:t xml:space="preserve"> </w:t>
+      </w:r>
+      <w:r>
+        <w:t xml:space="preserve">guardaban sin foto, la hora del preregistro imposible de escribir, y la</w:t>
+      </w:r>
+      <w:r>
+        <w:t xml:space="preserve"> </w:t>
+      </w:r>
+      <w:r>
+        <w:t xml:space="preserve">disponibilidad para turnos extra sin control en el panel.</w:t>
+      </w:r>
+    </w:p>
+    <w:p>
+      <w:pPr>
+        <w:pStyle w:val="BodyText"/>
+      </w:pPr>
+      <w:r>
+        <w:rPr>
+          <w:b/>
+          <w:bCs/>
+        </w:rPr>
+        <w:t xml:space="preserve">El 16 y 17 de septiembre</w:t>
+      </w:r>
+      <w:r>
+        <w:t xml:space="preserve">, un repaso de infraestructura (cinco fallos: el 500</w:t>
+      </w:r>
+      <w:r>
+        <w:t xml:space="preserve"> </w:t>
+      </w:r>
+      <w:r>
+        <w:t xml:space="preserve">del panel, el limite de subida, la sesion que caducaba en una hora, los workers y</w:t>
+      </w:r>
+      <w:r>
+        <w:t xml:space="preserve"> </w:t>
+      </w:r>
+      <w:r>
+        <w:t xml:space="preserve">los timeouts que se contradecian), la carga de</w:t>
+      </w:r>
+      <w:r>
+        <w:t xml:space="preserve"> </w:t>
+      </w:r>
+      <w:r>
+        <w:rPr>
+          <w:b/>
+          <w:bCs/>
+        </w:rPr>
+        <w:t xml:space="preserve">182 puestos y 558 turnos</w:t>
+      </w:r>
+      <w:r>
+        <w:t xml:space="preserve">, y el</w:t>
+      </w:r>
+      <w:r>
+        <w:t xml:space="preserve"> </w:t>
+      </w:r>
+      <w:r>
+        <w:rPr>
+          <w:b/>
+          <w:bCs/>
+        </w:rPr>
+        <w:t xml:space="preserve">APK 1.0.7</w:t>
+      </w:r>
+      <w:r>
+        <w:t xml:space="preserve"> </w:t>
+      </w:r>
+      <w:r>
+        <w:t xml:space="preserve">(versionCode 8), firmado con el keystore de produccion y verificado</w:t>
+      </w:r>
+      <w:r>
+        <w:t xml:space="preserve"> </w:t>
+      </w:r>
+      <w:r>
+        <w:t xml:space="preserve">dentro del bundle.</w:t>
+      </w:r>
+    </w:p>
+    <w:p>
+      <w:pPr>
+        <w:pStyle w:val="BodyText"/>
+      </w:pPr>
+      <w:r>
+        <w:rPr>
+          <w:b/>
+          <w:bCs/>
+        </w:rPr>
+        <w:t xml:space="preserve">541 tests en verde</w:t>
+      </w:r>
+      <w:r>
+        <w:t xml:space="preserve"> </w:t>
+      </w:r>
+      <w:r>
+        <w:t xml:space="preserve">en la ultima corrida registrada (2026-09-17).</w:t>
       </w:r>
     </w:p>
     <w:bookmarkEnd w:id="23"/>
@@ -1159,13 +1163,13 @@
         <w:t xml:space="preserve"> </w:t>
       </w:r>
       <w:r>
-        <w:t xml:space="preserve">PostgreSQL 16 + nginx, mas app React Native/Expo. Contenedor MariaDB suelto con</w:t>
-      </w:r>
-      <w:r>
-        <w:t xml:space="preserve"> </w:t>
-      </w:r>
-      <w:r>
-        <w:t xml:space="preserve">la base heredada V1.</w:t>
+        <w:t xml:space="preserve">PostgreSQL 16 + nginx, mas app React Native/Expo (SDK 57). Contenedor MariaDB</w:t>
+      </w:r>
+      <w:r>
+        <w:t xml:space="preserve"> </w:t>
+      </w:r>
+      <w:r>
+        <w:t xml:space="preserve">suelto con la base heredada V1.</w:t>
       </w:r>
     </w:p>
     <w:bookmarkEnd w:id="24"/>
@@ -1413,16 +1417,25 @@
           <w:b/>
           <w:bCs/>
         </w:rPr>
-        <w:t xml:space="preserve">2 criticos</w:t>
-      </w:r>
-      <w:r>
-        <w:t xml:space="preserve">, 2 altos, 4 medios. El primero es la toma de cuentas; el segundo,</w:t>
-      </w:r>
-      <w:r>
-        <w:t xml:space="preserve"> </w:t>
-      </w:r>
-      <w:r>
-        <w:t xml:space="preserve">la exposicion sin cifrar.</w:t>
+        <w:t xml:space="preserve">1 critico abierto</w:t>
+      </w:r>
+      <w:r>
+        <w:t xml:space="preserve"> </w:t>
+      </w:r>
+      <w:r>
+        <w:t xml:space="preserve">(SEC-01, la exposicion sin cifrar), 2 altos y 3 medios.</w:t>
+      </w:r>
+      <w:r>
+        <w:t xml:space="preserve"> </w:t>
+      </w:r>
+      <w:r>
+        <w:t xml:space="preserve">El otro critico de seguridad —la toma de cuentas— se cerro el 15 de septiembre</w:t>
+      </w:r>
+      <w:r>
+        <w:t xml:space="preserve"> </w:t>
+      </w:r>
+      <w:r>
+        <w:t xml:space="preserve">por las dos vias, la API y el portal web.</w:t>
       </w:r>
     </w:p>
     <w:p>
@@ -1446,7 +1459,16 @@
         <w:t xml:space="preserve"> </w:t>
       </w:r>
       <w:r>
-        <w:t xml:space="preserve">esta bien resuelto: el login (Hash::check, estado, gestion y rol</w:t>
+        <w:t xml:space="preserve">esta bien resuelto: el login (</w:t>
+      </w:r>
+      <w:r>
+        <w:rPr>
+          <w:rStyle w:val="VerbatimChar"/>
+        </w:rPr>
+        <w:t xml:space="preserve">Hash::check</w:t>
+      </w:r>
+      <w:r>
+        <w:t xml:space="preserve">, estado, gestion y rol</w:t>
       </w:r>
       <w:r>
         <w:t xml:space="preserve"> </w:t>
@@ -1568,26 +1590,68 @@
         <w:pStyle w:val="FirstParagraph"/>
       </w:pPr>
       <w:r>
-        <w:t xml:space="preserve">🔴</w:t>
-      </w:r>
-      <w:r>
-        <w:t xml:space="preserve"> </w:t>
-      </w:r>
-      <w:r>
-        <w:rPr>
-          <w:b/>
-          <w:bCs/>
-        </w:rPr>
-        <w:t xml:space="preserve">Inexistente</w:t>
-      </w:r>
-      <w:r>
-        <w:t xml:space="preserve">, con cuatro elementos irrecuperables: base principal, base</w:t>
-      </w:r>
-      <w:r>
-        <w:t xml:space="preserve"> </w:t>
-      </w:r>
-      <w:r>
-        <w:t xml:space="preserve">V1, secretos y</w:t>
+        <w:t xml:space="preserve">✅</w:t>
+      </w:r>
+      <w:r>
+        <w:t xml:space="preserve"> </w:t>
+      </w:r>
+      <w:r>
+        <w:rPr>
+          <w:b/>
+          <w:bCs/>
+        </w:rPr>
+        <w:t xml:space="preserve">Diario y probado</w:t>
+      </w:r>
+      <w:r>
+        <w:t xml:space="preserve">, desde el 2026-09-15.</w:t>
+      </w:r>
+      <w:r>
+        <w:t xml:space="preserve"> </w:t>
+      </w:r>
+      <w:r>
+        <w:rPr>
+          <w:rStyle w:val="VerbatimChar"/>
+        </w:rPr>
+        <w:t xml:space="preserve">backend/scripts/respaldo.sh</w:t>
+      </w:r>
+      <w:r>
+        <w:t xml:space="preserve"> </w:t>
+      </w:r>
+      <w:r>
+        <w:t xml:space="preserve">corre</w:t>
+      </w:r>
+      <w:r>
+        <w:t xml:space="preserve"> </w:t>
+      </w:r>
+      <w:r>
+        <w:t xml:space="preserve">a las 03:00 por el crontab del dueno del repositorio y cubre los cuatro</w:t>
+      </w:r>
+      <w:r>
+        <w:t xml:space="preserve"> </w:t>
+      </w:r>
+      <w:r>
+        <w:t xml:space="preserve">elementos irrecuperables: la base PostgreSQL (formato custom, para poder</w:t>
+      </w:r>
+      <w:r>
+        <w:t xml:space="preserve"> </w:t>
+      </w:r>
+      <w:r>
+        <w:t xml:space="preserve">restaurar una sola tabla), la MariaDB de la V1, los secretos con</w:t>
+      </w:r>
+      <w:r>
+        <w:t xml:space="preserve"> </w:t>
+      </w:r>
+      <w:r>
+        <w:rPr>
+          <w:rStyle w:val="VerbatimChar"/>
+        </w:rPr>
+        <w:t xml:space="preserve">APP_KEY</w:t>
+      </w:r>
+      <w:r>
+        <w:t xml:space="preserve"> </w:t>
+      </w:r>
+      <w:r>
+        <w:t xml:space="preserve">y el</w:t>
       </w:r>
       <w:r>
         <w:t xml:space="preserve"> </w:t>
@@ -1600,7 +1664,70 @@
         <w:t xml:space="preserve">keystore de firma</w:t>
       </w:r>
       <w:r>
+        <w:t xml:space="preserve">. Paquete diario de ~7 MB, 14 dias de retencion; las fotos</w:t>
+      </w:r>
+      <w:r>
+        <w:t xml:space="preserve"> </w:t>
+      </w:r>
+      <w:r>
+        <w:t xml:space="preserve">van aparte por</w:t>
+      </w:r>
+      <w:r>
+        <w:t xml:space="preserve"> </w:t>
+      </w:r>
+      <w:r>
+        <w:rPr>
+          <w:rStyle w:val="VerbatimChar"/>
+        </w:rPr>
+        <w:t xml:space="preserve">rsync</w:t>
+      </w:r>
+      <w:r>
+        <w:t xml:space="preserve"> </w:t>
+      </w:r>
+      <w:r>
+        <w:t xml:space="preserve">incremental. Verificado restaurando el indice del dump y</w:t>
+      </w:r>
+      <w:r>
+        <w:t xml:space="preserve"> </w:t>
+      </w:r>
+      <w:r>
+        <w:t xml:space="preserve">comparando el SHA-256 del keystore. Procedimiento en</w:t>
+      </w:r>
+      <w:r>
+        <w:t xml:space="preserve"> </w:t>
+      </w:r>
+      <w:r>
+        <w:rPr>
+          <w:rStyle w:val="VerbatimChar"/>
+        </w:rPr>
+        <w:t xml:space="preserve">backend/scripts/RESPALDO.md</w:t>
+      </w:r>
+      <w:r>
         <w:t xml:space="preserve">.</w:t>
+      </w:r>
+    </w:p>
+    <w:p>
+      <w:pPr>
+        <w:pStyle w:val="BodyText"/>
+      </w:pPr>
+      <w:r>
+        <w:t xml:space="preserve">🟠</w:t>
+      </w:r>
+      <w:r>
+        <w:t xml:space="preserve"> </w:t>
+      </w:r>
+      <w:r>
+        <w:rPr>
+          <w:b/>
+          <w:bCs/>
+        </w:rPr>
+        <w:t xml:space="preserve">La salvedad:</w:t>
+      </w:r>
+      <w:r>
+        <w:t xml:space="preserve"> </w:t>
+      </w:r>
+      <w:r>
+        <w:t xml:space="preserve">todo queda en este mismo servidor. Ver CONT-02.</w:t>
       </w:r>
     </w:p>
     <w:bookmarkEnd w:id="30"/>
@@ -1618,7 +1745,77 @@
         <w:pStyle w:val="FirstParagraph"/>
       </w:pPr>
       <w:r>
-        <w:t xml:space="preserve">Unico sistema expuesto a internet. Sin monitoreo. Healthcheck solo en la base.</w:t>
+        <w:t xml:space="preserve">Unico sistema expuesto a internet. Sin monitoreo.</w:t>
+      </w:r>
+      <w:r>
+        <w:t xml:space="preserve"> </w:t>
+      </w:r>
+      <w:r>
+        <w:rPr>
+          <w:b/>
+          <w:bCs/>
+        </w:rPr>
+        <w:t xml:space="preserve">Healthcheck en la base</w:t>
+      </w:r>
+      <w:r>
+        <w:rPr>
+          <w:b/>
+          <w:bCs/>
+        </w:rPr>
+        <w:t xml:space="preserve"> </w:t>
+      </w:r>
+      <w:r>
+        <w:rPr>
+          <w:b/>
+          <w:bCs/>
+        </w:rPr>
+        <w:t xml:space="preserve">(</w:t>
+      </w:r>
+      <w:r>
+        <w:rPr>
+          <w:rStyle w:val="VerbatimChar"/>
+          <w:b/>
+          <w:bCs/>
+        </w:rPr>
+        <w:t xml:space="preserve">pg_isready</w:t>
+      </w:r>
+      <w:r>
+        <w:rPr>
+          <w:b/>
+          <w:bCs/>
+        </w:rPr>
+        <w:t xml:space="preserve">) y en el backend</w:t>
+      </w:r>
+      <w:r>
+        <w:t xml:space="preserve"> </w:t>
+      </w:r>
+      <w:r>
+        <w:t xml:space="preserve">(</w:t>
+      </w:r>
+      <w:r>
+        <w:rPr>
+          <w:rStyle w:val="VerbatimChar"/>
+        </w:rPr>
+        <w:t xml:space="preserve">docker/php/healthcheck.php</w:t>
+      </w:r>
+      <w:r>
+        <w:t xml:space="preserve">, desde el</w:t>
+      </w:r>
+      <w:r>
+        <w:t xml:space="preserve"> </w:t>
+      </w:r>
+      <w:r>
+        <w:t xml:space="preserve">2026-09-17);</w:t>
+      </w:r>
+      <w:r>
+        <w:t xml:space="preserve"> </w:t>
+      </w:r>
+      <w:r>
+        <w:rPr>
+          <w:b/>
+          <w:bCs/>
+        </w:rPr>
+        <w:t xml:space="preserve">nginx sigue sin uno.</w:t>
       </w:r>
     </w:p>
     <w:bookmarkEnd w:id="31"/>
@@ -1667,19 +1864,26 @@
         <w:t xml:space="preserve"> </w:t>
       </w:r>
       <w:r>
-        <w:t xml:space="preserve">1.0.2 (versionCode 3),</w:t>
-      </w:r>
-      <w:r>
-        <w:t xml:space="preserve"> </w:t>
-      </w:r>
-      <w:r>
-        <w:t xml:space="preserve">React Native/Expo, cinco permisos sensibles, firmada con certificado propio de</w:t>
-      </w:r>
-      <w:r>
-        <w:t xml:space="preserve"> </w:t>
-      </w:r>
-      <w:r>
-        <w:t xml:space="preserve">huella publicada.</w:t>
+        <w:rPr>
+          <w:b/>
+          <w:bCs/>
+        </w:rPr>
+        <w:t xml:space="preserve">1.0.7 (versionCode 8)</w:t>
+      </w:r>
+      <w:r>
+        <w:t xml:space="preserve">,</w:t>
+      </w:r>
+      <w:r>
+        <w:t xml:space="preserve"> </w:t>
+      </w:r>
+      <w:r>
+        <w:t xml:space="preserve">React Native/Expo SDK 57, cinco permisos sensibles, firmada con el keystore de</w:t>
+      </w:r>
+      <w:r>
+        <w:t xml:space="preserve"> </w:t>
+      </w:r>
+      <w:r>
+        <w:t xml:space="preserve">produccion y con la huella del certificado publicada.</w:t>
       </w:r>
     </w:p>
     <w:p>
@@ -1727,13 +1931,43 @@
         <w:t xml:space="preserve"> </w:t>
       </w:r>
       <w:r>
-        <w:t xml:space="preserve">en la aplicacion de los guardias. Conviene confirmar que todas las</w:t>
-      </w:r>
-      <w:r>
-        <w:t xml:space="preserve"> </w:t>
-      </w:r>
-      <w:r>
-        <w:t xml:space="preserve">tablets fueron actualizadas.</w:t>
+        <w:t xml:space="preserve">en la aplicacion de los guardias, y</w:t>
+      </w:r>
+      <w:r>
+        <w:t xml:space="preserve"> </w:t>
+      </w:r>
+      <w:r>
+        <w:rPr>
+          <w:b/>
+          <w:bCs/>
+        </w:rPr>
+        <w:t xml:space="preserve">la 1.0.2 tampoco puede</w:t>
+      </w:r>
+      <w:r>
+        <w:rPr>
+          <w:b/>
+          <w:bCs/>
+        </w:rPr>
+        <w:t xml:space="preserve"> </w:t>
+      </w:r>
+      <w:r>
+        <w:rPr>
+          <w:b/>
+          <w:bCs/>
+        </w:rPr>
+        <w:t xml:space="preserve">recuperar contrasenas</w:t>
+      </w:r>
+      <w:r>
+        <w:t xml:space="preserve"> </w:t>
+      </w:r>
+      <w:r>
+        <w:t xml:space="preserve">(manda el contrato viejo, anterior al cierre de SEC-00).</w:t>
+      </w:r>
+      <w:r>
+        <w:t xml:space="preserve"> </w:t>
+      </w:r>
+      <w:r>
+        <w:t xml:space="preserve">Hay que censar que version tiene cada tablet y actualizarlas a la 1.0.7.</w:t>
       </w:r>
     </w:p>
     <w:bookmarkEnd w:id="32"/>
@@ -1749,9 +1983,8 @@
     <w:tbl>
       <w:tblPr>
         <w:tblStyle w:val="Table"/>
-        <w:tblW w:type="pct" w:w="5000"/>
+        <w:tblW w:type="auto" w:w="0"/>
         <w:jc w:val="left"/>
-        <w:tblLayout w:type="fixed"/>
         <w:tblLook w:firstRow="1" w:lastRow="0" w:firstColumn="0" w:lastColumn="0" w:noHBand="0" w:noVBand="0" w:val="0020"/>
       </w:tblPr>
       <w:tblGrid>
@@ -1947,19 +2180,23 @@
               <w:jc w:val="left"/>
             </w:pPr>
             <w:r>
-              <w:t xml:space="preserve">Perdida total de datos</w:t>
-            </w:r>
-          </w:p>
-        </w:tc>
-        <w:tc>
-          <w:tcPr/>
-          <w:p>
-            <w:pPr>
-              <w:pStyle w:val="Compact"/>
-              <w:jc w:val="left"/>
-            </w:pPr>
-            <w:r>
-              <w:t xml:space="preserve">baja</w:t>
+              <w:rPr>
+                <w:b/>
+                <w:bCs/>
+              </w:rPr>
+              <w:t xml:space="preserve">Perdida del keystore</w:t>
+            </w:r>
+          </w:p>
+        </w:tc>
+        <w:tc>
+          <w:tcPr/>
+          <w:p>
+            <w:pPr>
+              <w:pStyle w:val="Compact"/>
+              <w:jc w:val="left"/>
+            </w:pPr>
+            <w:r>
+              <w:t xml:space="preserve">media</w:t>
             </w:r>
           </w:p>
         </w:tc>
@@ -1987,37 +2224,43 @@
               <w:jc w:val="left"/>
             </w:pPr>
             <w:r>
-              <w:t xml:space="preserve">media — hay respaldo diario, pero en el mismo servidor</w:t>
-            </w:r>
-          </w:p>
-        </w:tc>
-      </w:tr>
-      <w:tr>
-        <w:tc>
-          <w:tcPr/>
-          <w:p>
-            <w:pPr>
-              <w:pStyle w:val="Compact"/>
-              <w:jc w:val="left"/>
-            </w:pPr>
-            <w:r>
               <w:rPr>
                 <w:b/>
                 <w:bCs/>
               </w:rPr>
-              <w:t xml:space="preserve">Perdida del keystore</w:t>
-            </w:r>
-          </w:p>
-        </w:tc>
-        <w:tc>
-          <w:tcPr/>
-          <w:p>
-            <w:pPr>
-              <w:pStyle w:val="Compact"/>
-              <w:jc w:val="left"/>
-            </w:pPr>
-            <w:r>
-              <w:t xml:space="preserve">media</w:t>
+              <w:t xml:space="preserve">alta</w:t>
+            </w:r>
+            <w:r>
+              <w:t xml:space="preserve"> </w:t>
+            </w:r>
+            <w:r>
+              <w:t xml:space="preserve">— la unica copia esta en este servidor</w:t>
+            </w:r>
+          </w:p>
+        </w:tc>
+      </w:tr>
+      <w:tr>
+        <w:tc>
+          <w:tcPr/>
+          <w:p>
+            <w:pPr>
+              <w:pStyle w:val="Compact"/>
+              <w:jc w:val="left"/>
+            </w:pPr>
+            <w:r>
+              <w:t xml:space="preserve">Perdida total de datos</w:t>
+            </w:r>
+          </w:p>
+        </w:tc>
+        <w:tc>
+          <w:tcPr/>
+          <w:p>
+            <w:pPr>
+              <w:pStyle w:val="Compact"/>
+              <w:jc w:val="left"/>
+            </w:pPr>
+            <w:r>
+              <w:t xml:space="preserve">baja</w:t>
             </w:r>
           </w:p>
         </w:tc>
@@ -2045,17 +2288,7 @@
               <w:jc w:val="left"/>
             </w:pPr>
             <w:r>
-              <w:rPr>
-                <w:b/>
-                <w:bCs/>
-              </w:rPr>
-              <w:t xml:space="preserve">alta</w:t>
-            </w:r>
-            <w:r>
-              <w:t xml:space="preserve"> </w:t>
-            </w:r>
-            <w:r>
-              <w:t xml:space="preserve">— sin copia; imposibilita actualizar la app</w:t>
+              <w:t xml:space="preserve">media — hay respaldo diario, pero en el mismo servidor</w:t>
             </w:r>
           </w:p>
         </w:tc>
@@ -2069,7 +2302,7 @@
               <w:jc w:val="left"/>
             </w:pPr>
             <w:r>
-              <w:t xml:space="preserve">Tablets sin boton de panico</w:t>
+              <w:t xml:space="preserve">Tablets sin boton de panico o sin recuperacion de clave</w:t>
             </w:r>
           </w:p>
         </w:tc>
@@ -2105,7 +2338,7 @@
               <w:jc w:val="left"/>
             </w:pPr>
             <w:r>
-              <w:t xml:space="preserve">media — si alguna sigue por debajo de 1.0.2</w:t>
+              <w:t xml:space="preserve">media — si alguna sigue por debajo de 1.0.7</w:t>
             </w:r>
           </w:p>
         </w:tc>
@@ -2233,7 +2466,7 @@
         <w:t xml:space="preserve">Inconsistencias</w:t>
       </w:r>
     </w:p>
-    <w:bookmarkStart w:id="34" w:name="X2a6384a16d09ba5f93ecc247053b08ca6070f54"/>
+    <w:bookmarkStart w:id="34" w:name="X45baeec3142442211496b4e925446bb180b6869"/>
     <w:p>
       <w:pPr>
         <w:pStyle w:val="Heading3"/>
@@ -2349,9 +2582,19 @@
       <w:r>
         <w:t xml:space="preserve">se uso.</w:t>
       </w:r>
+      <w:r>
+        <w:t xml:space="preserve"> </w:t>
+      </w:r>
+      <w:r>
+        <w:rPr>
+          <w:b/>
+          <w:bCs/>
+        </w:rPr>
+        <w:t xml:space="preserve">Bloqueado por la falta de dominio, no por trabajo tecnico.</w:t>
+      </w:r>
     </w:p>
     <w:bookmarkEnd w:id="34"/>
-    <w:bookmarkStart w:id="35" w:name="X51d57716ecd194516a4ccf4d08cf285a958b0ba"/>
+    <w:bookmarkStart w:id="35" w:name="X10ae522a4f676b0e8994e4adba9ddf2f6204f01"/>
     <w:p>
       <w:pPr>
         <w:pStyle w:val="Heading3"/>
@@ -2380,34 +2623,35 @@
         <w:pStyle w:val="FirstParagraph"/>
       </w:pPr>
       <w:r>
-        <w:t xml:space="preserve">MariaDB 10.4 creado el 2026-09-07, sin proyecto compose. No se recrea,</w:t>
-      </w:r>
-      <w:r>
-        <w:t xml:space="preserve"> </w:t>
-      </w:r>
-      <w:r>
-        <w:rPr>
-          <w:b/>
-          <w:bCs/>
-        </w:rPr>
-        <w:t xml:space="preserve">no</w:t>
-      </w:r>
-      <w:r>
-        <w:rPr>
-          <w:b/>
-          <w:bCs/>
-        </w:rPr>
-        <w:t xml:space="preserve"> </w:t>
-      </w:r>
-      <w:r>
-        <w:rPr>
-          <w:b/>
-          <w:bCs/>
-        </w:rPr>
-        <w:t xml:space="preserve">entra en ningun respaldo</w:t>
-      </w:r>
-      <w:r>
-        <w:t xml:space="preserve">, y no aparece en los archivos del proyecto.</w:t>
+        <w:t xml:space="preserve">MariaDB 10.4 creado el 2026-09-07, sin proyecto compose. No se recrea y no</w:t>
+      </w:r>
+      <w:r>
+        <w:t xml:space="preserve"> </w:t>
+      </w:r>
+      <w:r>
+        <w:t xml:space="preserve">aparece en los archivos del proyecto.</w:t>
+      </w:r>
+      <w:r>
+        <w:t xml:space="preserve"> </w:t>
+      </w:r>
+      <w:r>
+        <w:rPr>
+          <w:b/>
+          <w:bCs/>
+        </w:rPr>
+        <w:t xml:space="preserve">Ya entra en el respaldo diario</w:t>
+      </w:r>
+      <w:r>
+        <w:t xml:space="preserve"> </w:t>
+      </w:r>
+      <w:r>
+        <w:t xml:space="preserve">desde</w:t>
+      </w:r>
+      <w:r>
+        <w:t xml:space="preserve"> </w:t>
+      </w:r>
+      <w:r>
+        <w:t xml:space="preserve">el 2026-09-15, que lo trata como caso aparte justamente por esto.</w:t>
       </w:r>
       <w:r>
         <w:t xml:space="preserve"> </w:t>
@@ -2427,7 +2671,7 @@
       </w:r>
     </w:p>
     <w:bookmarkEnd w:id="35"/>
-    <w:bookmarkStart w:id="36" w:name="Xbadf0a57ac7c39b235818ef8ff96f0fb12df1e2"/>
+    <w:bookmarkStart w:id="36" w:name="X2c0c4a87495855650b15c7114f030423ed53f40"/>
     <w:p>
       <w:pPr>
         <w:pStyle w:val="Heading3"/>
@@ -2456,7 +2700,7 @@
         <w:pStyle w:val="FirstParagraph"/>
       </w:pPr>
       <w:r>
-        <w:t xml:space="preserve">Del 2026-09-07; los APK son del 08 y 09. No se contrasto contra las rutas</w:t>
+        <w:t xml:space="preserve">Del 2026-09-07; el APK vigente es del 17. No se contrasto contra las rutas</w:t>
       </w:r>
       <w:r>
         <w:t xml:space="preserve"> </w:t>
@@ -2497,7 +2741,7 @@
       </w:r>
     </w:p>
     <w:bookmarkEnd w:id="36"/>
-    <w:bookmarkStart w:id="37" w:name="Xe2abe361c76148a6f952e92999330342922ce16"/>
+    <w:bookmarkStart w:id="37" w:name="X8030a1290b39af78b1a15625a810f5277142c42"/>
     <w:p>
       <w:pPr>
         <w:pStyle w:val="Heading3"/>
@@ -2566,7 +2810,7 @@
       </w:r>
     </w:p>
     <w:bookmarkEnd w:id="37"/>
-    <w:bookmarkStart w:id="38" w:name="inc-05-repomix-output.xml-en-el-proyecto"/>
+    <w:bookmarkStart w:id="38" w:name="inc-05--repomix-outputxml-en-el-proyecto"/>
     <w:p>
       <w:pPr>
         <w:pStyle w:val="Heading3"/>
@@ -2595,7 +2839,50 @@
         <w:pStyle w:val="FirstParagraph"/>
       </w:pPr>
       <w:r>
-        <w:t xml:space="preserve">1,2 MB de volcado de codigo. No es documentacion y se desactualiza solo.</w:t>
+        <w:t xml:space="preserve">1,2 MB de volcado de codigo, del 2026-09-08. No es documentacion, se</w:t>
+      </w:r>
+      <w:r>
+        <w:t xml:space="preserve"> </w:t>
+      </w:r>
+      <w:r>
+        <w:t xml:space="preserve">desactualiza solo, y</w:t>
+      </w:r>
+      <w:r>
+        <w:t xml:space="preserve"> </w:t>
+      </w:r>
+      <w:r>
+        <w:rPr>
+          <w:b/>
+          <w:bCs/>
+        </w:rPr>
+        <w:t xml:space="preserve">pertenece a</w:t>
+      </w:r>
+      <w:r>
+        <w:rPr>
+          <w:b/>
+          <w:bCs/>
+        </w:rPr>
+        <w:t xml:space="preserve"> </w:t>
+      </w:r>
+      <w:r>
+        <w:rPr>
+          <w:rStyle w:val="VerbatimChar"/>
+          <w:b/>
+          <w:bCs/>
+        </w:rPr>
+        <w:t xml:space="preserve">root</w:t>
+      </w:r>
+      <w:r>
+        <w:t xml:space="preserve"> </w:t>
+      </w:r>
+      <w:r>
+        <w:t xml:space="preserve">en un repositorio que debe ser todo</w:t>
+      </w:r>
+      <w:r>
+        <w:t xml:space="preserve"> </w:t>
+      </w:r>
+      <w:r>
+        <w:t xml:space="preserve">del usuario que opera el servidor.</w:t>
       </w:r>
     </w:p>
     <w:bookmarkEnd w:id="38"/>
@@ -2659,28 +2946,6 @@
         <w:t xml:space="preserve">, una por una.</w:t>
       </w:r>
     </w:p>
-    <w:p>
-      <w:pPr>
-        <w:pStyle w:val="Compact"/>
-        <w:numPr>
-          <w:ilvl w:val="0"/>
-          <w:numId w:val="1001"/>
-        </w:numPr>
-      </w:pPr>
-      <w:r>
-        <w:rPr>
-          <w:b/>
-          <w:bCs/>
-        </w:rPr>
-        <w:t xml:space="preserve">Verificacion del aislamiento entre instituciones</w:t>
-      </w:r>
-      <w:r>
-        <w:t xml:space="preserve"> </w:t>
-      </w:r>
-      <w:r>
-        <w:t xml:space="preserve">(T-30).</w:t>
-      </w:r>
-    </w:p>
     <w:bookmarkEnd w:id="40"/>
     <w:bookmarkStart w:id="41" w:name="recomendaciones"/>
     <w:p>
@@ -2694,9 +2959,8 @@
     <w:tbl>
       <w:tblPr>
         <w:tblStyle w:val="Table"/>
-        <w:tblW w:type="pct" w:w="5000"/>
+        <w:tblW w:type="auto" w:w="0"/>
         <w:jc w:val="left"/>
-        <w:tblLayout w:type="fixed"/>
         <w:tblLook w:firstRow="1" w:lastRow="0" w:firstColumn="0" w:lastColumn="0" w:noHBand="0" w:noVBand="0" w:val="0020"/>
       </w:tblPr>
       <w:tblGrid>
@@ -2766,7 +3030,644 @@
               <w:jc w:val="left"/>
             </w:pPr>
             <w:r>
-              <w:t xml:space="preserve">Recomendacion</w:t>
+              <w:t xml:space="preserve">Estado y recomendacion</w:t>
+            </w:r>
+          </w:p>
+        </w:tc>
+      </w:tr>
+      <w:tr>
+        <w:tc>
+          <w:tcPr/>
+          <w:p>
+            <w:pPr>
+              <w:pStyle w:val="Compact"/>
+              <w:jc w:val="left"/>
+            </w:pPr>
+            <w:r>
+              <w:t xml:space="preserve">SEC-01</w:t>
+            </w:r>
+          </w:p>
+        </w:tc>
+        <w:tc>
+          <w:tcPr/>
+          <w:p>
+            <w:pPr>
+              <w:pStyle w:val="Compact"/>
+              <w:jc w:val="left"/>
+            </w:pPr>
+            <w:r>
+              <w:t xml:space="preserve">Biometria y credenciales por internet sin cifrar</w:t>
+            </w:r>
+          </w:p>
+        </w:tc>
+        <w:tc>
+          <w:tcPr/>
+          <w:p>
+            <w:pPr>
+              <w:pStyle w:val="Compact"/>
+              <w:jc w:val="left"/>
+            </w:pPr>
+            <w:r>
+              <w:t xml:space="preserve">Seguridad</w:t>
+            </w:r>
+          </w:p>
+        </w:tc>
+        <w:tc>
+          <w:tcPr/>
+          <w:p>
+            <w:pPr>
+              <w:pStyle w:val="Compact"/>
+              <w:jc w:val="left"/>
+            </w:pPr>
+            <w:r>
+              <w:t xml:space="preserve">🔴 CRITICO</w:t>
+            </w:r>
+          </w:p>
+        </w:tc>
+        <w:tc>
+          <w:tcPr/>
+          <w:p>
+            <w:pPr>
+              <w:pStyle w:val="Compact"/>
+              <w:jc w:val="left"/>
+            </w:pPr>
+            <w:r>
+              <w:rPr>
+                <w:b/>
+                <w:bCs/>
+              </w:rPr>
+              <w:t xml:space="preserve">ABIERTO. Activar HTTPS</w:t>
+            </w:r>
+            <w:r>
+              <w:t xml:space="preserve"> </w:t>
+            </w:r>
+            <w:r>
+              <w:t xml:space="preserve">en cuanto haya dominio; ya esta preparado en</w:t>
+            </w:r>
+            <w:r>
+              <w:t xml:space="preserve"> </w:t>
+            </w:r>
+            <w:r>
+              <w:rPr>
+                <w:rStyle w:val="VerbatimChar"/>
+              </w:rPr>
+              <w:t xml:space="preserve">docker-compose.prod.yml</w:t>
+            </w:r>
+            <w:r>
+              <w:t xml:space="preserve">. Luego quitar</w:t>
+            </w:r>
+            <w:r>
+              <w:t xml:space="preserve"> </w:t>
+            </w:r>
+            <w:r>
+              <w:rPr>
+                <w:rStyle w:val="VerbatimChar"/>
+              </w:rPr>
+              <w:t xml:space="preserve">usesCleartextTraffic</w:t>
+            </w:r>
+            <w:r>
+              <w:t xml:space="preserve"> </w:t>
+            </w:r>
+            <w:r>
+              <w:t xml:space="preserve">y recompilar el APK</w:t>
+            </w:r>
+          </w:p>
+        </w:tc>
+      </w:tr>
+      <w:tr>
+        <w:tc>
+          <w:tcPr/>
+          <w:p>
+            <w:pPr>
+              <w:pStyle w:val="Compact"/>
+              <w:jc w:val="left"/>
+            </w:pPr>
+            <w:r>
+              <w:t xml:space="preserve">CONT-02</w:t>
+            </w:r>
+          </w:p>
+        </w:tc>
+        <w:tc>
+          <w:tcPr/>
+          <w:p>
+            <w:pPr>
+              <w:pStyle w:val="Compact"/>
+              <w:jc w:val="left"/>
+            </w:pPr>
+            <w:r>
+              <w:t xml:space="preserve">Keystore sin copia fuera del servidor</w:t>
+            </w:r>
+          </w:p>
+        </w:tc>
+        <w:tc>
+          <w:tcPr/>
+          <w:p>
+            <w:pPr>
+              <w:pStyle w:val="Compact"/>
+              <w:jc w:val="left"/>
+            </w:pPr>
+            <w:r>
+              <w:t xml:space="preserve">Continuidad</w:t>
+            </w:r>
+          </w:p>
+        </w:tc>
+        <w:tc>
+          <w:tcPr/>
+          <w:p>
+            <w:pPr>
+              <w:pStyle w:val="Compact"/>
+              <w:jc w:val="left"/>
+            </w:pPr>
+            <w:r>
+              <w:t xml:space="preserve">🔴 CRITICO</w:t>
+            </w:r>
+          </w:p>
+        </w:tc>
+        <w:tc>
+          <w:tcPr/>
+          <w:p>
+            <w:pPr>
+              <w:pStyle w:val="Compact"/>
+              <w:jc w:val="left"/>
+            </w:pPr>
+            <w:r>
+              <w:rPr>
+                <w:b/>
+                <w:bCs/>
+              </w:rPr>
+              <w:t xml:space="preserve">ABIERTO.</w:t>
+            </w:r>
+            <w:r>
+              <w:t xml:space="preserve"> </w:t>
+            </w:r>
+            <w:r>
+              <w:t xml:space="preserve">El script ya tiene el paso (</w:t>
+            </w:r>
+            <w:r>
+              <w:rPr>
+                <w:rStyle w:val="VerbatimChar"/>
+              </w:rPr>
+              <w:t xml:space="preserve">DESTINO_EXTERNO</w:t>
+            </w:r>
+            <w:r>
+              <w:t xml:space="preserve">); falta decidir el destino. Sin el keystore,</w:t>
+            </w:r>
+            <w:r>
+              <w:t xml:space="preserve"> </w:t>
+            </w:r>
+            <w:r>
+              <w:rPr>
+                <w:b/>
+                <w:bCs/>
+              </w:rPr>
+              <w:t xml:space="preserve">no hay mas actualizaciones de la app</w:t>
+            </w:r>
+          </w:p>
+        </w:tc>
+      </w:tr>
+      <w:tr>
+        <w:tc>
+          <w:tcPr/>
+          <w:p>
+            <w:pPr>
+              <w:pStyle w:val="Compact"/>
+              <w:jc w:val="left"/>
+            </w:pPr>
+            <w:r>
+              <w:t xml:space="preserve">SEC-02</w:t>
+            </w:r>
+          </w:p>
+        </w:tc>
+        <w:tc>
+          <w:tcPr/>
+          <w:p>
+            <w:pPr>
+              <w:pStyle w:val="Compact"/>
+              <w:jc w:val="left"/>
+            </w:pPr>
+            <w:r>
+              <w:t xml:space="preserve">Bind mounts de codigo en produccion</w:t>
+            </w:r>
+          </w:p>
+        </w:tc>
+        <w:tc>
+          <w:tcPr/>
+          <w:p>
+            <w:pPr>
+              <w:pStyle w:val="Compact"/>
+              <w:jc w:val="left"/>
+            </w:pPr>
+            <w:r>
+              <w:t xml:space="preserve">Seguridad</w:t>
+            </w:r>
+          </w:p>
+        </w:tc>
+        <w:tc>
+          <w:tcPr/>
+          <w:p>
+            <w:pPr>
+              <w:pStyle w:val="Compact"/>
+              <w:jc w:val="left"/>
+            </w:pPr>
+            <w:r>
+              <w:t xml:space="preserve">🟠 ALTO</w:t>
+            </w:r>
+          </w:p>
+        </w:tc>
+        <w:tc>
+          <w:tcPr/>
+          <w:p>
+            <w:pPr>
+              <w:pStyle w:val="Compact"/>
+              <w:jc w:val="left"/>
+            </w:pPr>
+            <w:r>
+              <w:t xml:space="preserve">Abierto. Imagen con</w:t>
+            </w:r>
+            <w:r>
+              <w:t xml:space="preserve"> </w:t>
+            </w:r>
+            <w:r>
+              <w:rPr>
+                <w:rStyle w:val="VerbatimChar"/>
+              </w:rPr>
+              <w:t xml:space="preserve">COPY</w:t>
+            </w:r>
+            <w:r>
+              <w:t xml:space="preserve"> </w:t>
+            </w:r>
+            <w:r>
+              <w:t xml:space="preserve">para produccion</w:t>
+            </w:r>
+          </w:p>
+        </w:tc>
+      </w:tr>
+      <w:tr>
+        <w:tc>
+          <w:tcPr/>
+          <w:p>
+            <w:pPr>
+              <w:pStyle w:val="Compact"/>
+              <w:jc w:val="left"/>
+            </w:pPr>
+            <w:r>
+              <w:t xml:space="preserve">MOV-01</w:t>
+            </w:r>
+          </w:p>
+        </w:tc>
+        <w:tc>
+          <w:tcPr/>
+          <w:p>
+            <w:pPr>
+              <w:pStyle w:val="Compact"/>
+              <w:jc w:val="left"/>
+            </w:pPr>
+            <w:r>
+              <w:t xml:space="preserve">Tablets sin censar</w:t>
+            </w:r>
+          </w:p>
+        </w:tc>
+        <w:tc>
+          <w:tcPr/>
+          <w:p>
+            <w:pPr>
+              <w:pStyle w:val="Compact"/>
+              <w:jc w:val="left"/>
+            </w:pPr>
+            <w:r>
+              <w:t xml:space="preserve">Operacion</w:t>
+            </w:r>
+          </w:p>
+        </w:tc>
+        <w:tc>
+          <w:tcPr/>
+          <w:p>
+            <w:pPr>
+              <w:pStyle w:val="Compact"/>
+              <w:jc w:val="left"/>
+            </w:pPr>
+            <w:r>
+              <w:t xml:space="preserve">🟡 MEDIO</w:t>
+            </w:r>
+          </w:p>
+        </w:tc>
+        <w:tc>
+          <w:tcPr/>
+          <w:p>
+            <w:pPr>
+              <w:pStyle w:val="Compact"/>
+              <w:jc w:val="left"/>
+            </w:pPr>
+            <w:r>
+              <w:t xml:space="preserve">Abierto. Censar versiones y actualizar a</w:t>
+            </w:r>
+            <w:r>
+              <w:t xml:space="preserve"> </w:t>
+            </w:r>
+            <w:r>
+              <w:rPr>
+                <w:b/>
+                <w:bCs/>
+              </w:rPr>
+              <w:t xml:space="preserve">1.0.7</w:t>
+            </w:r>
+            <w:r>
+              <w:t xml:space="preserve">: por debajo de 1.0.2 no hay boton de panico, y la 1.0.2 no recupera contrasenas</w:t>
+            </w:r>
+          </w:p>
+        </w:tc>
+      </w:tr>
+      <w:tr>
+        <w:tc>
+          <w:tcPr/>
+          <w:p>
+            <w:pPr>
+              <w:pStyle w:val="Compact"/>
+              <w:jc w:val="left"/>
+            </w:pPr>
+            <w:r>
+              <w:t xml:space="preserve">INC-02</w:t>
+            </w:r>
+          </w:p>
+        </w:tc>
+        <w:tc>
+          <w:tcPr/>
+          <w:p>
+            <w:pPr>
+              <w:pStyle w:val="Compact"/>
+              <w:jc w:val="left"/>
+            </w:pPr>
+            <w:r>
+              <w:rPr>
+                <w:rStyle w:val="VerbatimChar"/>
+              </w:rPr>
+              <w:t xml:space="preserve">v1_analisis</w:t>
+            </w:r>
+            <w:r>
+              <w:t xml:space="preserve"> </w:t>
+            </w:r>
+            <w:r>
+              <w:t xml:space="preserve">fuera de todo compose</w:t>
+            </w:r>
+          </w:p>
+        </w:tc>
+        <w:tc>
+          <w:tcPr/>
+          <w:p>
+            <w:pPr>
+              <w:pStyle w:val="Compact"/>
+              <w:jc w:val="left"/>
+            </w:pPr>
+            <w:r>
+              <w:t xml:space="preserve">Operacion</w:t>
+            </w:r>
+          </w:p>
+        </w:tc>
+        <w:tc>
+          <w:tcPr/>
+          <w:p>
+            <w:pPr>
+              <w:pStyle w:val="Compact"/>
+              <w:jc w:val="left"/>
+            </w:pPr>
+            <w:r>
+              <w:t xml:space="preserve">🟡 MEDIO</w:t>
+            </w:r>
+          </w:p>
+        </w:tc>
+        <w:tc>
+          <w:tcPr/>
+          <w:p>
+            <w:pPr>
+              <w:pStyle w:val="Compact"/>
+              <w:jc w:val="left"/>
+            </w:pPr>
+            <w:r>
+              <w:t xml:space="preserve">Abierto. Definir si la migracion concluyo y apagarlo. Ya se respalda</w:t>
+            </w:r>
+          </w:p>
+        </w:tc>
+      </w:tr>
+      <w:tr>
+        <w:tc>
+          <w:tcPr/>
+          <w:p>
+            <w:pPr>
+              <w:pStyle w:val="Compact"/>
+              <w:jc w:val="left"/>
+            </w:pPr>
+            <w:r>
+              <w:t xml:space="preserve">OPS-01</w:t>
+            </w:r>
+          </w:p>
+        </w:tc>
+        <w:tc>
+          <w:tcPr/>
+          <w:p>
+            <w:pPr>
+              <w:pStyle w:val="Compact"/>
+              <w:jc w:val="left"/>
+            </w:pPr>
+            <w:r>
+              <w:t xml:space="preserve">Healthchecks</w:t>
+            </w:r>
+          </w:p>
+        </w:tc>
+        <w:tc>
+          <w:tcPr/>
+          <w:p>
+            <w:pPr>
+              <w:pStyle w:val="Compact"/>
+              <w:jc w:val="left"/>
+            </w:pPr>
+            <w:r>
+              <w:t xml:space="preserve">Operacion</w:t>
+            </w:r>
+          </w:p>
+        </w:tc>
+        <w:tc>
+          <w:tcPr/>
+          <w:p>
+            <w:pPr>
+              <w:pStyle w:val="Compact"/>
+              <w:jc w:val="left"/>
+            </w:pPr>
+            <w:r>
+              <w:t xml:space="preserve">🟡 MEDIO</w:t>
+            </w:r>
+          </w:p>
+        </w:tc>
+        <w:tc>
+          <w:tcPr/>
+          <w:p>
+            <w:pPr>
+              <w:pStyle w:val="Compact"/>
+              <w:jc w:val="left"/>
+            </w:pPr>
+            <w:r>
+              <w:rPr>
+                <w:b/>
+                <w:bCs/>
+              </w:rPr>
+              <w:t xml:space="preserve">PARCIAL.</w:t>
+            </w:r>
+            <w:r>
+              <w:t xml:space="preserve"> </w:t>
+            </w:r>
+            <w:r>
+              <w:t xml:space="preserve">Base y backend ya tienen;</w:t>
+            </w:r>
+            <w:r>
+              <w:t xml:space="preserve"> </w:t>
+            </w:r>
+            <w:r>
+              <w:rPr>
+                <w:b/>
+                <w:bCs/>
+              </w:rPr>
+              <w:t xml:space="preserve">falta nginx</w:t>
+            </w:r>
+          </w:p>
+        </w:tc>
+      </w:tr>
+      <w:tr>
+        <w:tc>
+          <w:tcPr/>
+          <w:p>
+            <w:pPr>
+              <w:pStyle w:val="Compact"/>
+              <w:jc w:val="left"/>
+            </w:pPr>
+            <w:r>
+              <w:t xml:space="preserve">DOC-01</w:t>
+            </w:r>
+          </w:p>
+        </w:tc>
+        <w:tc>
+          <w:tcPr/>
+          <w:p>
+            <w:pPr>
+              <w:pStyle w:val="Compact"/>
+              <w:jc w:val="left"/>
+            </w:pPr>
+            <w:r>
+              <w:t xml:space="preserve">57 tablas sin documentar</w:t>
+            </w:r>
+          </w:p>
+        </w:tc>
+        <w:tc>
+          <w:tcPr/>
+          <w:p>
+            <w:pPr>
+              <w:pStyle w:val="Compact"/>
+              <w:jc w:val="left"/>
+            </w:pPr>
+            <w:r>
+              <w:t xml:space="preserve">Documentacion</w:t>
+            </w:r>
+          </w:p>
+        </w:tc>
+        <w:tc>
+          <w:tcPr/>
+          <w:p>
+            <w:pPr>
+              <w:pStyle w:val="Compact"/>
+              <w:jc w:val="left"/>
+            </w:pPr>
+            <w:r>
+              <w:t xml:space="preserve">🟡 MEDIO</w:t>
+            </w:r>
+          </w:p>
+        </w:tc>
+        <w:tc>
+          <w:tcPr/>
+          <w:p>
+            <w:pPr>
+              <w:pStyle w:val="Compact"/>
+              <w:jc w:val="left"/>
+            </w:pPr>
+            <w:r>
+              <w:t xml:space="preserve">Abierto. Sesion dedicada</w:t>
+            </w:r>
+          </w:p>
+        </w:tc>
+      </w:tr>
+      <w:tr>
+        <w:tc>
+          <w:tcPr/>
+          <w:p>
+            <w:pPr>
+              <w:pStyle w:val="Compact"/>
+              <w:jc w:val="left"/>
+            </w:pPr>
+            <w:r>
+              <w:t xml:space="preserve">INC-03</w:t>
+            </w:r>
+          </w:p>
+        </w:tc>
+        <w:tc>
+          <w:tcPr/>
+          <w:p>
+            <w:pPr>
+              <w:pStyle w:val="Compact"/>
+              <w:jc w:val="left"/>
+            </w:pPr>
+            <w:r>
+              <w:rPr>
+                <w:rStyle w:val="VerbatimChar"/>
+              </w:rPr>
+              <w:t xml:space="preserve">openapi.yaml</w:t>
+            </w:r>
+            <w:r>
+              <w:t xml:space="preserve"> </w:t>
+            </w:r>
+            <w:r>
+              <w:t xml:space="preserve">a verificar</w:t>
+            </w:r>
+          </w:p>
+        </w:tc>
+        <w:tc>
+          <w:tcPr/>
+          <w:p>
+            <w:pPr>
+              <w:pStyle w:val="Compact"/>
+              <w:jc w:val="left"/>
+            </w:pPr>
+            <w:r>
+              <w:t xml:space="preserve">Documentacion</w:t>
+            </w:r>
+          </w:p>
+        </w:tc>
+        <w:tc>
+          <w:tcPr/>
+          <w:p>
+            <w:pPr>
+              <w:pStyle w:val="Compact"/>
+              <w:jc w:val="left"/>
+            </w:pPr>
+            <w:r>
+              <w:t xml:space="preserve">🔵 BAJO</w:t>
+            </w:r>
+          </w:p>
+        </w:tc>
+        <w:tc>
+          <w:tcPr/>
+          <w:p>
+            <w:pPr>
+              <w:pStyle w:val="Compact"/>
+              <w:jc w:val="left"/>
+            </w:pPr>
+            <w:r>
+              <w:t xml:space="preserve">Abierto. Contrastar con</w:t>
+            </w:r>
+            <w:r>
+              <w:t xml:space="preserve"> </w:t>
+            </w:r>
+            <w:r>
+              <w:rPr>
+                <w:rStyle w:val="VerbatimChar"/>
+              </w:rPr>
+              <w:t xml:space="preserve">route:list</w:t>
             </w:r>
           </w:p>
         </w:tc>
@@ -2913,105 +3814,6 @@
               <w:jc w:val="left"/>
             </w:pPr>
             <w:r>
-              <w:t xml:space="preserve">SEC-01</w:t>
-            </w:r>
-          </w:p>
-        </w:tc>
-        <w:tc>
-          <w:tcPr/>
-          <w:p>
-            <w:pPr>
-              <w:pStyle w:val="Compact"/>
-              <w:jc w:val="left"/>
-            </w:pPr>
-            <w:r>
-              <w:t xml:space="preserve">Biometria y credenciales por internet sin cifrar</w:t>
-            </w:r>
-          </w:p>
-        </w:tc>
-        <w:tc>
-          <w:tcPr/>
-          <w:p>
-            <w:pPr>
-              <w:pStyle w:val="Compact"/>
-              <w:jc w:val="left"/>
-            </w:pPr>
-            <w:r>
-              <w:t xml:space="preserve">Seguridad</w:t>
-            </w:r>
-          </w:p>
-        </w:tc>
-        <w:tc>
-          <w:tcPr/>
-          <w:p>
-            <w:pPr>
-              <w:pStyle w:val="Compact"/>
-              <w:jc w:val="left"/>
-            </w:pPr>
-            <w:r>
-              <w:t xml:space="preserve">🔴 CRITICO</w:t>
-            </w:r>
-          </w:p>
-        </w:tc>
-        <w:tc>
-          <w:tcPr/>
-          <w:p>
-            <w:pPr>
-              <w:pStyle w:val="Compact"/>
-              <w:jc w:val="left"/>
-            </w:pPr>
-            <w:r>
-              <w:rPr>
-                <w:b/>
-                <w:bCs/>
-              </w:rPr>
-              <w:t xml:space="preserve">Activar HTTPS.</w:t>
-            </w:r>
-            <w:r>
-              <w:t xml:space="preserve"> </w:t>
-            </w:r>
-            <w:r>
-              <w:t xml:space="preserve">Ya esta preparado en</w:t>
-            </w:r>
-            <w:r>
-              <w:t xml:space="preserve"> </w:t>
-            </w:r>
-            <w:r>
-              <w:rPr>
-                <w:rStyle w:val="VerbatimChar"/>
-              </w:rPr>
-              <w:t xml:space="preserve">docker-compose.prod.yml</w:t>
-            </w:r>
-            <w:r>
-              <w:t xml:space="preserve">. Luego quitar</w:t>
-            </w:r>
-            <w:r>
-              <w:t xml:space="preserve"> </w:t>
-            </w:r>
-            <w:r>
-              <w:rPr>
-                <w:rStyle w:val="VerbatimChar"/>
-              </w:rPr>
-              <w:t xml:space="preserve">usesCleartextTraffic</w:t>
-            </w:r>
-            <w:r>
-              <w:t xml:space="preserve"> </w:t>
-            </w:r>
-            <w:r>
-              <w:t xml:space="preserve">y recompilar el APK</w:t>
-            </w:r>
-          </w:p>
-        </w:tc>
-      </w:tr>
-      <w:tr>
-        <w:tc>
-          <w:tcPr/>
-          <w:p>
-            <w:pPr>
-              <w:pStyle w:val="Compact"/>
-              <w:jc w:val="left"/>
-            </w:pPr>
-            <w:r>
               <w:t xml:space="preserve">CONT-01</w:t>
             </w:r>
           </w:p>
@@ -3105,155 +3907,6 @@
               <w:jc w:val="left"/>
             </w:pPr>
             <w:r>
-              <w:t xml:space="preserve">CONT-02</w:t>
-            </w:r>
-          </w:p>
-        </w:tc>
-        <w:tc>
-          <w:tcPr/>
-          <w:p>
-            <w:pPr>
-              <w:pStyle w:val="Compact"/>
-              <w:jc w:val="left"/>
-            </w:pPr>
-            <w:r>
-              <w:t xml:space="preserve">Keystore sin copia fuera del servidor</w:t>
-            </w:r>
-          </w:p>
-        </w:tc>
-        <w:tc>
-          <w:tcPr/>
-          <w:p>
-            <w:pPr>
-              <w:pStyle w:val="Compact"/>
-              <w:jc w:val="left"/>
-            </w:pPr>
-            <w:r>
-              <w:t xml:space="preserve">Continuidad</w:t>
-            </w:r>
-          </w:p>
-        </w:tc>
-        <w:tc>
-          <w:tcPr/>
-          <w:p>
-            <w:pPr>
-              <w:pStyle w:val="Compact"/>
-              <w:jc w:val="left"/>
-            </w:pPr>
-            <w:r>
-              <w:t xml:space="preserve">🔴 CRITICO</w:t>
-            </w:r>
-          </w:p>
-        </w:tc>
-        <w:tc>
-          <w:tcPr/>
-          <w:p>
-            <w:pPr>
-              <w:pStyle w:val="Compact"/>
-              <w:jc w:val="left"/>
-            </w:pPr>
-            <w:r>
-              <w:t xml:space="preserve">Copia en almacen de secretos. Sin el,</w:t>
-            </w:r>
-            <w:r>
-              <w:t xml:space="preserve"> </w:t>
-            </w:r>
-            <w:r>
-              <w:rPr>
-                <w:b/>
-                <w:bCs/>
-              </w:rPr>
-              <w:t xml:space="preserve">no hay mas actualizaciones de la app</w:t>
-            </w:r>
-          </w:p>
-        </w:tc>
-      </w:tr>
-      <w:tr>
-        <w:tc>
-          <w:tcPr/>
-          <w:p>
-            <w:pPr>
-              <w:pStyle w:val="Compact"/>
-              <w:jc w:val="left"/>
-            </w:pPr>
-            <w:r>
-              <w:t xml:space="preserve">SEC-02</w:t>
-            </w:r>
-          </w:p>
-        </w:tc>
-        <w:tc>
-          <w:tcPr/>
-          <w:p>
-            <w:pPr>
-              <w:pStyle w:val="Compact"/>
-              <w:jc w:val="left"/>
-            </w:pPr>
-            <w:r>
-              <w:t xml:space="preserve">Bind mounts de codigo en produccion</w:t>
-            </w:r>
-          </w:p>
-        </w:tc>
-        <w:tc>
-          <w:tcPr/>
-          <w:p>
-            <w:pPr>
-              <w:pStyle w:val="Compact"/>
-              <w:jc w:val="left"/>
-            </w:pPr>
-            <w:r>
-              <w:t xml:space="preserve">Seguridad</w:t>
-            </w:r>
-          </w:p>
-        </w:tc>
-        <w:tc>
-          <w:tcPr/>
-          <w:p>
-            <w:pPr>
-              <w:pStyle w:val="Compact"/>
-              <w:jc w:val="left"/>
-            </w:pPr>
-            <w:r>
-              <w:t xml:space="preserve">🟠 ALTO</w:t>
-            </w:r>
-          </w:p>
-        </w:tc>
-        <w:tc>
-          <w:tcPr/>
-          <w:p>
-            <w:pPr>
-              <w:pStyle w:val="Compact"/>
-              <w:jc w:val="left"/>
-            </w:pPr>
-            <w:r>
-              <w:t xml:space="preserve">Imagen con</w:t>
-            </w:r>
-            <w:r>
-              <w:t xml:space="preserve"> </w:t>
-            </w:r>
-            <w:r>
-              <w:rPr>
-                <w:rStyle w:val="VerbatimChar"/>
-              </w:rPr>
-              <w:t xml:space="preserve">COPY</w:t>
-            </w:r>
-            <w:r>
-              <w:t xml:space="preserve"> </w:t>
-            </w:r>
-            <w:r>
-              <w:t xml:space="preserve">para produccion</w:t>
-            </w:r>
-          </w:p>
-        </w:tc>
-      </w:tr>
-      <w:tr>
-        <w:tc>
-          <w:tcPr/>
-          <w:p>
-            <w:pPr>
-              <w:pStyle w:val="Compact"/>
-              <w:jc w:val="left"/>
-            </w:pPr>
-            <w:r>
               <w:t xml:space="preserve">SEC-05</w:t>
             </w:r>
           </w:p>
@@ -3358,31 +4011,47 @@
               <w:jc w:val="left"/>
             </w:pPr>
             <w:r>
-              <w:t xml:space="preserve">MOV-01</w:t>
-            </w:r>
-          </w:p>
-        </w:tc>
-        <w:tc>
-          <w:tcPr/>
-          <w:p>
-            <w:pPr>
-              <w:pStyle w:val="Compact"/>
-              <w:jc w:val="left"/>
-            </w:pPr>
-            <w:r>
-              <w:t xml:space="preserve">Tablets posiblemente sin boton de panico</w:t>
-            </w:r>
-          </w:p>
-        </w:tc>
-        <w:tc>
-          <w:tcPr/>
-          <w:p>
-            <w:pPr>
-              <w:pStyle w:val="Compact"/>
-              <w:jc w:val="left"/>
-            </w:pPr>
-            <w:r>
-              <w:t xml:space="preserve">Operacion</w:t>
+              <w:t xml:space="preserve">GES-01</w:t>
+            </w:r>
+          </w:p>
+        </w:tc>
+        <w:tc>
+          <w:tcPr/>
+          <w:p>
+            <w:pPr>
+              <w:pStyle w:val="Compact"/>
+              <w:jc w:val="left"/>
+            </w:pPr>
+            <w:r>
+              <w:t xml:space="preserve">✅</w:t>
+            </w:r>
+            <w:r>
+              <w:t xml:space="preserve"> </w:t>
+            </w:r>
+            <w:r>
+              <w:rPr>
+                <w:b/>
+                <w:bCs/>
+              </w:rPr>
+              <w:t xml:space="preserve">RESUELTO</w:t>
+            </w:r>
+            <w:r>
+              <w:t xml:space="preserve"> </w:t>
+            </w:r>
+            <w:r>
+              <w:t xml:space="preserve">— Repositorio sin remoto</w:t>
+            </w:r>
+          </w:p>
+        </w:tc>
+        <w:tc>
+          <w:tcPr/>
+          <w:p>
+            <w:pPr>
+              <w:pStyle w:val="Compact"/>
+              <w:jc w:val="left"/>
+            </w:pPr>
+            <w:r>
+              <w:t xml:space="preserve">Gestion</w:t>
             </w:r>
           </w:p>
         </w:tc>
@@ -3406,211 +4075,47 @@
               <w:jc w:val="left"/>
             </w:pPr>
             <w:r>
-              <w:t xml:space="preserve">Censar versiones; actualizar a 1.0.2</w:t>
-            </w:r>
-          </w:p>
-        </w:tc>
-      </w:tr>
-      <w:tr>
-        <w:tc>
-          <w:tcPr/>
-          <w:p>
-            <w:pPr>
-              <w:pStyle w:val="Compact"/>
-              <w:jc w:val="left"/>
-            </w:pPr>
-            <w:r>
-              <w:t xml:space="preserve">INC-02</w:t>
-            </w:r>
-          </w:p>
-        </w:tc>
-        <w:tc>
-          <w:tcPr/>
-          <w:p>
-            <w:pPr>
-              <w:pStyle w:val="Compact"/>
-              <w:jc w:val="left"/>
-            </w:pPr>
+              <w:t xml:space="preserve">Publicado en GitHub (</w:t>
+            </w:r>
             <w:r>
               <w:rPr>
                 <w:rStyle w:val="VerbatimChar"/>
               </w:rPr>
-              <w:t xml:space="preserve">v1_analisis</w:t>
+              <w:t xml:space="preserve">megaman0012/appguardia</w:t>
+            </w:r>
+            <w:r>
+              <w:t xml:space="preserve">). El keystore</w:t>
             </w:r>
             <w:r>
               <w:t xml:space="preserve"> </w:t>
             </w:r>
             <w:r>
-              <w:t xml:space="preserve">fuera de control</w:t>
-            </w:r>
-          </w:p>
-        </w:tc>
-        <w:tc>
-          <w:tcPr/>
-          <w:p>
-            <w:pPr>
-              <w:pStyle w:val="Compact"/>
-              <w:jc w:val="left"/>
-            </w:pPr>
-            <w:r>
-              <w:t xml:space="preserve">Operacion</w:t>
-            </w:r>
-          </w:p>
-        </w:tc>
-        <w:tc>
-          <w:tcPr/>
-          <w:p>
-            <w:pPr>
-              <w:pStyle w:val="Compact"/>
-              <w:jc w:val="left"/>
-            </w:pPr>
-            <w:r>
-              <w:t xml:space="preserve">🟡 MEDIO</w:t>
-            </w:r>
-          </w:p>
-        </w:tc>
-        <w:tc>
-          <w:tcPr/>
-          <w:p>
-            <w:pPr>
-              <w:pStyle w:val="Compact"/>
-              <w:jc w:val="left"/>
-            </w:pPr>
-            <w:r>
-              <w:t xml:space="preserve">Definir si la migracion concluyo; respaldar y apagar</w:t>
-            </w:r>
-          </w:p>
-        </w:tc>
-      </w:tr>
-      <w:tr>
-        <w:tc>
-          <w:tcPr/>
-          <w:p>
-            <w:pPr>
-              <w:pStyle w:val="Compact"/>
-              <w:jc w:val="left"/>
-            </w:pPr>
-            <w:r>
-              <w:t xml:space="preserve">OPS-01</w:t>
-            </w:r>
-          </w:p>
-        </w:tc>
-        <w:tc>
-          <w:tcPr/>
-          <w:p>
-            <w:pPr>
-              <w:pStyle w:val="Compact"/>
-              <w:jc w:val="left"/>
-            </w:pPr>
-            <w:r>
-              <w:t xml:space="preserve">Backend y nginx sin healthcheck</w:t>
-            </w:r>
-          </w:p>
-        </w:tc>
-        <w:tc>
-          <w:tcPr/>
-          <w:p>
-            <w:pPr>
-              <w:pStyle w:val="Compact"/>
-              <w:jc w:val="left"/>
-            </w:pPr>
-            <w:r>
-              <w:t xml:space="preserve">Operacion</w:t>
-            </w:r>
-          </w:p>
-        </w:tc>
-        <w:tc>
-          <w:tcPr/>
-          <w:p>
-            <w:pPr>
-              <w:pStyle w:val="Compact"/>
-              <w:jc w:val="left"/>
-            </w:pPr>
-            <w:r>
-              <w:t xml:space="preserve">🟡 MEDIO</w:t>
-            </w:r>
-          </w:p>
-        </w:tc>
-        <w:tc>
-          <w:tcPr/>
-          <w:p>
-            <w:pPr>
-              <w:pStyle w:val="Compact"/>
-              <w:jc w:val="left"/>
-            </w:pPr>
-            <w:r>
-              <w:t xml:space="preserve">Agregarlos</w:t>
-            </w:r>
-          </w:p>
-        </w:tc>
-      </w:tr>
-      <w:tr>
-        <w:tc>
-          <w:tcPr/>
-          <w:p>
-            <w:pPr>
-              <w:pStyle w:val="Compact"/>
-              <w:jc w:val="left"/>
-            </w:pPr>
-            <w:r>
-              <w:t xml:space="preserve">INC-03</w:t>
-            </w:r>
-          </w:p>
-        </w:tc>
-        <w:tc>
-          <w:tcPr/>
-          <w:p>
-            <w:pPr>
-              <w:pStyle w:val="Compact"/>
-              <w:jc w:val="left"/>
-            </w:pPr>
+              <w:rPr>
+                <w:b/>
+                <w:bCs/>
+              </w:rPr>
+              <w:t xml:space="preserve">no</w:t>
+            </w:r>
+            <w:r>
+              <w:t xml:space="preserve"> </w:t>
+            </w:r>
+            <w:r>
+              <w:t xml:space="preserve">se publica:</w:t>
+            </w:r>
+            <w:r>
+              <w:t xml:space="preserve"> </w:t>
+            </w:r>
             <w:r>
               <w:rPr>
                 <w:rStyle w:val="VerbatimChar"/>
               </w:rPr>
-              <w:t xml:space="preserve">openapi.yaml</w:t>
+              <w:t xml:space="preserve">.gitignore</w:t>
             </w:r>
             <w:r>
               <w:t xml:space="preserve"> </w:t>
             </w:r>
             <w:r>
-              <w:t xml:space="preserve">a verificar</w:t>
-            </w:r>
-          </w:p>
-        </w:tc>
-        <w:tc>
-          <w:tcPr/>
-          <w:p>
-            <w:pPr>
-              <w:pStyle w:val="Compact"/>
-              <w:jc w:val="left"/>
-            </w:pPr>
-            <w:r>
-              <w:t xml:space="preserve">Documentacion</w:t>
-            </w:r>
-          </w:p>
-        </w:tc>
-        <w:tc>
-          <w:tcPr/>
-          <w:p>
-            <w:pPr>
-              <w:pStyle w:val="Compact"/>
-              <w:jc w:val="left"/>
-            </w:pPr>
-            <w:r>
-              <w:t xml:space="preserve">🔵 BAJO</w:t>
-            </w:r>
-          </w:p>
-        </w:tc>
-        <w:tc>
-          <w:tcPr/>
-          <w:p>
-            <w:pPr>
-              <w:pStyle w:val="Compact"/>
-              <w:jc w:val="left"/>
-            </w:pPr>
-            <w:r>
-              <w:t xml:space="preserve">Contrastar con</w:t>
+              <w:t xml:space="preserve">excluye</w:t>
             </w:r>
             <w:r>
               <w:t xml:space="preserve"> </w:t>
@@ -3619,131 +4124,25 @@
               <w:rPr>
                 <w:rStyle w:val="VerbatimChar"/>
               </w:rPr>
-              <w:t xml:space="preserve">route:list</w:t>
-            </w:r>
-          </w:p>
-        </w:tc>
-      </w:tr>
-      <w:tr>
-        <w:tc>
-          <w:tcPr/>
-          <w:p>
-            <w:pPr>
-              <w:pStyle w:val="Compact"/>
-              <w:jc w:val="left"/>
-            </w:pPr>
-            <w:r>
-              <w:t xml:space="preserve">GES-01</w:t>
-            </w:r>
-          </w:p>
-        </w:tc>
-        <w:tc>
-          <w:tcPr/>
-          <w:p>
-            <w:pPr>
-              <w:pStyle w:val="Compact"/>
-              <w:jc w:val="left"/>
-            </w:pPr>
-            <w:r>
-              <w:t xml:space="preserve">Repositorio sin remoto</w:t>
-            </w:r>
-          </w:p>
-        </w:tc>
-        <w:tc>
-          <w:tcPr/>
-          <w:p>
-            <w:pPr>
-              <w:pStyle w:val="Compact"/>
-              <w:jc w:val="left"/>
-            </w:pPr>
-            <w:r>
-              <w:t xml:space="preserve">Gestion</w:t>
-            </w:r>
-          </w:p>
-        </w:tc>
-        <w:tc>
-          <w:tcPr/>
-          <w:p>
-            <w:pPr>
-              <w:pStyle w:val="Compact"/>
-              <w:jc w:val="left"/>
-            </w:pPr>
-            <w:r>
-              <w:t xml:space="preserve">🟡 MEDIO</w:t>
-            </w:r>
-          </w:p>
-        </w:tc>
-        <w:tc>
-          <w:tcPr/>
-          <w:p>
-            <w:pPr>
-              <w:pStyle w:val="Compact"/>
-              <w:jc w:val="left"/>
-            </w:pPr>
-            <w:r>
-              <w:t xml:space="preserve">Publicar; el keystore exige ademas custodia aparte</w:t>
-            </w:r>
-          </w:p>
-        </w:tc>
-      </w:tr>
-      <w:tr>
-        <w:tc>
-          <w:tcPr/>
-          <w:p>
-            <w:pPr>
-              <w:pStyle w:val="Compact"/>
-              <w:jc w:val="left"/>
-            </w:pPr>
-            <w:r>
-              <w:t xml:space="preserve">DOC-01</w:t>
-            </w:r>
-          </w:p>
-        </w:tc>
-        <w:tc>
-          <w:tcPr/>
-          <w:p>
-            <w:pPr>
-              <w:pStyle w:val="Compact"/>
-              <w:jc w:val="left"/>
-            </w:pPr>
-            <w:r>
-              <w:t xml:space="preserve">57 tablas sin documentar</w:t>
-            </w:r>
-          </w:p>
-        </w:tc>
-        <w:tc>
-          <w:tcPr/>
-          <w:p>
-            <w:pPr>
-              <w:pStyle w:val="Compact"/>
-              <w:jc w:val="left"/>
-            </w:pPr>
-            <w:r>
-              <w:t xml:space="preserve">Documentacion</w:t>
-            </w:r>
-          </w:p>
-        </w:tc>
-        <w:tc>
-          <w:tcPr/>
-          <w:p>
-            <w:pPr>
-              <w:pStyle w:val="Compact"/>
-              <w:jc w:val="left"/>
-            </w:pPr>
-            <w:r>
-              <w:t xml:space="preserve">🟡 MEDIO</w:t>
-            </w:r>
-          </w:p>
-        </w:tc>
-        <w:tc>
-          <w:tcPr/>
-          <w:p>
-            <w:pPr>
-              <w:pStyle w:val="Compact"/>
-              <w:jc w:val="left"/>
-            </w:pPr>
-            <w:r>
-              <w:t xml:space="preserve">Sesion dedicada</w:t>
+              <w:t xml:space="preserve">/apk/</w:t>
+            </w:r>
+            <w:r>
+              <w:t xml:space="preserve"> </w:t>
+            </w:r>
+            <w:r>
+              <w:t xml:space="preserve">y</w:t>
+            </w:r>
+            <w:r>
+              <w:t xml:space="preserve"> </w:t>
+            </w:r>
+            <w:r>
+              <w:rPr>
+                <w:rStyle w:val="VerbatimChar"/>
+              </w:rPr>
+              <w:t xml:space="preserve">*.jks</w:t>
+            </w:r>
+            <w:r>
+              <w:t xml:space="preserve">, y su custodia aparte sigue pendiente (CONT-02)</w:t>
             </w:r>
           </w:p>
         </w:tc>
@@ -3772,31 +4171,38 @@
           <w:b/>
           <w:bCs/>
         </w:rPr>
-        <w:t xml:space="preserve">SEC-00 — cerrar la toma de cuentas.</w:t>
-      </w:r>
-      <w:r>
-        <w:t xml:space="preserve"> </w:t>
-      </w:r>
-      <w:r>
-        <w:t xml:space="preserve">Hoy cualquiera en internet puede</w:t>
-      </w:r>
-      <w:r>
-        <w:t xml:space="preserve"> </w:t>
-      </w:r>
-      <w:r>
-        <w:t xml:space="preserve">hacerse con la cuenta administrativa de un sistema con 12.664 biometrias.</w:t>
-      </w:r>
-      <w:r>
-        <w:t xml:space="preserve"> </w:t>
-      </w:r>
-      <w:r>
-        <w:t xml:space="preserve">Va por delante de todo lo demas, incluido HTTPS: de nada sirve cifrar el</w:t>
-      </w:r>
-      <w:r>
-        <w:t xml:space="preserve"> </w:t>
-      </w:r>
-      <w:r>
-        <w:t xml:space="preserve">canal si la puerta esta abierta.</w:t>
+        <w:t xml:space="preserve">SEC-01 — activar HTTPS.</w:t>
+      </w:r>
+      <w:r>
+        <w:t xml:space="preserve"> </w:t>
+      </w:r>
+      <w:r>
+        <w:t xml:space="preserve">Es el unico critico de seguridad que queda y el</w:t>
+      </w:r>
+      <w:r>
+        <w:t xml:space="preserve"> </w:t>
+      </w:r>
+      <w:r>
+        <w:t xml:space="preserve">trabajo tecnico ya esta hecho.</w:t>
+      </w:r>
+      <w:r>
+        <w:t xml:space="preserve"> </w:t>
+      </w:r>
+      <w:r>
+        <w:rPr>
+          <w:b/>
+          <w:bCs/>
+        </w:rPr>
+        <w:t xml:space="preserve">Depende de que se libere el dominio</w:t>
+      </w:r>
+      <w:r>
+        <w:t xml:space="preserve">, asi</w:t>
+      </w:r>
+      <w:r>
+        <w:t xml:space="preserve"> </w:t>
+      </w:r>
+      <w:r>
+        <w:t xml:space="preserve">que lo accionable hoy es pedirlo.</w:t>
       </w:r>
     </w:p>
     <w:p>
@@ -3812,19 +4218,19 @@
           <w:b/>
           <w:bCs/>
         </w:rPr>
-        <w:t xml:space="preserve">CONT-02 — copiar el keystore fuera del servidor.</w:t>
-      </w:r>
-      <w:r>
-        <w:t xml:space="preserve"> </w:t>
-      </w:r>
-      <w:r>
-        <w:t xml:space="preserve">Toma minutos y su</w:t>
-      </w:r>
-      <w:r>
-        <w:t xml:space="preserve"> </w:t>
-      </w:r>
-      <w:r>
-        <w:t xml:space="preserve">perdida es irreversible.</w:t>
+        <w:t xml:space="preserve">CONT-02 — copiar el respaldo y el keystore fuera del servidor.</w:t>
+      </w:r>
+      <w:r>
+        <w:t xml:space="preserve"> </w:t>
+      </w:r>
+      <w:r>
+        <w:t xml:space="preserve">Toma</w:t>
+      </w:r>
+      <w:r>
+        <w:t xml:space="preserve"> </w:t>
+      </w:r>
+      <w:r>
+        <w:t xml:space="preserve">minutos una vez decidida la maquina de destino, y su perdida es irreversible.</w:t>
       </w:r>
     </w:p>
     <w:p>
@@ -3840,25 +4246,19 @@
           <w:b/>
           <w:bCs/>
         </w:rPr>
-        <w:t xml:space="preserve">SEC-01 — activar HTTPS.</w:t>
-      </w:r>
-      <w:r>
-        <w:t xml:space="preserve"> </w:t>
-      </w:r>
-      <w:r>
-        <w:t xml:space="preserve">Ya esta preparado en</w:t>
-      </w:r>
-      <w:r>
-        <w:t xml:space="preserve"> </w:t>
-      </w:r>
-      <w:r>
-        <w:rPr>
-          <w:rStyle w:val="VerbatimChar"/>
-        </w:rPr>
-        <w:t xml:space="preserve">docker-compose.prod.yml</w:t>
-      </w:r>
-      <w:r>
-        <w:t xml:space="preserve">.</w:t>
+        <w:t xml:space="preserve">MOV-01 — censo de tablets</w:t>
+      </w:r>
+      <w:r>
+        <w:t xml:space="preserve"> </w:t>
+      </w:r>
+      <w:r>
+        <w:t xml:space="preserve">y actualizacion a 1.0.7. Una app de guardias</w:t>
+      </w:r>
+      <w:r>
+        <w:t xml:space="preserve"> </w:t>
+      </w:r>
+      <w:r>
+        <w:t xml:space="preserve">sin boton de panico es un riesgo operativo directo.</w:t>
       </w:r>
     </w:p>
     <w:p>
@@ -3874,19 +4274,10 @@
           <w:b/>
           <w:bCs/>
         </w:rPr>
-        <w:t xml:space="preserve">CONT-01 — respaldo.</w:t>
-      </w:r>
-      <w:r>
-        <w:t xml:space="preserve"> </w:t>
-      </w:r>
-      <w:r>
-        <w:t xml:space="preserve">El sistema con mas datos del servidor no tiene</w:t>
-      </w:r>
-      <w:r>
-        <w:t xml:space="preserve"> </w:t>
-      </w:r>
-      <w:r>
-        <w:t xml:space="preserve">ninguno.</w:t>
+        <w:t xml:space="preserve">OPS-01 — healthcheck de nginx</w:t>
+      </w:r>
+      <w:r>
+        <w:t xml:space="preserve">, que es lo unico que falta de ese punto.</w:t>
       </w:r>
     </w:p>
     <w:p>
@@ -3902,47 +4293,52 @@
           <w:b/>
           <w:bCs/>
         </w:rPr>
-        <w:t xml:space="preserve">MOV-01 — censo de tablets.</w:t>
-      </w:r>
-      <w:r>
-        <w:t xml:space="preserve"> </w:t>
-      </w:r>
-      <w:r>
-        <w:t xml:space="preserve">Una app de guardias sin boton de panico es un</w:t>
-      </w:r>
-      <w:r>
-        <w:t xml:space="preserve"> </w:t>
-      </w:r>
-      <w:r>
-        <w:t xml:space="preserve">riesgo operativo directo.</w:t>
-      </w:r>
-    </w:p>
-    <w:p>
-      <w:pPr>
-        <w:pStyle w:val="Compact"/>
-        <w:numPr>
-          <w:ilvl w:val="0"/>
-          <w:numId w:val="1002"/>
-        </w:numPr>
-      </w:pPr>
-      <w:r>
-        <w:rPr>
-          <w:b/>
-          <w:bCs/>
-        </w:rPr>
-        <w:t xml:space="preserve">SEC-05 / T-30 — aislamiento entre instituciones.</w:t>
-      </w:r>
-    </w:p>
-    <w:p>
-      <w:pPr>
-        <w:pStyle w:val="Compact"/>
-        <w:numPr>
-          <w:ilvl w:val="0"/>
-          <w:numId w:val="1002"/>
-        </w:numPr>
-      </w:pPr>
-      <w:r>
-        <w:t xml:space="preserve">SEC-02, INC-02, OPS-01 y el resto.</w:t>
+        <w:t xml:space="preserve">SEC-02</w:t>
+      </w:r>
+      <w:r>
+        <w:t xml:space="preserve">,</w:t>
+      </w:r>
+      <w:r>
+        <w:t xml:space="preserve"> </w:t>
+      </w:r>
+      <w:r>
+        <w:rPr>
+          <w:b/>
+          <w:bCs/>
+        </w:rPr>
+        <w:t xml:space="preserve">INC-02</w:t>
+      </w:r>
+      <w:r>
+        <w:t xml:space="preserve">,</w:t>
+      </w:r>
+      <w:r>
+        <w:t xml:space="preserve"> </w:t>
+      </w:r>
+      <w:r>
+        <w:rPr>
+          <w:b/>
+          <w:bCs/>
+        </w:rPr>
+        <w:t xml:space="preserve">DOC-01</w:t>
+      </w:r>
+      <w:r>
+        <w:t xml:space="preserve">,</w:t>
+      </w:r>
+      <w:r>
+        <w:t xml:space="preserve"> </w:t>
+      </w:r>
+      <w:r>
+        <w:rPr>
+          <w:b/>
+          <w:bCs/>
+        </w:rPr>
+        <w:t xml:space="preserve">INC-03</w:t>
+      </w:r>
+      <w:r>
+        <w:t xml:space="preserve"> </w:t>
+      </w:r>
+      <w:r>
+        <w:t xml:space="preserve">y el resto.</w:t>
       </w:r>
     </w:p>
     <w:p>
@@ -3961,7 +4357,57 @@
           <w:i/>
           <w:iCs/>
         </w:rPr>
-        <w:t xml:space="preserve">Ningun cambio fue aplicado durante esta auditoria.</w:t>
+        <w:t xml:space="preserve">Version 1.0: ningun cambio fue aplicado durante la auditoria. A partir de la</w:t>
+      </w:r>
+      <w:r>
+        <w:rPr>
+          <w:i/>
+          <w:iCs/>
+        </w:rPr>
+        <w:t xml:space="preserve"> </w:t>
+      </w:r>
+      <w:r>
+        <w:rPr>
+          <w:i/>
+          <w:iCs/>
+        </w:rPr>
+        <w:t xml:space="preserve">v2.0 este documento registra las correcciones ya desplegadas; el detalle de cada</w:t>
+      </w:r>
+      <w:r>
+        <w:rPr>
+          <w:i/>
+          <w:iCs/>
+        </w:rPr>
+        <w:t xml:space="preserve"> </w:t>
+      </w:r>
+      <w:r>
+        <w:rPr>
+          <w:i/>
+          <w:iCs/>
+        </w:rPr>
+        <w:t xml:space="preserve">una, con su causa raiz, esta en</w:t>
+      </w:r>
+      <w:r>
+        <w:rPr>
+          <w:i/>
+          <w:iCs/>
+        </w:rPr>
+        <w:t xml:space="preserve"> </w:t>
+      </w:r>
+      <w:r>
+        <w:rPr>
+          <w:rStyle w:val="VerbatimChar"/>
+          <w:i/>
+          <w:iCs/>
+        </w:rPr>
+        <w:t xml:space="preserve">ROADMAP.md</w:t>
+      </w:r>
+      <w:r>
+        <w:rPr>
+          <w:i/>
+          <w:iCs/>
+        </w:rPr>
+        <w:t xml:space="preserve">.</w:t>
       </w:r>
     </w:p>
     <w:bookmarkEnd w:id="42"/>
